--- a/TS_ODATA_PRODUCT_FAMILY_CRUD.docx
+++ b/TS_ODATA_PRODUCT_FAMILY_CRUD.docx
@@ -962,7 +962,21 @@
         <w:rPr>
           <w:lang w:val="en-US"/>
         </w:rPr>
-        <w:t>Here business user wants an OData API through which he/she can create/update/Delete mass record in a SAP Custom table (</w:t>
+        <w:t xml:space="preserve">Here business user wants an OData API through which he/she can create/update/Delete mass record in </w:t>
+      </w:r>
+      <w:proofErr w:type="gramStart"/>
+      <w:r>
+        <w:rPr>
+          <w:lang w:val="en-US"/>
+        </w:rPr>
+        <w:t>a</w:t>
+      </w:r>
+      <w:proofErr w:type="gramEnd"/>
+      <w:r>
+        <w:rPr>
+          <w:lang w:val="en-US"/>
+        </w:rPr>
+        <w:t xml:space="preserve"> SAP Custom table (</w:t>
       </w:r>
       <w:r>
         <w:rPr>
@@ -998,6 +1012,7 @@
       </w:pPr>
       <w:r>
         <w:rPr>
+          <w:noProof/>
           <w:lang w:val="en-US"/>
         </w:rPr>
         <w:drawing>
@@ -1016,7 +1031,7 @@
                     <pic:cNvPicPr/>
                   </pic:nvPicPr>
                   <pic:blipFill>
-                    <a:blip r:embed="rId7"/>
+                    <a:blip r:embed="rId8"/>
                     <a:stretch>
                       <a:fillRect/>
                     </a:stretch>
@@ -1441,7 +1456,25 @@
           <w:szCs w:val="28"/>
           <w:lang w:val="en-US"/>
         </w:rPr>
-        <w:t xml:space="preserve">Data API’s , we have to use the tcode </w:t>
+        <w:t xml:space="preserve">Data </w:t>
+      </w:r>
+      <w:proofErr w:type="gramStart"/>
+      <w:r>
+        <w:rPr>
+          <w:sz w:val="28"/>
+          <w:szCs w:val="28"/>
+          <w:lang w:val="en-US"/>
+        </w:rPr>
+        <w:t>API’s ,</w:t>
+      </w:r>
+      <w:proofErr w:type="gramEnd"/>
+      <w:r>
+        <w:rPr>
+          <w:sz w:val="28"/>
+          <w:szCs w:val="28"/>
+          <w:lang w:val="en-US"/>
+        </w:rPr>
+        <w:t xml:space="preserve"> we have to use the tcode </w:t>
       </w:r>
       <w:r>
         <w:rPr>
@@ -2141,6 +2174,7 @@
       </w:pPr>
       <w:r>
         <w:rPr>
+          <w:noProof/>
           <w:sz w:val="20"/>
           <w:szCs w:val="20"/>
           <w:lang w:val="en-US"/>
@@ -2177,7 +2211,7 @@
                     <pic:cNvPicPr/>
                   </pic:nvPicPr>
                   <pic:blipFill>
-                    <a:blip r:embed="rId8">
+                    <a:blip r:embed="rId9">
                       <a:extLst>
                         <a:ext uri="{28A0092B-C50C-407E-A947-70E740481C1C}">
                           <a14:useLocalDpi xmlns:a14="http://schemas.microsoft.com/office/drawing/2010/main" val="0"/>
@@ -2561,6 +2595,7 @@
       </w:pPr>
       <w:r>
         <w:rPr>
+          <w:noProof/>
           <w:sz w:val="20"/>
           <w:szCs w:val="20"/>
           <w:lang w:val="en-US"/>
@@ -2581,7 +2616,7 @@
                     <pic:cNvPicPr/>
                   </pic:nvPicPr>
                   <pic:blipFill>
-                    <a:blip r:embed="rId9"/>
+                    <a:blip r:embed="rId10"/>
                     <a:stretch>
                       <a:fillRect/>
                     </a:stretch>
@@ -2649,6 +2684,7 @@
       </w:pPr>
       <w:r>
         <w:rPr>
+          <w:noProof/>
           <w:lang w:val="en-US"/>
         </w:rPr>
         <w:drawing>
@@ -2667,7 +2703,7 @@
                     <pic:cNvPicPr/>
                   </pic:nvPicPr>
                   <pic:blipFill>
-                    <a:blip r:embed="rId10"/>
+                    <a:blip r:embed="rId11"/>
                     <a:stretch>
                       <a:fillRect/>
                     </a:stretch>
@@ -3649,6 +3685,9 @@
         </mc:AlternateContent>
       </w:r>
       <w:r>
+        <w:rPr>
+          <w:noProof/>
+        </w:rPr>
         <w:drawing>
           <wp:inline distT="0" distB="0" distL="0" distR="0" wp14:anchorId="59076A5A" wp14:editId="14F215C8">
             <wp:extent cx="6645910" cy="2592070"/>
@@ -3665,7 +3704,7 @@
                     <pic:cNvPicPr/>
                   </pic:nvPicPr>
                   <pic:blipFill>
-                    <a:blip r:embed="rId11"/>
+                    <a:blip r:embed="rId12"/>
                     <a:stretch>
                       <a:fillRect/>
                     </a:stretch>
@@ -5043,6 +5082,7 @@
       </w:r>
       <w:r>
         <w:rPr>
+          <w:noProof/>
           <w:lang w:val="en-US"/>
         </w:rPr>
         <w:drawing>
@@ -5061,7 +5101,7 @@
                     <pic:cNvPicPr/>
                   </pic:nvPicPr>
                   <pic:blipFill>
-                    <a:blip r:embed="rId12"/>
+                    <a:blip r:embed="rId13"/>
                     <a:stretch>
                       <a:fillRect/>
                     </a:stretch>
@@ -9629,6 +9669,7 @@
       </w:r>
       <w:r>
         <w:rPr>
+          <w:noProof/>
           <w:lang w:val="en-US"/>
         </w:rPr>
         <w:drawing>
@@ -9636,102 +9677,6 @@
             <wp:extent cx="6645910" cy="2493010"/>
             <wp:effectExtent l="0" t="0" r="2540" b="2540"/>
             <wp:docPr id="21" name="Picture 21"/>
-            <wp:cNvGraphicFramePr>
-              <a:graphicFrameLocks xmlns:a="http://schemas.openxmlformats.org/drawingml/2006/main" noChangeAspect="1"/>
-            </wp:cNvGraphicFramePr>
-            <a:graphic xmlns:a="http://schemas.openxmlformats.org/drawingml/2006/main">
-              <a:graphicData uri="http://schemas.openxmlformats.org/drawingml/2006/picture">
-                <pic:pic xmlns:pic="http://schemas.openxmlformats.org/drawingml/2006/picture">
-                  <pic:nvPicPr>
-                    <pic:cNvPr id="1" name=""/>
-                    <pic:cNvPicPr/>
-                  </pic:nvPicPr>
-                  <pic:blipFill>
-                    <a:blip r:embed="rId13"/>
-                    <a:stretch>
-                      <a:fillRect/>
-                    </a:stretch>
-                  </pic:blipFill>
-                  <pic:spPr>
-                    <a:xfrm>
-                      <a:off x="0" y="0"/>
-                      <a:ext cx="6645910" cy="2493010"/>
-                    </a:xfrm>
-                    <a:prstGeom prst="rect">
-                      <a:avLst/>
-                    </a:prstGeom>
-                  </pic:spPr>
-                </pic:pic>
-              </a:graphicData>
-            </a:graphic>
-          </wp:inline>
-        </w:drawing>
-      </w:r>
-    </w:p>
-    <w:p>
-      <w:pPr>
-        <w:tabs>
-          <w:tab w:val="left" w:pos="1318"/>
-        </w:tabs>
-        <w:rPr>
-          <w:b/>
-          <w:bCs/>
-          <w:lang w:val="en-US"/>
-        </w:rPr>
-      </w:pPr>
-      <w:r>
-        <w:rPr>
-          <w:b/>
-          <w:bCs/>
-          <w:lang w:val="en-US"/>
-        </w:rPr>
-        <w:lastRenderedPageBreak/>
-        <w:t>Step 4: Register the service using “/N/IWFND/MAINT_SERVICE”</w:t>
-      </w:r>
-    </w:p>
-    <w:p>
-      <w:pPr>
-        <w:tabs>
-          <w:tab w:val="left" w:pos="1318"/>
-        </w:tabs>
-        <w:rPr>
-          <w:lang w:val="en-US"/>
-        </w:rPr>
-      </w:pPr>
-      <w:r>
-        <w:rPr>
-          <w:lang w:val="en-US"/>
-        </w:rPr>
-        <w:t>Service name:</w:t>
-      </w:r>
-      <w:r>
-        <w:t xml:space="preserve"> </w:t>
-      </w:r>
-      <w:r>
-        <w:rPr>
-          <w:lang w:val="en-US"/>
-        </w:rPr>
-        <w:t>ZGW_SD_PRODUCTFAMILY_SRV</w:t>
-      </w:r>
-    </w:p>
-    <w:p>
-      <w:pPr>
-        <w:tabs>
-          <w:tab w:val="left" w:pos="1318"/>
-        </w:tabs>
-        <w:rPr>
-          <w:lang w:val="en-US"/>
-        </w:rPr>
-      </w:pPr>
-      <w:r>
-        <w:rPr>
-          <w:lang w:val="en-US"/>
-        </w:rPr>
-        <w:drawing>
-          <wp:inline distT="0" distB="0" distL="0" distR="0" wp14:anchorId="6E2D89E0" wp14:editId="033BB210">
-            <wp:extent cx="6645910" cy="2761615"/>
-            <wp:effectExtent l="0" t="0" r="2540" b="635"/>
-            <wp:docPr id="22" name="Picture 22"/>
             <wp:cNvGraphicFramePr>
               <a:graphicFrameLocks xmlns:a="http://schemas.openxmlformats.org/drawingml/2006/main" noChangeAspect="1"/>
             </wp:cNvGraphicFramePr>
@@ -9751,6 +9696,103 @@
                   <pic:spPr>
                     <a:xfrm>
                       <a:off x="0" y="0"/>
+                      <a:ext cx="6645910" cy="2493010"/>
+                    </a:xfrm>
+                    <a:prstGeom prst="rect">
+                      <a:avLst/>
+                    </a:prstGeom>
+                  </pic:spPr>
+                </pic:pic>
+              </a:graphicData>
+            </a:graphic>
+          </wp:inline>
+        </w:drawing>
+      </w:r>
+    </w:p>
+    <w:p>
+      <w:pPr>
+        <w:tabs>
+          <w:tab w:val="left" w:pos="1318"/>
+        </w:tabs>
+        <w:rPr>
+          <w:b/>
+          <w:bCs/>
+          <w:lang w:val="en-US"/>
+        </w:rPr>
+      </w:pPr>
+      <w:r>
+        <w:rPr>
+          <w:b/>
+          <w:bCs/>
+          <w:lang w:val="en-US"/>
+        </w:rPr>
+        <w:lastRenderedPageBreak/>
+        <w:t>Step 4: Register the service using “/N/IWFND/MAINT_SERVICE”</w:t>
+      </w:r>
+    </w:p>
+    <w:p>
+      <w:pPr>
+        <w:tabs>
+          <w:tab w:val="left" w:pos="1318"/>
+        </w:tabs>
+        <w:rPr>
+          <w:lang w:val="en-US"/>
+        </w:rPr>
+      </w:pPr>
+      <w:r>
+        <w:rPr>
+          <w:lang w:val="en-US"/>
+        </w:rPr>
+        <w:t>Service name:</w:t>
+      </w:r>
+      <w:r>
+        <w:t xml:space="preserve"> </w:t>
+      </w:r>
+      <w:r>
+        <w:rPr>
+          <w:lang w:val="en-US"/>
+        </w:rPr>
+        <w:t>ZGW_SD_PRODUCTFAMILY_SRV</w:t>
+      </w:r>
+    </w:p>
+    <w:p>
+      <w:pPr>
+        <w:tabs>
+          <w:tab w:val="left" w:pos="1318"/>
+        </w:tabs>
+        <w:rPr>
+          <w:lang w:val="en-US"/>
+        </w:rPr>
+      </w:pPr>
+      <w:r>
+        <w:rPr>
+          <w:noProof/>
+          <w:lang w:val="en-US"/>
+        </w:rPr>
+        <w:drawing>
+          <wp:inline distT="0" distB="0" distL="0" distR="0" wp14:anchorId="6E2D89E0" wp14:editId="033BB210">
+            <wp:extent cx="6645910" cy="2761615"/>
+            <wp:effectExtent l="0" t="0" r="2540" b="635"/>
+            <wp:docPr id="22" name="Picture 22"/>
+            <wp:cNvGraphicFramePr>
+              <a:graphicFrameLocks xmlns:a="http://schemas.openxmlformats.org/drawingml/2006/main" noChangeAspect="1"/>
+            </wp:cNvGraphicFramePr>
+            <a:graphic xmlns:a="http://schemas.openxmlformats.org/drawingml/2006/main">
+              <a:graphicData uri="http://schemas.openxmlformats.org/drawingml/2006/picture">
+                <pic:pic xmlns:pic="http://schemas.openxmlformats.org/drawingml/2006/picture">
+                  <pic:nvPicPr>
+                    <pic:cNvPr id="1" name=""/>
+                    <pic:cNvPicPr/>
+                  </pic:nvPicPr>
+                  <pic:blipFill>
+                    <a:blip r:embed="rId15"/>
+                    <a:stretch>
+                      <a:fillRect/>
+                    </a:stretch>
+                  </pic:blipFill>
+                  <pic:spPr>
+                    <a:xfrm>
+                      <a:off x="0" y="0"/>
                       <a:ext cx="6645910" cy="2761615"/>
                     </a:xfrm>
                     <a:prstGeom prst="rect">
@@ -10069,10 +10111,11 @@
       </w:pPr>
       <w:r>
         <w:rPr>
+          <w:noProof/>
           <w:lang w:val="en-US"/>
         </w:rPr>
         <w:drawing>
-          <wp:anchor distT="0" distB="0" distL="114300" distR="114300" simplePos="0" relativeHeight="251680768" behindDoc="1" locked="0" layoutInCell="1" allowOverlap="1" wp14:anchorId="50D91521" wp14:editId="0C5CE0B1">
+          <wp:anchor distT="0" distB="0" distL="114300" distR="114300" simplePos="0" relativeHeight="251680768" behindDoc="1" locked="0" layoutInCell="1" allowOverlap="1" wp14:anchorId="50D91521" wp14:editId="1A9CF292">
             <wp:simplePos x="0" y="0"/>
             <wp:positionH relativeFrom="margin">
               <wp:posOffset>234315</wp:posOffset>
@@ -10103,7 +10146,7 @@
                     <pic:cNvPicPr/>
                   </pic:nvPicPr>
                   <pic:blipFill>
-                    <a:blip r:embed="rId15" cstate="print">
+                    <a:blip r:embed="rId16" cstate="print">
                       <a:extLst>
                         <a:ext uri="{28A0092B-C50C-407E-A947-70E740481C1C}">
                           <a14:useLocalDpi xmlns:a14="http://schemas.microsoft.com/office/drawing/2010/main" val="0"/>
@@ -10293,7 +10336,27 @@
           <w:highlight w:val="yellow"/>
           <w:lang w:val="en-US"/>
         </w:rPr>
-        <w:t xml:space="preserve"> SET the Methos(GET)</w:t>
+        <w:t xml:space="preserve"> SET the </w:t>
+      </w:r>
+      <w:proofErr w:type="gramStart"/>
+      <w:r>
+        <w:rPr>
+          <w:sz w:val="20"/>
+          <w:szCs w:val="20"/>
+          <w:highlight w:val="yellow"/>
+          <w:lang w:val="en-US"/>
+        </w:rPr>
+        <w:t>Methos(</w:t>
+      </w:r>
+      <w:proofErr w:type="gramEnd"/>
+      <w:r>
+        <w:rPr>
+          <w:sz w:val="20"/>
+          <w:szCs w:val="20"/>
+          <w:highlight w:val="yellow"/>
+          <w:lang w:val="en-US"/>
+        </w:rPr>
+        <w:t>GET)</w:t>
       </w:r>
       <w:r>
         <w:rPr>
@@ -10553,7 +10616,7 @@
                     <pic:cNvPicPr/>
                   </pic:nvPicPr>
                   <pic:blipFill>
-                    <a:blip r:embed="rId16"/>
+                    <a:blip r:embed="rId17"/>
                     <a:stretch>
                       <a:fillRect/>
                     </a:stretch>
@@ -10651,6 +10714,7 @@
       </w:pPr>
       <w:r>
         <w:rPr>
+          <w:noProof/>
           <w:lang w:val="en-US"/>
         </w:rPr>
         <w:drawing>
@@ -10669,7 +10733,7 @@
                     <pic:cNvPicPr/>
                   </pic:nvPicPr>
                   <pic:blipFill>
-                    <a:blip r:embed="rId17"/>
+                    <a:blip r:embed="rId18"/>
                     <a:stretch>
                       <a:fillRect/>
                     </a:stretch>
@@ -10724,7 +10788,7 @@
         </w:rPr>
         <w:t xml:space="preserve"> </w:t>
       </w:r>
-      <w:hyperlink r:id="rId18" w:history="1">
+      <w:hyperlink r:id="rId19" w:history="1">
         <w:r>
           <w:rPr>
             <w:rStyle w:val="Hyperlink"/>
@@ -10896,7 +10960,7 @@
                     <pic:cNvPicPr/>
                   </pic:nvPicPr>
                   <pic:blipFill>
-                    <a:blip r:embed="rId19"/>
+                    <a:blip r:embed="rId20"/>
                     <a:stretch>
                       <a:fillRect/>
                     </a:stretch>
@@ -10985,19 +11049,7 @@
         <w:rPr>
           <w:lang w:val="en-US"/>
         </w:rPr>
-        <w:t xml:space="preserve"> while we doing </w:t>
-      </w:r>
-      <w:r>
-        <w:rPr>
-          <w:lang w:val="en-US"/>
-        </w:rPr>
-        <w:t>This operation,</w:t>
-      </w:r>
-      <w:r>
-        <w:rPr>
-          <w:lang w:val="en-US"/>
-        </w:rPr>
-        <w:t xml:space="preserve"> we have to provide CSRF Token in the “Header Request” section for verified communication as well as security measure.</w:t>
+        <w:t xml:space="preserve"> while we doing This operation, we have to provide CSRF Token in the “Header Request” section for verified communication as well as security measure.</w:t>
       </w:r>
       <w:r>
         <w:t xml:space="preserve"> Using a Cross-Site Request Forgery (CSRF) token in SAP OData is a security measure to prevent unauthorized and malicious commands from being executed on behalf of an authenticated user. It is required for any request that modifies data on the server, such as POST (create), PUT/PATCH (update), and DELETE. </w:t>
@@ -11707,6 +11759,7 @@
         <w:rPr>
           <w:b/>
           <w:bCs/>
+          <w:color w:val="FF0000"/>
           <w:sz w:val="28"/>
           <w:szCs w:val="28"/>
           <w:u w:val="single"/>
@@ -11717,35 +11770,14 @@
         <w:rPr>
           <w:b/>
           <w:bCs/>
+          <w:color w:val="FF0000"/>
           <w:sz w:val="28"/>
           <w:szCs w:val="28"/>
           <w:u w:val="single"/>
           <w:lang w:val="en-US"/>
         </w:rPr>
         <w:lastRenderedPageBreak/>
-        <w:t>A:</w:t>
-      </w:r>
-      <w:r>
-        <w:rPr>
-          <w:b/>
-          <w:bCs/>
-          <w:sz w:val="28"/>
-          <w:szCs w:val="28"/>
-          <w:u w:val="single"/>
-          <w:lang w:val="en-US"/>
-        </w:rPr>
-        <w:t xml:space="preserve"> Gateway Testing (No need to handle the CSRF token Part manually</w:t>
-      </w:r>
-      <w:r>
-        <w:rPr>
-          <w:b/>
-          <w:bCs/>
-          <w:sz w:val="28"/>
-          <w:szCs w:val="28"/>
-          <w:u w:val="single"/>
-          <w:lang w:val="en-US"/>
-        </w:rPr>
-        <w:t>)</w:t>
+        <w:t>A: Gateway Testing (No need to handle the CSRF token Part manually)</w:t>
       </w:r>
     </w:p>
     <w:p>
@@ -12105,6 +12137,7 @@
       </w:pPr>
       <w:r>
         <w:rPr>
+          <w:noProof/>
           <w:sz w:val="22"/>
           <w:szCs w:val="22"/>
           <w:lang w:val="en-US"/>
@@ -12114,299 +12147,6 @@
             <wp:extent cx="5977881" cy="1812898"/>
             <wp:effectExtent l="0" t="0" r="4445" b="0"/>
             <wp:docPr id="35" name="Picture 35"/>
-            <wp:cNvGraphicFramePr>
-              <a:graphicFrameLocks xmlns:a="http://schemas.openxmlformats.org/drawingml/2006/main" noChangeAspect="1"/>
-            </wp:cNvGraphicFramePr>
-            <a:graphic xmlns:a="http://schemas.openxmlformats.org/drawingml/2006/main">
-              <a:graphicData uri="http://schemas.openxmlformats.org/drawingml/2006/picture">
-                <pic:pic xmlns:pic="http://schemas.openxmlformats.org/drawingml/2006/picture">
-                  <pic:nvPicPr>
-                    <pic:cNvPr id="1" name=""/>
-                    <pic:cNvPicPr/>
-                  </pic:nvPicPr>
-                  <pic:blipFill>
-                    <a:blip r:embed="rId20"/>
-                    <a:stretch>
-                      <a:fillRect/>
-                    </a:stretch>
-                  </pic:blipFill>
-                  <pic:spPr>
-                    <a:xfrm>
-                      <a:off x="0" y="0"/>
-                      <a:ext cx="6017166" cy="1824812"/>
-                    </a:xfrm>
-                    <a:prstGeom prst="rect">
-                      <a:avLst/>
-                    </a:prstGeom>
-                  </pic:spPr>
-                </pic:pic>
-              </a:graphicData>
-            </a:graphic>
-          </wp:inline>
-        </w:drawing>
-      </w:r>
-    </w:p>
-    <w:p>
-      <w:pPr>
-        <w:ind w:left="360"/>
-        <w:rPr>
-          <w:b/>
-          <w:bCs/>
-          <w:sz w:val="22"/>
-          <w:szCs w:val="22"/>
-          <w:lang w:val="en-US"/>
-        </w:rPr>
-      </w:pPr>
-    </w:p>
-    <w:p>
-      <w:pPr>
-        <w:ind w:left="360"/>
-        <w:rPr>
-          <w:b/>
-          <w:bCs/>
-          <w:sz w:val="22"/>
-          <w:szCs w:val="22"/>
-          <w:lang w:val="en-US"/>
-        </w:rPr>
-      </w:pPr>
-    </w:p>
-    <w:p>
-      <w:pPr>
-        <w:ind w:left="360"/>
-        <w:rPr>
-          <w:b/>
-          <w:bCs/>
-          <w:sz w:val="22"/>
-          <w:szCs w:val="22"/>
-          <w:lang w:val="en-US"/>
-        </w:rPr>
-      </w:pPr>
-    </w:p>
-    <w:p>
-      <w:pPr>
-        <w:ind w:left="360"/>
-        <w:rPr>
-          <w:b/>
-          <w:bCs/>
-          <w:sz w:val="22"/>
-          <w:szCs w:val="22"/>
-          <w:lang w:val="en-US"/>
-        </w:rPr>
-      </w:pPr>
-    </w:p>
-    <w:p>
-      <w:pPr>
-        <w:ind w:left="360"/>
-        <w:rPr>
-          <w:b/>
-          <w:bCs/>
-          <w:sz w:val="22"/>
-          <w:szCs w:val="22"/>
-          <w:lang w:val="en-US"/>
-        </w:rPr>
-      </w:pPr>
-    </w:p>
-    <w:p>
-      <w:pPr>
-        <w:ind w:left="360"/>
-        <w:rPr>
-          <w:b/>
-          <w:bCs/>
-          <w:sz w:val="22"/>
-          <w:szCs w:val="22"/>
-          <w:lang w:val="en-US"/>
-        </w:rPr>
-      </w:pPr>
-    </w:p>
-    <w:p>
-      <w:pPr>
-        <w:ind w:left="360"/>
-        <w:rPr>
-          <w:b/>
-          <w:bCs/>
-          <w:sz w:val="22"/>
-          <w:szCs w:val="22"/>
-          <w:lang w:val="en-US"/>
-        </w:rPr>
-      </w:pPr>
-      <w:r>
-        <w:rPr>
-          <w:b/>
-          <w:bCs/>
-          <w:sz w:val="22"/>
-          <w:szCs w:val="22"/>
-          <w:lang w:val="en-US"/>
-        </w:rPr>
-        <w:t xml:space="preserve">Click on </w:t>
-      </w:r>
-      <w:proofErr w:type="spellStart"/>
-      <w:r>
-        <w:rPr>
-          <w:b/>
-          <w:bCs/>
-          <w:sz w:val="22"/>
-          <w:szCs w:val="22"/>
-          <w:lang w:val="en-US"/>
-        </w:rPr>
-        <w:t>Execute,</w:t>
-      </w:r>
-      <w:r>
-        <w:rPr>
-          <w:b/>
-          <w:bCs/>
-          <w:sz w:val="22"/>
-          <w:szCs w:val="22"/>
-          <w:lang w:val="en-US"/>
-        </w:rPr>
-        <w:t>Gateway</w:t>
-      </w:r>
-      <w:proofErr w:type="spellEnd"/>
-      <w:r>
-        <w:rPr>
-          <w:b/>
-          <w:bCs/>
-          <w:sz w:val="22"/>
-          <w:szCs w:val="22"/>
-          <w:lang w:val="en-US"/>
-        </w:rPr>
-        <w:t xml:space="preserve"> screen with success status.</w:t>
-      </w:r>
-    </w:p>
-    <w:p>
-      <w:pPr>
-        <w:spacing w:line="240" w:lineRule="auto"/>
-        <w:ind w:left="360"/>
-        <w:rPr>
-          <w:sz w:val="22"/>
-          <w:szCs w:val="22"/>
-          <w:lang w:val="en-US"/>
-        </w:rPr>
-      </w:pPr>
-      <w:r>
-        <w:rPr>
-          <w:sz w:val="22"/>
-          <w:szCs w:val="22"/>
-          <w:lang w:val="en-US"/>
-        </w:rPr>
-        <w:t xml:space="preserve">Here you will get the success message in two </w:t>
-      </w:r>
-      <w:r>
-        <w:rPr>
-          <w:sz w:val="22"/>
-          <w:szCs w:val="22"/>
-          <w:lang w:val="en-US"/>
-        </w:rPr>
-        <w:t>paces</w:t>
-      </w:r>
-      <w:r>
-        <w:rPr>
-          <w:sz w:val="22"/>
-          <w:szCs w:val="22"/>
-          <w:lang w:val="en-US"/>
-        </w:rPr>
-        <w:t xml:space="preserve"> </w:t>
-      </w:r>
-    </w:p>
-    <w:p>
-      <w:pPr>
-        <w:pStyle w:val="ListParagraph"/>
-        <w:numPr>
-          <w:ilvl w:val="0"/>
-          <w:numId w:val="10"/>
-        </w:numPr>
-        <w:spacing w:line="240" w:lineRule="auto"/>
-        <w:rPr>
-          <w:sz w:val="22"/>
-          <w:szCs w:val="22"/>
-          <w:lang w:val="en-US"/>
-        </w:rPr>
-      </w:pPr>
-      <w:r>
-        <w:rPr>
-          <w:sz w:val="22"/>
-          <w:szCs w:val="22"/>
-          <w:lang w:val="en-US"/>
-        </w:rPr>
-        <w:t xml:space="preserve">Header response body’s </w:t>
-      </w:r>
-      <w:proofErr w:type="spellStart"/>
-      <w:r>
-        <w:rPr>
-          <w:sz w:val="22"/>
-          <w:szCs w:val="22"/>
-          <w:lang w:val="en-US"/>
-        </w:rPr>
-        <w:t>Data</w:t>
-      </w:r>
-      <w:r>
-        <w:rPr>
-          <w:sz w:val="22"/>
-          <w:szCs w:val="22"/>
-          <w:lang w:val="en-US"/>
-        </w:rPr>
-        <w:t>s</w:t>
-      </w:r>
-      <w:r>
-        <w:rPr>
-          <w:sz w:val="22"/>
-          <w:szCs w:val="22"/>
-          <w:lang w:val="en-US"/>
-        </w:rPr>
-        <w:t>tring</w:t>
-      </w:r>
-      <w:proofErr w:type="spellEnd"/>
-      <w:r>
-        <w:rPr>
-          <w:sz w:val="22"/>
-          <w:szCs w:val="22"/>
-          <w:lang w:val="en-US"/>
-        </w:rPr>
-        <w:t xml:space="preserve"> Field</w:t>
-      </w:r>
-    </w:p>
-    <w:p>
-      <w:pPr>
-        <w:pStyle w:val="ListParagraph"/>
-        <w:numPr>
-          <w:ilvl w:val="0"/>
-          <w:numId w:val="10"/>
-        </w:numPr>
-        <w:spacing w:line="240" w:lineRule="auto"/>
-        <w:rPr>
-          <w:sz w:val="22"/>
-          <w:szCs w:val="22"/>
-          <w:lang w:val="en-US"/>
-        </w:rPr>
-      </w:pPr>
-      <w:r>
-        <w:rPr>
-          <w:sz w:val="22"/>
-          <w:szCs w:val="22"/>
-          <w:lang w:val="en-US"/>
-        </w:rPr>
-        <w:t xml:space="preserve">Header response’s sap-message Field. </w:t>
-      </w:r>
-    </w:p>
-    <w:p>
-      <w:pPr>
-        <w:spacing w:line="240" w:lineRule="auto"/>
-        <w:rPr>
-          <w:sz w:val="22"/>
-          <w:szCs w:val="22"/>
-          <w:lang w:val="en-US"/>
-        </w:rPr>
-      </w:pPr>
-      <w:r>
-        <w:rPr>
-          <w:sz w:val="22"/>
-          <w:szCs w:val="22"/>
-          <w:lang w:val="en-US"/>
-        </w:rPr>
-        <w:drawing>
-          <wp:inline distT="0" distB="0" distL="0" distR="0" wp14:anchorId="1DE8961F" wp14:editId="13932B69">
-            <wp:extent cx="6058041" cy="2719346"/>
-            <wp:effectExtent l="0" t="0" r="0" b="5080"/>
-            <wp:docPr id="37" name="Picture 37"/>
             <wp:cNvGraphicFramePr>
               <a:graphicFrameLocks xmlns:a="http://schemas.openxmlformats.org/drawingml/2006/main" noChangeAspect="1"/>
             </wp:cNvGraphicFramePr>
@@ -12426,7 +12166,7 @@
                   <pic:spPr>
                     <a:xfrm>
                       <a:off x="0" y="0"/>
-                      <a:ext cx="6062858" cy="2721508"/>
+                      <a:ext cx="6017166" cy="1824812"/>
                     </a:xfrm>
                     <a:prstGeom prst="rect">
                       <a:avLst/>
@@ -12450,7 +12190,10 @@
           <w:lang w:val="en-US"/>
         </w:rPr>
       </w:pPr>
-      <w:r>
+    </w:p>
+    <w:p>
+      <w:pPr>
+        <w:ind w:left="360"/>
         <w:rPr>
           <w:b/>
           <w:bCs/>
@@ -12458,9 +12201,11 @@
           <w:szCs w:val="22"/>
           <w:lang w:val="en-US"/>
         </w:rPr>
-        <w:t>After</w:t>
-      </w:r>
-      <w:r>
+      </w:pPr>
+    </w:p>
+    <w:p>
+      <w:pPr>
+        <w:ind w:left="360"/>
         <w:rPr>
           <w:b/>
           <w:bCs/>
@@ -12468,23 +12213,11 @@
           <w:szCs w:val="22"/>
           <w:lang w:val="en-US"/>
         </w:rPr>
-        <w:t xml:space="preserve"> click execute,</w:t>
-      </w:r>
-      <w:r>
-        <w:rPr>
-          <w:b/>
-          <w:bCs/>
-        </w:rPr>
-        <w:t xml:space="preserve"> </w:t>
-      </w:r>
-      <w:r>
-        <w:rPr>
-          <w:b/>
-          <w:bCs/>
-        </w:rPr>
-        <w:t>ZTSD_PRDTFAMILY</w:t>
-      </w:r>
-      <w:r>
+      </w:pPr>
+    </w:p>
+    <w:p>
+      <w:pPr>
+        <w:ind w:left="360"/>
         <w:rPr>
           <w:b/>
           <w:bCs/>
@@ -12492,8 +12225,7 @@
           <w:szCs w:val="22"/>
           <w:lang w:val="en-US"/>
         </w:rPr>
-        <w:t xml:space="preserve"> Database Table.</w:t>
-      </w:r>
+      </w:pPr>
     </w:p>
     <w:p>
       <w:pPr>
@@ -12506,7 +12238,10 @@
           <w:lang w:val="en-US"/>
         </w:rPr>
       </w:pPr>
-      <w:r>
+    </w:p>
+    <w:p>
+      <w:pPr>
+        <w:ind w:left="360"/>
         <w:rPr>
           <w:b/>
           <w:bCs/>
@@ -12514,11 +12249,200 @@
           <w:szCs w:val="22"/>
           <w:lang w:val="en-US"/>
         </w:rPr>
+      </w:pPr>
+    </w:p>
+    <w:p>
+      <w:pPr>
+        <w:ind w:left="360"/>
+        <w:rPr>
+          <w:b/>
+          <w:bCs/>
+          <w:sz w:val="22"/>
+          <w:szCs w:val="22"/>
+          <w:lang w:val="en-US"/>
+        </w:rPr>
+      </w:pPr>
+      <w:r>
+        <w:rPr>
+          <w:b/>
+          <w:bCs/>
+          <w:sz w:val="22"/>
+          <w:szCs w:val="22"/>
+          <w:lang w:val="en-US"/>
+        </w:rPr>
+        <w:t xml:space="preserve">Click on </w:t>
+      </w:r>
+      <w:proofErr w:type="spellStart"/>
+      <w:proofErr w:type="gramStart"/>
+      <w:r>
+        <w:rPr>
+          <w:b/>
+          <w:bCs/>
+          <w:sz w:val="22"/>
+          <w:szCs w:val="22"/>
+          <w:lang w:val="en-US"/>
+        </w:rPr>
+        <w:t>Execute,</w:t>
+      </w:r>
+      <w:r>
+        <w:rPr>
+          <w:b/>
+          <w:bCs/>
+          <w:sz w:val="22"/>
+          <w:szCs w:val="22"/>
+          <w:lang w:val="en-US"/>
+        </w:rPr>
+        <w:t>Gateway</w:t>
+      </w:r>
+      <w:proofErr w:type="spellEnd"/>
+      <w:proofErr w:type="gramEnd"/>
+      <w:r>
+        <w:rPr>
+          <w:b/>
+          <w:bCs/>
+          <w:sz w:val="22"/>
+          <w:szCs w:val="22"/>
+          <w:lang w:val="en-US"/>
+        </w:rPr>
+        <w:t xml:space="preserve"> screen with success status.</w:t>
+      </w:r>
+    </w:p>
+    <w:p>
+      <w:pPr>
+        <w:spacing w:line="240" w:lineRule="auto"/>
+        <w:ind w:left="360"/>
+        <w:rPr>
+          <w:sz w:val="22"/>
+          <w:szCs w:val="22"/>
+          <w:lang w:val="en-US"/>
+        </w:rPr>
+      </w:pPr>
+      <w:r>
+        <w:rPr>
+          <w:sz w:val="22"/>
+          <w:szCs w:val="22"/>
+          <w:lang w:val="en-US"/>
+        </w:rPr>
+        <w:t xml:space="preserve">Here you will get the success message in two </w:t>
+      </w:r>
+      <w:r>
+        <w:rPr>
+          <w:sz w:val="22"/>
+          <w:szCs w:val="22"/>
+          <w:lang w:val="en-US"/>
+        </w:rPr>
+        <w:t>paces</w:t>
+      </w:r>
+      <w:r>
+        <w:rPr>
+          <w:sz w:val="22"/>
+          <w:szCs w:val="22"/>
+          <w:lang w:val="en-US"/>
+        </w:rPr>
+        <w:t xml:space="preserve"> </w:t>
+      </w:r>
+    </w:p>
+    <w:p>
+      <w:pPr>
+        <w:pStyle w:val="ListParagraph"/>
+        <w:numPr>
+          <w:ilvl w:val="0"/>
+          <w:numId w:val="10"/>
+        </w:numPr>
+        <w:spacing w:line="240" w:lineRule="auto"/>
+        <w:rPr>
+          <w:sz w:val="22"/>
+          <w:szCs w:val="22"/>
+          <w:lang w:val="en-US"/>
+        </w:rPr>
+      </w:pPr>
+      <w:r>
+        <w:rPr>
+          <w:sz w:val="22"/>
+          <w:szCs w:val="22"/>
+          <w:lang w:val="en-US"/>
+        </w:rPr>
+        <w:t xml:space="preserve">Header response body’s </w:t>
+      </w:r>
+      <w:proofErr w:type="spellStart"/>
+      <w:r>
+        <w:rPr>
+          <w:sz w:val="22"/>
+          <w:szCs w:val="22"/>
+          <w:lang w:val="en-US"/>
+        </w:rPr>
+        <w:t>Data</w:t>
+      </w:r>
+      <w:r>
+        <w:rPr>
+          <w:sz w:val="22"/>
+          <w:szCs w:val="22"/>
+          <w:lang w:val="en-US"/>
+        </w:rPr>
+        <w:t>s</w:t>
+      </w:r>
+      <w:r>
+        <w:rPr>
+          <w:sz w:val="22"/>
+          <w:szCs w:val="22"/>
+          <w:lang w:val="en-US"/>
+        </w:rPr>
+        <w:t>tring</w:t>
+      </w:r>
+      <w:proofErr w:type="spellEnd"/>
+      <w:r>
+        <w:rPr>
+          <w:sz w:val="22"/>
+          <w:szCs w:val="22"/>
+          <w:lang w:val="en-US"/>
+        </w:rPr>
+        <w:t xml:space="preserve"> Field</w:t>
+      </w:r>
+    </w:p>
+    <w:p>
+      <w:pPr>
+        <w:pStyle w:val="ListParagraph"/>
+        <w:numPr>
+          <w:ilvl w:val="0"/>
+          <w:numId w:val="10"/>
+        </w:numPr>
+        <w:spacing w:line="240" w:lineRule="auto"/>
+        <w:rPr>
+          <w:sz w:val="22"/>
+          <w:szCs w:val="22"/>
+          <w:lang w:val="en-US"/>
+        </w:rPr>
+      </w:pPr>
+      <w:r>
+        <w:rPr>
+          <w:sz w:val="22"/>
+          <w:szCs w:val="22"/>
+          <w:lang w:val="en-US"/>
+        </w:rPr>
+        <w:t xml:space="preserve">Header response’s sap-message Field. </w:t>
+      </w:r>
+    </w:p>
+    <w:p>
+      <w:pPr>
+        <w:spacing w:line="240" w:lineRule="auto"/>
+        <w:rPr>
+          <w:sz w:val="22"/>
+          <w:szCs w:val="22"/>
+          <w:lang w:val="en-US"/>
+        </w:rPr>
+      </w:pPr>
+      <w:r>
+        <w:rPr>
+          <w:noProof/>
+          <w:sz w:val="22"/>
+          <w:szCs w:val="22"/>
+          <w:lang w:val="en-US"/>
+        </w:rPr>
         <w:drawing>
-          <wp:inline distT="0" distB="0" distL="0" distR="0" wp14:anchorId="55D97114" wp14:editId="304666BB">
-            <wp:extent cx="6273579" cy="2301240"/>
-            <wp:effectExtent l="0" t="0" r="0" b="3810"/>
-            <wp:docPr id="38" name="Picture 38"/>
+          <wp:inline distT="0" distB="0" distL="0" distR="0" wp14:anchorId="1DE8961F" wp14:editId="13932B69">
+            <wp:extent cx="6058041" cy="2719346"/>
+            <wp:effectExtent l="0" t="0" r="0" b="5080"/>
+            <wp:docPr id="37" name="Picture 37"/>
             <wp:cNvGraphicFramePr>
               <a:graphicFrameLocks xmlns:a="http://schemas.openxmlformats.org/drawingml/2006/main" noChangeAspect="1"/>
             </wp:cNvGraphicFramePr>
@@ -12538,6 +12462,119 @@
                   <pic:spPr>
                     <a:xfrm>
                       <a:off x="0" y="0"/>
+                      <a:ext cx="6062858" cy="2721508"/>
+                    </a:xfrm>
+                    <a:prstGeom prst="rect">
+                      <a:avLst/>
+                    </a:prstGeom>
+                  </pic:spPr>
+                </pic:pic>
+              </a:graphicData>
+            </a:graphic>
+          </wp:inline>
+        </w:drawing>
+      </w:r>
+    </w:p>
+    <w:p>
+      <w:pPr>
+        <w:ind w:left="360"/>
+        <w:rPr>
+          <w:b/>
+          <w:bCs/>
+          <w:sz w:val="22"/>
+          <w:szCs w:val="22"/>
+          <w:lang w:val="en-US"/>
+        </w:rPr>
+      </w:pPr>
+      <w:r>
+        <w:rPr>
+          <w:b/>
+          <w:bCs/>
+          <w:sz w:val="22"/>
+          <w:szCs w:val="22"/>
+          <w:lang w:val="en-US"/>
+        </w:rPr>
+        <w:t>After</w:t>
+      </w:r>
+      <w:r>
+        <w:rPr>
+          <w:b/>
+          <w:bCs/>
+          <w:sz w:val="22"/>
+          <w:szCs w:val="22"/>
+          <w:lang w:val="en-US"/>
+        </w:rPr>
+        <w:t xml:space="preserve"> click execute,</w:t>
+      </w:r>
+      <w:r>
+        <w:rPr>
+          <w:b/>
+          <w:bCs/>
+        </w:rPr>
+        <w:t xml:space="preserve"> </w:t>
+      </w:r>
+      <w:r>
+        <w:rPr>
+          <w:b/>
+          <w:bCs/>
+        </w:rPr>
+        <w:t>ZTSD_PRDTFAMILY</w:t>
+      </w:r>
+      <w:r>
+        <w:rPr>
+          <w:b/>
+          <w:bCs/>
+          <w:sz w:val="22"/>
+          <w:szCs w:val="22"/>
+          <w:lang w:val="en-US"/>
+        </w:rPr>
+        <w:t xml:space="preserve"> Database Table.</w:t>
+      </w:r>
+    </w:p>
+    <w:p>
+      <w:pPr>
+        <w:ind w:left="360"/>
+        <w:rPr>
+          <w:b/>
+          <w:bCs/>
+          <w:sz w:val="22"/>
+          <w:szCs w:val="22"/>
+          <w:lang w:val="en-US"/>
+        </w:rPr>
+      </w:pPr>
+      <w:r>
+        <w:rPr>
+          <w:b/>
+          <w:bCs/>
+          <w:noProof/>
+          <w:sz w:val="22"/>
+          <w:szCs w:val="22"/>
+          <w:lang w:val="en-US"/>
+        </w:rPr>
+        <w:drawing>
+          <wp:inline distT="0" distB="0" distL="0" distR="0" wp14:anchorId="55D97114" wp14:editId="304666BB">
+            <wp:extent cx="6273579" cy="2301240"/>
+            <wp:effectExtent l="0" t="0" r="0" b="3810"/>
+            <wp:docPr id="38" name="Picture 38"/>
+            <wp:cNvGraphicFramePr>
+              <a:graphicFrameLocks xmlns:a="http://schemas.openxmlformats.org/drawingml/2006/main" noChangeAspect="1"/>
+            </wp:cNvGraphicFramePr>
+            <a:graphic xmlns:a="http://schemas.openxmlformats.org/drawingml/2006/main">
+              <a:graphicData uri="http://schemas.openxmlformats.org/drawingml/2006/picture">
+                <pic:pic xmlns:pic="http://schemas.openxmlformats.org/drawingml/2006/picture">
+                  <pic:nvPicPr>
+                    <pic:cNvPr id="1" name=""/>
+                    <pic:cNvPicPr/>
+                  </pic:nvPicPr>
+                  <pic:blipFill>
+                    <a:blip r:embed="rId23"/>
+                    <a:stretch>
+                      <a:fillRect/>
+                    </a:stretch>
+                  </pic:blipFill>
+                  <pic:spPr>
+                    <a:xfrm>
+                      <a:off x="0" y="0"/>
                       <a:ext cx="6276219" cy="2302208"/>
                     </a:xfrm>
                     <a:prstGeom prst="rect">
@@ -12596,7 +12633,33 @@
           <w:u w:val="single"/>
           <w:lang w:val="en-US"/>
         </w:rPr>
-        <w:t>if user entering some existing data(already present in SAP) along with new data then it will ignore the existing data &amp; insert the new record in database table .</w:t>
+        <w:t xml:space="preserve">if user entering some existing </w:t>
+      </w:r>
+      <w:proofErr w:type="gramStart"/>
+      <w:r>
+        <w:rPr>
+          <w:b/>
+          <w:bCs/>
+          <w:sz w:val="22"/>
+          <w:szCs w:val="22"/>
+          <w:highlight w:val="yellow"/>
+          <w:u w:val="single"/>
+          <w:lang w:val="en-US"/>
+        </w:rPr>
+        <w:t>data(</w:t>
+      </w:r>
+      <w:proofErr w:type="gramEnd"/>
+      <w:r>
+        <w:rPr>
+          <w:b/>
+          <w:bCs/>
+          <w:sz w:val="22"/>
+          <w:szCs w:val="22"/>
+          <w:highlight w:val="yellow"/>
+          <w:u w:val="single"/>
+          <w:lang w:val="en-US"/>
+        </w:rPr>
+        <w:t>already present in SAP) along with new data then it will ignore the existing data &amp; insert the new record in database table .</w:t>
       </w:r>
     </w:p>
     <w:p>
@@ -12743,6 +12806,7 @@
       </w:pPr>
       <w:r>
         <w:rPr>
+          <w:noProof/>
           <w:sz w:val="22"/>
           <w:szCs w:val="22"/>
           <w:lang w:val="en-US"/>
@@ -12763,7 +12827,7 @@
                     <pic:cNvPicPr/>
                   </pic:nvPicPr>
                   <pic:blipFill>
-                    <a:blip r:embed="rId23"/>
+                    <a:blip r:embed="rId24"/>
                     <a:stretch>
                       <a:fillRect/>
                     </a:stretch>
@@ -13332,6 +13396,7 @@
       </w:pPr>
       <w:r>
         <w:rPr>
+          <w:noProof/>
           <w:sz w:val="22"/>
           <w:szCs w:val="22"/>
           <w:lang w:val="en-US"/>
@@ -13352,7 +13417,7 @@
                     <pic:cNvPicPr/>
                   </pic:nvPicPr>
                   <pic:blipFill>
-                    <a:blip r:embed="rId24"/>
+                    <a:blip r:embed="rId25"/>
                     <a:stretch>
                       <a:fillRect/>
                     </a:stretch>
@@ -13445,6 +13510,7 @@
         <w:t xml:space="preserve">Click on </w:t>
       </w:r>
       <w:proofErr w:type="spellStart"/>
+      <w:proofErr w:type="gramStart"/>
       <w:r>
         <w:rPr>
           <w:b/>
@@ -13466,6 +13532,7 @@
         <w:t>Gateway</w:t>
       </w:r>
       <w:proofErr w:type="spellEnd"/>
+      <w:proofErr w:type="gramEnd"/>
       <w:r>
         <w:rPr>
           <w:b/>
@@ -13524,7 +13591,25 @@
           <w:szCs w:val="22"/>
           <w:lang w:val="en-US"/>
         </w:rPr>
-        <w:t xml:space="preserve"> in two pace </w:t>
+        <w:t xml:space="preserve"> in two </w:t>
+      </w:r>
+      <w:proofErr w:type="gramStart"/>
+      <w:r>
+        <w:rPr>
+          <w:sz w:val="22"/>
+          <w:szCs w:val="22"/>
+          <w:lang w:val="en-US"/>
+        </w:rPr>
+        <w:t>pace</w:t>
+      </w:r>
+      <w:proofErr w:type="gramEnd"/>
+      <w:r>
+        <w:rPr>
+          <w:sz w:val="22"/>
+          <w:szCs w:val="22"/>
+          <w:lang w:val="en-US"/>
+        </w:rPr>
+        <w:t xml:space="preserve"> </w:t>
       </w:r>
     </w:p>
     <w:p>
@@ -13691,7 +13776,7 @@
                     <pic:cNvPicPr/>
                   </pic:nvPicPr>
                   <pic:blipFill>
-                    <a:blip r:embed="rId25"/>
+                    <a:blip r:embed="rId26"/>
                     <a:stretch>
                       <a:fillRect/>
                     </a:stretch>
@@ -13789,15 +13874,7 @@
           <w:szCs w:val="22"/>
           <w:lang w:val="en-US"/>
         </w:rPr>
-        <w:t xml:space="preserve"> </w:t>
-      </w:r>
-      <w:r>
-        <w:rPr>
-          <w:sz w:val="22"/>
-          <w:szCs w:val="22"/>
-          <w:lang w:val="en-US"/>
-        </w:rPr>
-        <w:t>UNO Minda Computer Part</w:t>
+        <w:t xml:space="preserve"> UNO Minda Computer Part</w:t>
       </w:r>
     </w:p>
     <w:p>
@@ -13819,23 +13896,7 @@
           <w:szCs w:val="22"/>
           <w:lang w:val="en-US"/>
         </w:rPr>
-        <w:t xml:space="preserve">UNO Minda Space </w:t>
-      </w:r>
-      <w:r>
-        <w:rPr>
-          <w:sz w:val="22"/>
-          <w:szCs w:val="22"/>
-          <w:lang w:val="en-US"/>
-        </w:rPr>
-        <w:t xml:space="preserve">Product to </w:t>
-      </w:r>
-      <w:r>
-        <w:rPr>
-          <w:sz w:val="22"/>
-          <w:szCs w:val="22"/>
-          <w:lang w:val="en-US"/>
-        </w:rPr>
-        <w:t>UNO Minda Space Technology</w:t>
+        <w:t>UNO Minda Space Product to UNO Minda Space Technology</w:t>
       </w:r>
     </w:p>
     <w:p>
@@ -13914,6 +13975,7 @@
       </w:pPr>
       <w:r>
         <w:rPr>
+          <w:noProof/>
           <w:sz w:val="22"/>
           <w:szCs w:val="22"/>
           <w:lang w:val="en-US"/>
@@ -13923,156 +13985,6 @@
             <wp:extent cx="6241774" cy="2280920"/>
             <wp:effectExtent l="0" t="0" r="6985" b="5080"/>
             <wp:docPr id="45" name="Picture 45"/>
-            <wp:cNvGraphicFramePr>
-              <a:graphicFrameLocks xmlns:a="http://schemas.openxmlformats.org/drawingml/2006/main" noChangeAspect="1"/>
-            </wp:cNvGraphicFramePr>
-            <a:graphic xmlns:a="http://schemas.openxmlformats.org/drawingml/2006/main">
-              <a:graphicData uri="http://schemas.openxmlformats.org/drawingml/2006/picture">
-                <pic:pic xmlns:pic="http://schemas.openxmlformats.org/drawingml/2006/picture">
-                  <pic:nvPicPr>
-                    <pic:cNvPr id="1" name=""/>
-                    <pic:cNvPicPr/>
-                  </pic:nvPicPr>
-                  <pic:blipFill>
-                    <a:blip r:embed="rId26"/>
-                    <a:stretch>
-                      <a:fillRect/>
-                    </a:stretch>
-                  </pic:blipFill>
-                  <pic:spPr>
-                    <a:xfrm>
-                      <a:off x="0" y="0"/>
-                      <a:ext cx="6243508" cy="2281554"/>
-                    </a:xfrm>
-                    <a:prstGeom prst="rect">
-                      <a:avLst/>
-                    </a:prstGeom>
-                  </pic:spPr>
-                </pic:pic>
-              </a:graphicData>
-            </a:graphic>
-          </wp:inline>
-        </w:drawing>
-      </w:r>
-    </w:p>
-    <w:p>
-      <w:pPr>
-        <w:ind w:left="360"/>
-        <w:rPr>
-          <w:b/>
-          <w:bCs/>
-          <w:sz w:val="22"/>
-          <w:szCs w:val="22"/>
-          <w:u w:val="single"/>
-          <w:lang w:val="en-US"/>
-        </w:rPr>
-      </w:pPr>
-      <w:r>
-        <w:rPr>
-          <w:b/>
-          <w:bCs/>
-          <w:sz w:val="22"/>
-          <w:szCs w:val="22"/>
-          <w:u w:val="single"/>
-          <w:lang w:val="en-US"/>
-        </w:rPr>
-        <w:lastRenderedPageBreak/>
-        <w:t>Negative Testing:</w:t>
-      </w:r>
-    </w:p>
-    <w:p>
-      <w:pPr>
-        <w:ind w:left="360"/>
-        <w:rPr>
-          <w:b/>
-          <w:bCs/>
-          <w:sz w:val="22"/>
-          <w:szCs w:val="22"/>
-          <w:lang w:val="en-US"/>
-        </w:rPr>
-      </w:pPr>
-      <w:r>
-        <w:rPr>
-          <w:b/>
-          <w:bCs/>
-          <w:sz w:val="22"/>
-          <w:szCs w:val="22"/>
-          <w:lang w:val="en-US"/>
-        </w:rPr>
-        <w:t>Case1:</w:t>
-      </w:r>
-    </w:p>
-    <w:p>
-      <w:pPr>
-        <w:ind w:left="360"/>
-        <w:rPr>
-          <w:sz w:val="22"/>
-          <w:szCs w:val="22"/>
-          <w:lang w:val="en-US"/>
-        </w:rPr>
-      </w:pPr>
-      <w:r>
-        <w:rPr>
-          <w:sz w:val="22"/>
-          <w:szCs w:val="22"/>
-          <w:lang w:val="en-US"/>
-        </w:rPr>
-        <w:t xml:space="preserve"> If</w:t>
-      </w:r>
-      <w:r>
-        <w:rPr>
-          <w:sz w:val="22"/>
-          <w:szCs w:val="22"/>
-          <w:lang w:val="en-US"/>
-        </w:rPr>
-        <w:t xml:space="preserve"> user want to update a record which is not present in SAP system.</w:t>
-      </w:r>
-    </w:p>
-    <w:p>
-      <w:pPr>
-        <w:ind w:left="360"/>
-        <w:rPr>
-          <w:sz w:val="22"/>
-          <w:szCs w:val="22"/>
-        </w:rPr>
-      </w:pPr>
-      <w:r>
-        <w:rPr>
-          <w:sz w:val="22"/>
-          <w:szCs w:val="22"/>
-          <w:lang w:val="en-US"/>
-        </w:rPr>
-        <w:t xml:space="preserve">Message: </w:t>
-      </w:r>
-      <w:r>
-        <w:rPr>
-          <w:color w:val="FF0000"/>
-          <w:sz w:val="22"/>
-          <w:szCs w:val="22"/>
-        </w:rPr>
-        <w:t>Requested Record not exist in SAP system.</w:t>
-      </w:r>
-    </w:p>
-    <w:p>
-      <w:pPr>
-        <w:ind w:left="360"/>
-        <w:rPr>
-          <w:sz w:val="22"/>
-          <w:szCs w:val="22"/>
-          <w:lang w:val="en-US"/>
-        </w:rPr>
-      </w:pPr>
-      <w:r>
-        <w:rPr>
-          <w:sz w:val="22"/>
-          <w:szCs w:val="22"/>
-          <w:lang w:val="en-US"/>
-        </w:rPr>
-        <w:drawing>
-          <wp:inline distT="0" distB="0" distL="0" distR="0" wp14:anchorId="1C717C5A" wp14:editId="48E8853C">
-            <wp:extent cx="6645910" cy="2585085"/>
-            <wp:effectExtent l="0" t="0" r="2540" b="5715"/>
-            <wp:docPr id="46" name="Picture 46"/>
             <wp:cNvGraphicFramePr>
               <a:graphicFrameLocks xmlns:a="http://schemas.openxmlformats.org/drawingml/2006/main" noChangeAspect="1"/>
             </wp:cNvGraphicFramePr>
@@ -14092,7 +14004,7 @@
                   <pic:spPr>
                     <a:xfrm>
                       <a:off x="0" y="0"/>
-                      <a:ext cx="6645910" cy="2585085"/>
+                      <a:ext cx="6243508" cy="2281554"/>
                     </a:xfrm>
                     <a:prstGeom prst="rect">
                       <a:avLst/>
@@ -14109,20 +14021,11 @@
       <w:pPr>
         <w:ind w:left="360"/>
         <w:rPr>
-          <w:sz w:val="22"/>
-          <w:szCs w:val="22"/>
-          <w:lang w:val="en-US"/>
-        </w:rPr>
-      </w:pPr>
-    </w:p>
-    <w:p>
-      <w:pPr>
-        <w:ind w:left="360"/>
-        <w:rPr>
           <w:b/>
           <w:bCs/>
           <w:sz w:val="22"/>
           <w:szCs w:val="22"/>
+          <w:u w:val="single"/>
           <w:lang w:val="en-US"/>
         </w:rPr>
       </w:pPr>
@@ -14132,65 +14035,75 @@
           <w:bCs/>
           <w:sz w:val="22"/>
           <w:szCs w:val="22"/>
-          <w:lang w:val="en-US"/>
-        </w:rPr>
-        <w:t>Case 2:</w:t>
+          <w:u w:val="single"/>
+          <w:lang w:val="en-US"/>
+        </w:rPr>
+        <w:lastRenderedPageBreak/>
+        <w:t>Negative Testing:</w:t>
       </w:r>
     </w:p>
     <w:p>
       <w:pPr>
         <w:ind w:left="360"/>
         <w:rPr>
+          <w:b/>
+          <w:bCs/>
           <w:sz w:val="22"/>
           <w:szCs w:val="22"/>
-        </w:rPr>
-      </w:pPr>
-      <w:r>
-        <w:rPr>
+          <w:lang w:val="en-US"/>
+        </w:rPr>
+      </w:pPr>
+      <w:r>
+        <w:rPr>
+          <w:b/>
+          <w:bCs/>
           <w:sz w:val="22"/>
           <w:szCs w:val="22"/>
-        </w:rPr>
-        <w:t xml:space="preserve">If, for any reason, record is not </w:t>
-      </w:r>
-      <w:r>
+          <w:lang w:val="en-US"/>
+        </w:rPr>
+        <w:t>Case1:</w:t>
+      </w:r>
+    </w:p>
+    <w:p>
+      <w:pPr>
+        <w:ind w:left="360"/>
         <w:rPr>
           <w:sz w:val="22"/>
           <w:szCs w:val="22"/>
         </w:rPr>
-        <w:t>Updated</w:t>
-      </w:r>
+      </w:pPr>
       <w:r>
         <w:rPr>
           <w:sz w:val="22"/>
           <w:szCs w:val="22"/>
         </w:rPr>
-        <w:t xml:space="preserve"> in the SAP system, the system will raise a business exception as an error. The error message displayed will be the same as in the negative case mentioned above</w:t>
+        <w:t xml:space="preserve">If, for any reason, record is not </w:t>
       </w:r>
       <w:r>
         <w:rPr>
           <w:sz w:val="22"/>
           <w:szCs w:val="22"/>
         </w:rPr>
-        <w:t>.</w:t>
-      </w:r>
-    </w:p>
-    <w:p>
-      <w:pPr>
-        <w:ind w:left="360"/>
+        <w:t>Updated</w:t>
+      </w:r>
+      <w:r>
         <w:rPr>
           <w:sz w:val="22"/>
           <w:szCs w:val="22"/>
         </w:rPr>
-      </w:pPr>
+        <w:t xml:space="preserve"> in the SAP system, the system will raise a business exception as an error. The error message displayed will be the same as in the negative case mentioned above</w:t>
+      </w:r>
       <w:r>
         <w:rPr>
           <w:sz w:val="22"/>
           <w:szCs w:val="22"/>
-          <w:lang w:val="en-US"/>
-        </w:rPr>
-        <w:t>Message:</w:t>
-      </w:r>
-      <w:r>
+        </w:rPr>
+        <w:t>.</w:t>
+      </w:r>
+    </w:p>
+    <w:p>
+      <w:pPr>
+        <w:ind w:left="360"/>
         <w:rPr>
           <w:rFonts w:ascii="Courier New" w:hAnsi="Courier New" w:cs="Courier New"/>
           <w:color w:val="000000"/>
@@ -14198,7 +14111,14 @@
           <w:szCs w:val="20"/>
           <w:shd w:val="clear" w:color="auto" w:fill="FFFFFF"/>
         </w:rPr>
-        <w:t xml:space="preserve"> </w:t>
+      </w:pPr>
+      <w:r>
+        <w:rPr>
+          <w:sz w:val="22"/>
+          <w:szCs w:val="22"/>
+          <w:lang w:val="en-US"/>
+        </w:rPr>
+        <w:t>Message:</w:t>
       </w:r>
       <w:r>
         <w:rPr>
@@ -14208,104 +14128,41 @@
           <w:szCs w:val="20"/>
           <w:shd w:val="clear" w:color="auto" w:fill="FFFFFF"/>
         </w:rPr>
-        <w:t>Failed to Update Record in SAP System.</w:t>
-      </w:r>
-    </w:p>
-    <w:p>
-      <w:pPr>
-        <w:tabs>
-          <w:tab w:val="left" w:pos="1741"/>
-        </w:tabs>
-        <w:rPr>
-          <w:sz w:val="22"/>
-          <w:szCs w:val="22"/>
-          <w:lang w:val="en-US"/>
-        </w:rPr>
-      </w:pPr>
-    </w:p>
-    <w:p>
-      <w:pPr>
-        <w:rPr>
-          <w:lang w:val="en-US"/>
-        </w:rPr>
-      </w:pPr>
-    </w:p>
-    <w:p>
-      <w:pPr>
-        <w:rPr>
-          <w:lang w:val="en-US"/>
-        </w:rPr>
-      </w:pPr>
-    </w:p>
-    <w:p>
-      <w:pPr>
-        <w:rPr>
-          <w:lang w:val="en-US"/>
-        </w:rPr>
-      </w:pPr>
-    </w:p>
-    <w:p>
-      <w:pPr>
-        <w:rPr>
-          <w:lang w:val="en-US"/>
-        </w:rPr>
-      </w:pPr>
-    </w:p>
-    <w:p>
-      <w:pPr>
-        <w:tabs>
-          <w:tab w:val="left" w:pos="1318"/>
-        </w:tabs>
-        <w:rPr>
-          <w:lang w:val="en-US"/>
-        </w:rPr>
-      </w:pPr>
-    </w:p>
-    <w:p>
-      <w:pPr>
-        <w:tabs>
-          <w:tab w:val="left" w:pos="1640"/>
-        </w:tabs>
-        <w:rPr>
-          <w:lang w:val="en-US"/>
-        </w:rPr>
-      </w:pPr>
-    </w:p>
-    <w:p>
-      <w:pPr>
-        <w:tabs>
-          <w:tab w:val="left" w:pos="1640"/>
-        </w:tabs>
-        <w:rPr>
-          <w:lang w:val="en-US"/>
-        </w:rPr>
-      </w:pPr>
-    </w:p>
-    <w:p>
-      <w:pPr>
-        <w:tabs>
-          <w:tab w:val="left" w:pos="1640"/>
-        </w:tabs>
-        <w:rPr>
-          <w:lang w:val="en-US"/>
-        </w:rPr>
-      </w:pPr>
-    </w:p>
-    <w:p>
-      <w:pPr>
-        <w:tabs>
-          <w:tab w:val="left" w:pos="1640"/>
-        </w:tabs>
-        <w:rPr>
-          <w:lang w:val="en-US"/>
-        </w:rPr>
-      </w:pPr>
-    </w:p>
-    <w:p>
-      <w:pPr>
+        <w:t xml:space="preserve"> </w:t>
+      </w:r>
+      <w:r>
+        <w:rPr>
+          <w:rFonts w:ascii="Courier New" w:hAnsi="Courier New" w:cs="Courier New"/>
+          <w:color w:val="000000"/>
+          <w:sz w:val="20"/>
+          <w:szCs w:val="20"/>
+          <w:shd w:val="clear" w:color="auto" w:fill="FFFFFF"/>
+        </w:rPr>
+        <w:t>Failed to Update Record in SAP System</w:t>
+      </w:r>
+    </w:p>
+    <w:p>
+      <w:pPr>
+        <w:ind w:left="360"/>
+        <w:rPr>
+          <w:rFonts w:ascii="Courier New" w:hAnsi="Courier New" w:cs="Courier New"/>
+          <w:color w:val="000000"/>
+          <w:sz w:val="20"/>
+          <w:szCs w:val="20"/>
+          <w:shd w:val="clear" w:color="auto" w:fill="FFFFFF"/>
+        </w:rPr>
+      </w:pPr>
+    </w:p>
+    <w:p>
+      <w:pPr>
+        <w:ind w:left="360"/>
         <w:rPr>
           <w:b/>
           <w:bCs/>
+          <w:color w:val="FF0000"/>
+          <w:sz w:val="28"/>
+          <w:szCs w:val="28"/>
+          <w:u w:val="single"/>
           <w:lang w:val="en-US"/>
         </w:rPr>
       </w:pPr>
@@ -14313,574 +14170,186 @@
         <w:rPr>
           <w:b/>
           <w:bCs/>
-          <w:lang w:val="en-US"/>
-        </w:rPr>
-        <w:lastRenderedPageBreak/>
-        <w:t>2.</w:t>
+          <w:color w:val="FF0000"/>
+          <w:sz w:val="28"/>
+          <w:szCs w:val="28"/>
+          <w:u w:val="single"/>
+          <w:lang w:val="en-US"/>
+        </w:rPr>
+        <w:t>B.</w:t>
       </w:r>
       <w:r>
         <w:rPr>
           <w:b/>
           <w:bCs/>
-          <w:lang w:val="en-US"/>
-        </w:rPr>
-        <w:t>3:</w:t>
+          <w:color w:val="FF0000"/>
+          <w:sz w:val="28"/>
+          <w:szCs w:val="28"/>
+          <w:u w:val="single"/>
+          <w:lang w:val="en-US"/>
+        </w:rPr>
+        <w:t xml:space="preserve"> </w:t>
       </w:r>
       <w:r>
         <w:rPr>
           <w:b/>
           <w:bCs/>
-          <w:lang w:val="en-US"/>
-        </w:rPr>
-        <w:t xml:space="preserve"> </w:t>
-      </w:r>
-      <w:r>
-        <w:rPr>
-          <w:b/>
-          <w:bCs/>
-          <w:lang w:val="en-US"/>
-        </w:rPr>
-        <w:t>Delete</w:t>
-      </w:r>
-      <w:r>
-        <w:rPr>
-          <w:b/>
-          <w:bCs/>
-          <w:lang w:val="en-US"/>
-        </w:rPr>
-        <w:t xml:space="preserve"> Operation</w:t>
+          <w:color w:val="FF0000"/>
+          <w:sz w:val="28"/>
+          <w:szCs w:val="28"/>
+          <w:u w:val="single"/>
+          <w:lang w:val="en-US"/>
+        </w:rPr>
+        <w:t>Postman Testing (Here we have to handle the CSRF token Manually)</w:t>
       </w:r>
     </w:p>
     <w:p>
       <w:pPr>
         <w:ind w:left="360"/>
         <w:rPr>
-          <w:sz w:val="22"/>
-          <w:szCs w:val="22"/>
-          <w:lang w:val="en-US"/>
-        </w:rPr>
-      </w:pPr>
-      <w:r>
-        <w:rPr>
-          <w:sz w:val="22"/>
-          <w:szCs w:val="22"/>
-          <w:lang w:val="en-US"/>
-        </w:rPr>
-        <w:t xml:space="preserve">API: </w:t>
-      </w:r>
+          <w:sz w:val="20"/>
+          <w:szCs w:val="20"/>
+        </w:rPr>
+      </w:pPr>
       <w:r>
         <w:rPr>
           <w:sz w:val="22"/>
           <w:szCs w:val="22"/>
           <w:highlight w:val="yellow"/>
         </w:rPr>
-        <w:t>/sap/opu/odata/sap/ZGW_SD_PRODUCTFAMILY_SRV/ProductFamilySet</w:t>
-      </w:r>
+        <w:t xml:space="preserve">API: </w:t>
+      </w:r>
+      <w:hyperlink r:id="rId28" w:history="1">
+        <w:r>
+          <w:rPr>
+            <w:rStyle w:val="Hyperlink"/>
+            <w:sz w:val="20"/>
+            <w:szCs w:val="20"/>
+            <w:highlight w:val="yellow"/>
+          </w:rPr>
+          <w:t>http://mehdevpas.minda.com:8001/sap/opu/odata/sap/ZGW_SD_PRODUCTFAMILY_SRV/ProductFamilySet</w:t>
+        </w:r>
+      </w:hyperlink>
+    </w:p>
+    <w:p>
+      <w:pPr>
+        <w:rPr>
+          <w:b/>
+          <w:bCs/>
+          <w:sz w:val="20"/>
+          <w:szCs w:val="20"/>
+          <w:lang w:val="en-US"/>
+        </w:rPr>
+      </w:pPr>
+      <w:r>
+        <w:rPr>
+          <w:b/>
+          <w:bCs/>
+          <w:sz w:val="20"/>
+          <w:szCs w:val="20"/>
+          <w:lang w:val="en-US"/>
+        </w:rPr>
+        <w:t>How to Get CSRF Token?</w:t>
+      </w:r>
+    </w:p>
+    <w:p>
+      <w:pPr>
+        <w:rPr>
+          <w:sz w:val="20"/>
+          <w:szCs w:val="20"/>
+          <w:lang w:val="en-US"/>
+        </w:rPr>
+      </w:pPr>
+      <w:r>
+        <w:rPr>
+          <w:sz w:val="20"/>
+          <w:szCs w:val="20"/>
+          <w:lang w:val="en-US"/>
+        </w:rPr>
+        <w:t>Follow the below steps:</w:t>
+      </w:r>
+    </w:p>
+    <w:p>
+      <w:pPr>
+        <w:rPr>
+          <w:sz w:val="20"/>
+          <w:szCs w:val="20"/>
+          <w:lang w:val="en-US"/>
+        </w:rPr>
+      </w:pPr>
+      <w:r>
+        <w:rPr>
+          <w:sz w:val="20"/>
+          <w:szCs w:val="20"/>
+          <w:lang w:val="en-US"/>
+        </w:rPr>
+        <w:t>1.Go to postman</w:t>
+      </w:r>
+    </w:p>
+    <w:p>
+      <w:pPr>
+        <w:rPr>
+          <w:sz w:val="20"/>
+          <w:szCs w:val="20"/>
+          <w:lang w:val="en-US"/>
+        </w:rPr>
+      </w:pPr>
+      <w:r>
+        <w:rPr>
+          <w:sz w:val="20"/>
+          <w:szCs w:val="20"/>
+          <w:lang w:val="en-US"/>
+        </w:rPr>
+        <w:t>2.Pass the URL &amp; pass Request Method as ‘GET’.</w:t>
+      </w:r>
+    </w:p>
+    <w:p>
+      <w:pPr>
+        <w:rPr>
+          <w:sz w:val="20"/>
+          <w:szCs w:val="20"/>
+          <w:lang w:val="en-US"/>
+        </w:rPr>
+      </w:pPr>
+      <w:r>
+        <w:rPr>
+          <w:sz w:val="20"/>
+          <w:szCs w:val="20"/>
+          <w:lang w:val="en-US"/>
+        </w:rPr>
+        <w:t>3.pass the Authorization detail (Authorization-&gt;Auth Type-&gt;Basic auth-&gt;SAP User ID &amp; Password).</w:t>
+      </w:r>
+    </w:p>
+    <w:p>
+      <w:pPr>
+        <w:rPr>
+          <w:sz w:val="20"/>
+          <w:szCs w:val="20"/>
+          <w:lang w:val="en-US"/>
+        </w:rPr>
+      </w:pPr>
       <w:r>
         <w:rPr>
           <w:noProof/>
-          <w:sz w:val="22"/>
-          <w:szCs w:val="22"/>
+          <w:sz w:val="20"/>
+          <w:szCs w:val="20"/>
+          <w:lang w:val="en-US"/>
         </w:rPr>
         <mc:AlternateContent>
           <mc:Choice Requires="wps">
             <w:drawing>
-              <wp:anchor distT="45720" distB="45720" distL="114300" distR="114300" simplePos="0" relativeHeight="251695104" behindDoc="0" locked="0" layoutInCell="1" allowOverlap="1" wp14:anchorId="7C3AAE4D" wp14:editId="723DB41C">
+              <wp:anchor distT="0" distB="0" distL="114300" distR="114300" simplePos="0" relativeHeight="251705344" behindDoc="0" locked="0" layoutInCell="1" allowOverlap="1" wp14:anchorId="780CBEEE" wp14:editId="6656E4E8">
                 <wp:simplePos x="0" y="0"/>
                 <wp:positionH relativeFrom="column">
-                  <wp:posOffset>189865</wp:posOffset>
+                  <wp:posOffset>1165639</wp:posOffset>
                 </wp:positionH>
                 <wp:positionV relativeFrom="paragraph">
-                  <wp:posOffset>264795</wp:posOffset>
+                  <wp:posOffset>378901</wp:posOffset>
                 </wp:positionV>
-                <wp:extent cx="6196330" cy="2707640"/>
-                <wp:effectExtent l="0" t="0" r="13970" b="16510"/>
-                <wp:wrapSquare wrapText="bothSides"/>
-                <wp:docPr id="48" name="Text Box 2"/>
-                <wp:cNvGraphicFramePr>
-                  <a:graphicFrameLocks xmlns:a="http://schemas.openxmlformats.org/drawingml/2006/main"/>
-                </wp:cNvGraphicFramePr>
-                <a:graphic xmlns:a="http://schemas.openxmlformats.org/drawingml/2006/main">
-                  <a:graphicData uri="http://schemas.microsoft.com/office/word/2010/wordprocessingShape">
-                    <wps:wsp>
-                      <wps:cNvSpPr txBox="1">
-                        <a:spLocks noChangeArrowheads="1"/>
-                      </wps:cNvSpPr>
-                      <wps:spPr bwMode="auto">
-                        <a:xfrm>
-                          <a:off x="0" y="0"/>
-                          <a:ext cx="6196330" cy="2707640"/>
-                        </a:xfrm>
-                        <a:prstGeom prst="rect">
-                          <a:avLst/>
-                        </a:prstGeom>
-                        <a:solidFill>
-                          <a:srgbClr val="FFFFFF"/>
-                        </a:solidFill>
-                        <a:ln w="9525">
-                          <a:solidFill>
-                            <a:srgbClr val="000000"/>
-                          </a:solidFill>
-                          <a:miter lim="800000"/>
-                          <a:headEnd/>
-                          <a:tailEnd/>
-                        </a:ln>
-                      </wps:spPr>
-                      <wps:txbx>
-                        <w:txbxContent>
-                          <w:p>
-                            <w:r>
-                              <w:t>{</w:t>
-                            </w:r>
-                            <w:r>
-                              <w:br/>
-                              <w:t>  "Datastring": "[{\"BusinessId\":\"0000000310\",\"Vkorg\":\"0101\",\"PrdtLineid\":\"0000000101\",\"PrdtFamilyid\":\"2001\",\"PrdtFamilyname\":\"UNO Minda Computer\",\"Status\":\"X\"},{\"BusinessId\":\"0000000310\",\"Vkorg\":\"0101\",\"PrdtLineid\":\"0000000101\",\"PrdtFamilyid\":\"2002\",\"PrdtFamilyname\":\"UNO Minda Space Product\",\"Status\":\"X\"}]",</w:t>
-                            </w:r>
-                            <w:r>
-                              <w:br/>
-                              <w:t>  "Operation": "DR"</w:t>
-                            </w:r>
-                            <w:r>
-                              <w:br/>
-                              <w:t>}</w:t>
-                            </w:r>
-                          </w:p>
-                        </w:txbxContent>
-                      </wps:txbx>
-                      <wps:bodyPr rot="0" vert="horz" wrap="square" lIns="91440" tIns="45720" rIns="91440" bIns="45720" anchor="t" anchorCtr="0">
-                        <a:noAutofit/>
-                      </wps:bodyPr>
-                    </wps:wsp>
-                  </a:graphicData>
-                </a:graphic>
-                <wp14:sizeRelH relativeFrom="margin">
-                  <wp14:pctWidth>0</wp14:pctWidth>
-                </wp14:sizeRelH>
-                <wp14:sizeRelV relativeFrom="margin">
-                  <wp14:pctHeight>0</wp14:pctHeight>
-                </wp14:sizeRelV>
-              </wp:anchor>
-            </w:drawing>
-          </mc:Choice>
-          <mc:Fallback>
-            <w:pict>
-              <v:shape w14:anchorId="7C3AAE4D" id="_x0000_s1035" type="#_x0000_t202" style="position:absolute;left:0;text-align:left;margin-left:14.95pt;margin-top:20.85pt;width:487.9pt;height:213.2pt;z-index:251695104;visibility:visible;mso-wrap-style:square;mso-width-percent:0;mso-height-percent:0;mso-wrap-distance-left:9pt;mso-wrap-distance-top:3.6pt;mso-wrap-distance-right:9pt;mso-wrap-distance-bottom:3.6pt;mso-position-horizontal:absolute;mso-position-horizontal-relative:text;mso-position-vertical:absolute;mso-position-vertical-relative:text;mso-width-percent:0;mso-height-percent:0;mso-width-relative:margin;mso-height-relative:margin;v-text-anchor:top" o:gfxdata="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">
-                <v:textbox>
-                  <w:txbxContent>
-                    <w:p>
-                      <w:r>
-                        <w:t>{</w:t>
-                      </w:r>
-                      <w:r>
-                        <w:br/>
-                        <w:t>  "Datastring": "[{\"BusinessId\":\"0000000310\",\"Vkorg\":\"0101\",\"PrdtLineid\":\"0000000101\",\"PrdtFamilyid\":\"2001\",\"PrdtFamilyname\":\"UNO Minda Computer\",\"Status\":\"X\"},{\"BusinessId\":\"0000000310\",\"Vkorg\":\"0101\",\"PrdtLineid\":\"0000000101\",\"PrdtFamilyid\":\"2002\",\"PrdtFamilyname\":\"UNO Minda Space Product\",\"Status\":\"X\"}]",</w:t>
-                      </w:r>
-                      <w:r>
-                        <w:br/>
-                        <w:t>  "Operation": "DR"</w:t>
-                      </w:r>
-                      <w:r>
-                        <w:br/>
-                        <w:t>}</w:t>
-                      </w:r>
-                    </w:p>
-                  </w:txbxContent>
-                </v:textbox>
-                <w10:wrap type="square"/>
-              </v:shape>
-            </w:pict>
-          </mc:Fallback>
-        </mc:AlternateContent>
-      </w:r>
-      <w:r>
-        <w:rPr>
-          <w:sz w:val="22"/>
-          <w:szCs w:val="22"/>
-        </w:rPr>
-        <w:t>Payload used:</w:t>
-      </w:r>
-    </w:p>
-    <w:p>
-      <w:pPr>
-        <w:ind w:left="360"/>
-        <w:rPr>
-          <w:b/>
-          <w:bCs/>
-          <w:sz w:val="22"/>
-          <w:szCs w:val="22"/>
-          <w:u w:val="single"/>
-          <w:lang w:val="en-US"/>
-        </w:rPr>
-      </w:pPr>
-      <w:r>
-        <w:rPr>
-          <w:b/>
-          <w:bCs/>
-          <w:sz w:val="22"/>
-          <w:szCs w:val="22"/>
-          <w:u w:val="single"/>
-          <w:lang w:val="en-US"/>
-        </w:rPr>
-        <w:t>Positive testing</w:t>
-      </w:r>
-    </w:p>
-    <w:p>
-      <w:pPr>
-        <w:ind w:left="360"/>
-        <w:rPr>
-          <w:sz w:val="22"/>
-          <w:szCs w:val="22"/>
-          <w:lang w:val="en-US"/>
-        </w:rPr>
-      </w:pPr>
-      <w:r>
-        <w:rPr>
-          <w:sz w:val="22"/>
-          <w:szCs w:val="22"/>
-          <w:lang w:val="en-US"/>
-        </w:rPr>
-        <w:t xml:space="preserve"> </w:t>
-      </w:r>
-      <w:r>
-        <w:rPr>
-          <w:sz w:val="22"/>
-          <w:szCs w:val="22"/>
-          <w:highlight w:val="yellow"/>
-          <w:lang w:val="en-US"/>
-        </w:rPr>
-        <w:t xml:space="preserve">If Header Response’s status code is ‘201’, the record successfully </w:t>
-      </w:r>
-      <w:r>
-        <w:rPr>
-          <w:sz w:val="22"/>
-          <w:szCs w:val="22"/>
-          <w:highlight w:val="yellow"/>
-          <w:lang w:val="en-US"/>
-        </w:rPr>
-        <w:t>Updated</w:t>
-      </w:r>
-      <w:r>
-        <w:rPr>
-          <w:sz w:val="22"/>
-          <w:szCs w:val="22"/>
-          <w:highlight w:val="yellow"/>
-          <w:lang w:val="en-US"/>
-        </w:rPr>
-        <w:t xml:space="preserve"> in Database table.</w:t>
-      </w:r>
-      <w:r>
-        <w:rPr>
-          <w:sz w:val="22"/>
-          <w:szCs w:val="22"/>
-          <w:lang w:val="en-US"/>
-        </w:rPr>
-        <w:t xml:space="preserve"> </w:t>
-      </w:r>
-    </w:p>
-    <w:p>
-      <w:pPr>
-        <w:ind w:left="360"/>
-        <w:rPr>
-          <w:b/>
-          <w:bCs/>
-          <w:sz w:val="22"/>
-          <w:szCs w:val="22"/>
-          <w:lang w:val="en-US"/>
-        </w:rPr>
-      </w:pPr>
-      <w:r>
-        <w:rPr>
-          <w:b/>
-          <w:bCs/>
-          <w:sz w:val="22"/>
-          <w:szCs w:val="22"/>
-          <w:lang w:val="en-US"/>
-        </w:rPr>
-        <w:t>Before click execute,</w:t>
-      </w:r>
-      <w:r>
-        <w:rPr>
-          <w:b/>
-          <w:bCs/>
-        </w:rPr>
-        <w:t xml:space="preserve"> </w:t>
-      </w:r>
-      <w:r>
-        <w:rPr>
-          <w:b/>
-          <w:bCs/>
-          <w:sz w:val="22"/>
-          <w:szCs w:val="22"/>
-          <w:lang w:val="en-US"/>
-        </w:rPr>
-        <w:t>ZTSD_PRODUCTLINE Database Table.</w:t>
-      </w:r>
-    </w:p>
-    <w:p>
-      <w:pPr>
-        <w:ind w:left="360"/>
-        <w:rPr>
-          <w:sz w:val="22"/>
-          <w:szCs w:val="22"/>
-          <w:lang w:val="en-US"/>
-        </w:rPr>
-      </w:pPr>
-      <w:r>
-        <w:rPr>
-          <w:noProof/>
-        </w:rPr>
-        <w:drawing>
-          <wp:inline distT="0" distB="0" distL="0" distR="0" wp14:anchorId="700D4207" wp14:editId="572CFC1C">
-            <wp:extent cx="6186115" cy="2123115"/>
-            <wp:effectExtent l="0" t="0" r="5715" b="0"/>
-            <wp:docPr id="56" name="Picture 56"/>
-            <wp:cNvGraphicFramePr>
-              <a:graphicFrameLocks xmlns:a="http://schemas.openxmlformats.org/drawingml/2006/main" noChangeAspect="1"/>
-            </wp:cNvGraphicFramePr>
-            <a:graphic xmlns:a="http://schemas.openxmlformats.org/drawingml/2006/main">
-              <a:graphicData uri="http://schemas.openxmlformats.org/drawingml/2006/picture">
-                <pic:pic xmlns:pic="http://schemas.openxmlformats.org/drawingml/2006/picture">
-                  <pic:nvPicPr>
-                    <pic:cNvPr id="1" name=""/>
-                    <pic:cNvPicPr/>
-                  </pic:nvPicPr>
-                  <pic:blipFill>
-                    <a:blip r:embed="rId28"/>
-                    <a:stretch>
-                      <a:fillRect/>
-                    </a:stretch>
-                  </pic:blipFill>
-                  <pic:spPr>
-                    <a:xfrm>
-                      <a:off x="0" y="0"/>
-                      <a:ext cx="6190664" cy="2124676"/>
-                    </a:xfrm>
-                    <a:prstGeom prst="rect">
-                      <a:avLst/>
-                    </a:prstGeom>
-                  </pic:spPr>
-                </pic:pic>
-              </a:graphicData>
-            </a:graphic>
-          </wp:inline>
-        </w:drawing>
-      </w:r>
-    </w:p>
-    <w:p>
-      <w:pPr>
-        <w:ind w:left="360"/>
-        <w:rPr>
-          <w:b/>
-          <w:bCs/>
-          <w:sz w:val="22"/>
-          <w:szCs w:val="22"/>
-          <w:lang w:val="en-US"/>
-        </w:rPr>
-      </w:pPr>
-      <w:r>
-        <w:rPr>
-          <w:b/>
-          <w:bCs/>
-          <w:sz w:val="22"/>
-          <w:szCs w:val="22"/>
-          <w:lang w:val="en-US"/>
-        </w:rPr>
-        <w:t xml:space="preserve">Click on </w:t>
-      </w:r>
-      <w:proofErr w:type="spellStart"/>
-      <w:r>
-        <w:rPr>
-          <w:b/>
-          <w:bCs/>
-          <w:sz w:val="22"/>
-          <w:szCs w:val="22"/>
-          <w:lang w:val="en-US"/>
-        </w:rPr>
-        <w:t>Execute,</w:t>
-      </w:r>
-      <w:r>
-        <w:rPr>
-          <w:b/>
-          <w:bCs/>
-          <w:sz w:val="22"/>
-          <w:szCs w:val="22"/>
-          <w:lang w:val="en-US"/>
-        </w:rPr>
-        <w:t>Gateway</w:t>
-      </w:r>
-      <w:proofErr w:type="spellEnd"/>
-      <w:r>
-        <w:rPr>
-          <w:b/>
-          <w:bCs/>
-          <w:sz w:val="22"/>
-          <w:szCs w:val="22"/>
-          <w:lang w:val="en-US"/>
-        </w:rPr>
-        <w:t xml:space="preserve"> screen with success status.</w:t>
-      </w:r>
-    </w:p>
-    <w:p>
-      <w:pPr>
-        <w:spacing w:line="240" w:lineRule="auto"/>
-        <w:ind w:left="360"/>
-        <w:rPr>
-          <w:sz w:val="22"/>
-          <w:szCs w:val="22"/>
-          <w:lang w:val="en-US"/>
-        </w:rPr>
-      </w:pPr>
-      <w:r>
-        <w:rPr>
-          <w:sz w:val="22"/>
-          <w:szCs w:val="22"/>
-          <w:lang w:val="en-US"/>
-        </w:rPr>
-        <w:t>Here you will get the success message</w:t>
-      </w:r>
-      <w:r>
-        <w:rPr>
-          <w:sz w:val="22"/>
-          <w:szCs w:val="22"/>
-          <w:lang w:val="en-US"/>
-        </w:rPr>
-        <w:t xml:space="preserve"> (</w:t>
-      </w:r>
-      <w:r>
-        <w:rPr>
-          <w:sz w:val="22"/>
-          <w:szCs w:val="22"/>
-        </w:rPr>
-        <w:t>Record Deleted Successfully.</w:t>
-      </w:r>
-      <w:r>
-        <w:rPr>
-          <w:sz w:val="22"/>
-          <w:szCs w:val="22"/>
-          <w:lang w:val="en-US"/>
-        </w:rPr>
-        <w:t>)</w:t>
-      </w:r>
-      <w:r>
-        <w:rPr>
-          <w:sz w:val="22"/>
-          <w:szCs w:val="22"/>
-          <w:lang w:val="en-US"/>
-        </w:rPr>
-        <w:t xml:space="preserve"> in two pace </w:t>
-      </w:r>
-    </w:p>
-    <w:p>
-      <w:pPr>
-        <w:pStyle w:val="ListParagraph"/>
-        <w:numPr>
-          <w:ilvl w:val="0"/>
-          <w:numId w:val="10"/>
-        </w:numPr>
-        <w:spacing w:line="240" w:lineRule="auto"/>
-        <w:rPr>
-          <w:sz w:val="22"/>
-          <w:szCs w:val="22"/>
-          <w:lang w:val="en-US"/>
-        </w:rPr>
-      </w:pPr>
-      <w:r>
-        <w:rPr>
-          <w:sz w:val="22"/>
-          <w:szCs w:val="22"/>
-          <w:lang w:val="en-US"/>
-        </w:rPr>
-        <w:t xml:space="preserve">Header response body’s </w:t>
-      </w:r>
-      <w:proofErr w:type="spellStart"/>
-      <w:r>
-        <w:rPr>
-          <w:sz w:val="22"/>
-          <w:szCs w:val="22"/>
-          <w:lang w:val="en-US"/>
-        </w:rPr>
-        <w:t>DataString</w:t>
-      </w:r>
-      <w:proofErr w:type="spellEnd"/>
-      <w:r>
-        <w:rPr>
-          <w:sz w:val="22"/>
-          <w:szCs w:val="22"/>
-          <w:lang w:val="en-US"/>
-        </w:rPr>
-        <w:t xml:space="preserve"> Field</w:t>
-      </w:r>
-    </w:p>
-    <w:p>
-      <w:pPr>
-        <w:pStyle w:val="ListParagraph"/>
-        <w:numPr>
-          <w:ilvl w:val="0"/>
-          <w:numId w:val="10"/>
-        </w:numPr>
-        <w:spacing w:line="240" w:lineRule="auto"/>
-        <w:rPr>
-          <w:sz w:val="22"/>
-          <w:szCs w:val="22"/>
-          <w:lang w:val="en-US"/>
-        </w:rPr>
-      </w:pPr>
-      <w:r>
-        <w:rPr>
-          <w:sz w:val="22"/>
-          <w:szCs w:val="22"/>
-          <w:lang w:val="en-US"/>
-        </w:rPr>
-        <w:t>Header response’s sap-message Field.</w:t>
-      </w:r>
-    </w:p>
-    <w:p>
-      <w:pPr>
-        <w:spacing w:line="240" w:lineRule="auto"/>
-        <w:rPr>
-          <w:sz w:val="22"/>
-          <w:szCs w:val="22"/>
-          <w:lang w:val="en-US"/>
-        </w:rPr>
-      </w:pPr>
-      <w:r>
-        <w:rPr>
-          <w:sz w:val="22"/>
-          <w:szCs w:val="22"/>
-          <w:lang w:val="en-US"/>
-        </w:rPr>
-        <w:t xml:space="preserve"> </w:t>
-      </w:r>
-    </w:p>
-    <w:p>
-      <w:pPr>
-        <w:spacing w:line="240" w:lineRule="auto"/>
-        <w:rPr>
-          <w:sz w:val="22"/>
-          <w:szCs w:val="22"/>
-          <w:lang w:val="en-US"/>
-        </w:rPr>
-      </w:pPr>
-      <w:r>
-        <w:rPr>
-          <w:noProof/>
-        </w:rPr>
-        <w:lastRenderedPageBreak/>
-        <mc:AlternateContent>
-          <mc:Choice Requires="wps">
-            <w:drawing>
-              <wp:anchor distT="0" distB="0" distL="114300" distR="114300" simplePos="0" relativeHeight="251699200" behindDoc="0" locked="0" layoutInCell="1" allowOverlap="1" wp14:anchorId="1A2D677D" wp14:editId="5AE7E653">
-                <wp:simplePos x="0" y="0"/>
-                <wp:positionH relativeFrom="column">
-                  <wp:posOffset>3912041</wp:posOffset>
-                </wp:positionH>
-                <wp:positionV relativeFrom="paragraph">
-                  <wp:posOffset>1023814</wp:posOffset>
-                </wp:positionV>
-                <wp:extent cx="1113182" cy="87464"/>
-                <wp:effectExtent l="0" t="0" r="10795" b="27305"/>
+                <wp:extent cx="1470991" cy="71561"/>
+                <wp:effectExtent l="0" t="0" r="15240" b="24130"/>
                 <wp:wrapNone/>
-                <wp:docPr id="193" name="Rectangle 193"/>
+                <wp:docPr id="6" name="Rectangle 6"/>
                 <wp:cNvGraphicFramePr/>
                 <a:graphic xmlns:a="http://schemas.openxmlformats.org/drawingml/2006/main">
                   <a:graphicData uri="http://schemas.microsoft.com/office/word/2010/wordprocessingShape">
@@ -14889,7 +14358,7 @@
                       <wps:spPr>
                         <a:xfrm>
                           <a:off x="0" y="0"/>
-                          <a:ext cx="1113182" cy="87464"/>
+                          <a:ext cx="1470991" cy="71561"/>
                         </a:xfrm>
                         <a:prstGeom prst="rect">
                           <a:avLst/>
@@ -14920,27 +14389,49 @@
                     </wps:wsp>
                   </a:graphicData>
                 </a:graphic>
+                <wp14:sizeRelH relativeFrom="margin">
+                  <wp14:pctWidth>0</wp14:pctWidth>
+                </wp14:sizeRelH>
+                <wp14:sizeRelV relativeFrom="margin">
+                  <wp14:pctHeight>0</wp14:pctHeight>
+                </wp14:sizeRelV>
               </wp:anchor>
             </w:drawing>
           </mc:Choice>
           <mc:Fallback>
             <w:pict>
-              <v:rect w14:anchorId="34EC40F0" id="Rectangle 193" o:spid="_x0000_s1026" style="position:absolute;margin-left:308.05pt;margin-top:80.6pt;width:87.65pt;height:6.9pt;z-index:251699200;visibility:visible;mso-wrap-style:square;mso-wrap-distance-left:9pt;mso-wrap-distance-top:0;mso-wrap-distance-right:9pt;mso-wrap-distance-bottom:0;mso-position-horizontal:absolute;mso-position-horizontal-relative:text;mso-position-vertical:absolute;mso-position-vertical-relative:text;v-text-anchor:middle" o:gfxdata="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" fillcolor="black [3200]" strokecolor="black [480]" strokeweight="1pt"/>
+              <v:rect w14:anchorId="4171742D" id="Rectangle 6" o:spid="_x0000_s1026" style="position:absolute;margin-left:91.8pt;margin-top:29.85pt;width:115.85pt;height:5.65pt;z-index:251705344;visibility:visible;mso-wrap-style:square;mso-width-percent:0;mso-height-percent:0;mso-wrap-distance-left:9pt;mso-wrap-distance-top:0;mso-wrap-distance-right:9pt;mso-wrap-distance-bottom:0;mso-position-horizontal:absolute;mso-position-horizontal-relative:text;mso-position-vertical:absolute;mso-position-vertical-relative:text;mso-width-percent:0;mso-height-percent:0;mso-width-relative:margin;mso-height-relative:margin;v-text-anchor:middle" o:gfxdata="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" fillcolor="black [3200]" strokecolor="black [480]" strokeweight="1pt"/>
             </w:pict>
           </mc:Fallback>
         </mc:AlternateContent>
       </w:r>
       <w:r>
         <w:rPr>
-          <w:sz w:val="22"/>
-          <w:szCs w:val="22"/>
+          <w:sz w:val="20"/>
+          <w:szCs w:val="20"/>
           <w:lang w:val="en-US"/>
         </w:rPr>
         <w:drawing>
-          <wp:inline distT="0" distB="0" distL="0" distR="0" wp14:anchorId="4831F5ED" wp14:editId="546EBB8F">
-            <wp:extent cx="6645910" cy="2826385"/>
-            <wp:effectExtent l="0" t="0" r="2540" b="0"/>
-            <wp:docPr id="57" name="Picture 57"/>
+          <wp:anchor distT="0" distB="0" distL="114300" distR="114300" simplePos="0" relativeHeight="251703296" behindDoc="1" locked="0" layoutInCell="1" allowOverlap="1" wp14:anchorId="11ABE672" wp14:editId="5A20EF0F">
+            <wp:simplePos x="0" y="0"/>
+            <wp:positionH relativeFrom="margin">
+              <wp:align>left</wp:align>
+            </wp:positionH>
+            <wp:positionV relativeFrom="paragraph">
+              <wp:posOffset>3754</wp:posOffset>
+            </wp:positionV>
+            <wp:extent cx="6225540" cy="1510665"/>
+            <wp:effectExtent l="0" t="0" r="3810" b="0"/>
+            <wp:wrapTight wrapText="bothSides">
+              <wp:wrapPolygon edited="0">
+                <wp:start x="0" y="0"/>
+                <wp:lineTo x="0" y="21246"/>
+                <wp:lineTo x="21547" y="21246"/>
+                <wp:lineTo x="21547" y="0"/>
+                <wp:lineTo x="0" y="0"/>
+              </wp:wrapPolygon>
+            </wp:wrapTight>
+            <wp:docPr id="3" name="Picture 3"/>
             <wp:cNvGraphicFramePr>
               <a:graphicFrameLocks xmlns:a="http://schemas.openxmlformats.org/drawingml/2006/main" noChangeAspect="1"/>
             </wp:cNvGraphicFramePr>
@@ -14952,7 +14443,13 @@
                     <pic:cNvPicPr/>
                   </pic:nvPicPr>
                   <pic:blipFill>
-                    <a:blip r:embed="rId29"/>
+                    <a:blip r:embed="rId29">
+                      <a:extLst>
+                        <a:ext uri="{28A0092B-C50C-407E-A947-70E740481C1C}">
+                          <a14:useLocalDpi xmlns:a14="http://schemas.microsoft.com/office/drawing/2010/main" val="0"/>
+                        </a:ext>
+                      </a:extLst>
+                    </a:blip>
                     <a:stretch>
                       <a:fillRect/>
                     </a:stretch>
@@ -14960,7 +14457,7 @@
                   <pic:spPr>
                     <a:xfrm>
                       <a:off x="0" y="0"/>
-                      <a:ext cx="6645910" cy="2826385"/>
+                      <a:ext cx="6225540" cy="1510665"/>
                     </a:xfrm>
                     <a:prstGeom prst="rect">
                       <a:avLst/>
@@ -14969,91 +14466,310 @@
                 </pic:pic>
               </a:graphicData>
             </a:graphic>
-          </wp:inline>
+            <wp14:sizeRelH relativeFrom="margin">
+              <wp14:pctWidth>0</wp14:pctWidth>
+            </wp14:sizeRelH>
+            <wp14:sizeRelV relativeFrom="margin">
+              <wp14:pctHeight>0</wp14:pctHeight>
+            </wp14:sizeRelV>
+          </wp:anchor>
         </w:drawing>
       </w:r>
-    </w:p>
-    <w:p>
-      <w:pPr>
-        <w:ind w:left="360"/>
-        <w:rPr>
-          <w:b/>
-          <w:bCs/>
-          <w:sz w:val="22"/>
-          <w:szCs w:val="22"/>
-          <w:lang w:val="en-US"/>
-        </w:rPr>
-      </w:pPr>
-    </w:p>
-    <w:p>
-      <w:pPr>
-        <w:ind w:left="360"/>
-        <w:rPr>
-          <w:b/>
-          <w:bCs/>
-          <w:sz w:val="22"/>
-          <w:szCs w:val="22"/>
-          <w:lang w:val="en-US"/>
-        </w:rPr>
-      </w:pPr>
-      <w:r>
-        <w:rPr>
-          <w:b/>
-          <w:bCs/>
-          <w:sz w:val="22"/>
-          <w:szCs w:val="22"/>
-          <w:lang w:val="en-US"/>
-        </w:rPr>
-        <w:t>After</w:t>
-      </w:r>
-      <w:r>
-        <w:rPr>
-          <w:b/>
-          <w:bCs/>
-          <w:sz w:val="22"/>
-          <w:szCs w:val="22"/>
-          <w:lang w:val="en-US"/>
-        </w:rPr>
-        <w:t xml:space="preserve"> click execute,</w:t>
-      </w:r>
-      <w:r>
-        <w:rPr>
-          <w:b/>
-          <w:bCs/>
+      <w:r>
+        <w:rPr>
+          <w:noProof/>
+          <w:sz w:val="20"/>
+          <w:szCs w:val="20"/>
+          <w:lang w:val="en-US"/>
+        </w:rPr>
+        <mc:AlternateContent>
+          <mc:Choice Requires="wps">
+            <w:drawing>
+              <wp:anchor distT="0" distB="0" distL="114300" distR="114300" simplePos="0" relativeHeight="251695104" behindDoc="0" locked="0" layoutInCell="1" allowOverlap="1" wp14:anchorId="78E8DF10" wp14:editId="18C25529">
+                <wp:simplePos x="0" y="0"/>
+                <wp:positionH relativeFrom="column">
+                  <wp:posOffset>695960</wp:posOffset>
+                </wp:positionH>
+                <wp:positionV relativeFrom="paragraph">
+                  <wp:posOffset>93704</wp:posOffset>
+                </wp:positionV>
+                <wp:extent cx="1470991" cy="71561"/>
+                <wp:effectExtent l="0" t="0" r="15240" b="24130"/>
+                <wp:wrapNone/>
+                <wp:docPr id="208" name="Rectangle 208"/>
+                <wp:cNvGraphicFramePr/>
+                <a:graphic xmlns:a="http://schemas.openxmlformats.org/drawingml/2006/main">
+                  <a:graphicData uri="http://schemas.microsoft.com/office/word/2010/wordprocessingShape">
+                    <wps:wsp>
+                      <wps:cNvSpPr/>
+                      <wps:spPr>
+                        <a:xfrm>
+                          <a:off x="0" y="0"/>
+                          <a:ext cx="1470991" cy="71561"/>
+                        </a:xfrm>
+                        <a:prstGeom prst="rect">
+                          <a:avLst/>
+                        </a:prstGeom>
+                      </wps:spPr>
+                      <wps:style>
+                        <a:lnRef idx="2">
+                          <a:schemeClr val="dk1">
+                            <a:shade val="15000"/>
+                          </a:schemeClr>
+                        </a:lnRef>
+                        <a:fillRef idx="1">
+                          <a:schemeClr val="dk1"/>
+                        </a:fillRef>
+                        <a:effectRef idx="0">
+                          <a:schemeClr val="dk1"/>
+                        </a:effectRef>
+                        <a:fontRef idx="minor">
+                          <a:schemeClr val="lt1"/>
+                        </a:fontRef>
+                      </wps:style>
+                      <wps:bodyPr rot="0" spcFirstLastPara="0" vertOverflow="overflow" horzOverflow="overflow" vert="horz" wrap="square" lIns="91440" tIns="45720" rIns="91440" bIns="45720" numCol="1" spcCol="0" rtlCol="0" fromWordArt="0" anchor="ctr" anchorCtr="0" forceAA="0" compatLnSpc="1">
+                        <a:prstTxWarp prst="textNoShape">
+                          <a:avLst/>
+                        </a:prstTxWarp>
+                        <a:noAutofit/>
+                      </wps:bodyPr>
+                    </wps:wsp>
+                  </a:graphicData>
+                </a:graphic>
+                <wp14:sizeRelH relativeFrom="margin">
+                  <wp14:pctWidth>0</wp14:pctWidth>
+                </wp14:sizeRelH>
+                <wp14:sizeRelV relativeFrom="margin">
+                  <wp14:pctHeight>0</wp14:pctHeight>
+                </wp14:sizeRelV>
+              </wp:anchor>
+            </w:drawing>
+          </mc:Choice>
+          <mc:Fallback>
+            <w:pict>
+              <v:rect w14:anchorId="754C5513" id="Rectangle 208" o:spid="_x0000_s1026" style="position:absolute;margin-left:54.8pt;margin-top:7.4pt;width:115.85pt;height:5.65pt;z-index:251695104;visibility:visible;mso-wrap-style:square;mso-width-percent:0;mso-height-percent:0;mso-wrap-distance-left:9pt;mso-wrap-distance-top:0;mso-wrap-distance-right:9pt;mso-wrap-distance-bottom:0;mso-position-horizontal:absolute;mso-position-horizontal-relative:text;mso-position-vertical:absolute;mso-position-vertical-relative:text;mso-width-percent:0;mso-height-percent:0;mso-width-relative:margin;mso-height-relative:margin;v-text-anchor:middle" o:gfxdata="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" fillcolor="black [3200]" strokecolor="black [480]" strokeweight="1pt"/>
+            </w:pict>
+          </mc:Fallback>
+        </mc:AlternateContent>
+      </w:r>
+      <w:r>
+        <w:rPr>
+          <w:noProof/>
+          <w:sz w:val="20"/>
+          <w:szCs w:val="20"/>
+          <w:lang w:val="en-US"/>
+        </w:rPr>
+        <mc:AlternateContent>
+          <mc:Choice Requires="wps">
+            <w:drawing>
+              <wp:anchor distT="0" distB="0" distL="114300" distR="114300" simplePos="0" relativeHeight="251696128" behindDoc="0" locked="0" layoutInCell="1" allowOverlap="1" wp14:anchorId="7249D28B" wp14:editId="151F17BC">
+                <wp:simplePos x="0" y="0"/>
+                <wp:positionH relativeFrom="column">
+                  <wp:posOffset>3296203</wp:posOffset>
+                </wp:positionH>
+                <wp:positionV relativeFrom="paragraph">
+                  <wp:posOffset>745159</wp:posOffset>
+                </wp:positionV>
+                <wp:extent cx="1470991" cy="71561"/>
+                <wp:effectExtent l="0" t="0" r="15240" b="24130"/>
+                <wp:wrapNone/>
+                <wp:docPr id="209" name="Rectangle 209"/>
+                <wp:cNvGraphicFramePr/>
+                <a:graphic xmlns:a="http://schemas.openxmlformats.org/drawingml/2006/main">
+                  <a:graphicData uri="http://schemas.microsoft.com/office/word/2010/wordprocessingShape">
+                    <wps:wsp>
+                      <wps:cNvSpPr/>
+                      <wps:spPr>
+                        <a:xfrm>
+                          <a:off x="0" y="0"/>
+                          <a:ext cx="1470991" cy="71561"/>
+                        </a:xfrm>
+                        <a:prstGeom prst="rect">
+                          <a:avLst/>
+                        </a:prstGeom>
+                      </wps:spPr>
+                      <wps:style>
+                        <a:lnRef idx="2">
+                          <a:schemeClr val="dk1">
+                            <a:shade val="15000"/>
+                          </a:schemeClr>
+                        </a:lnRef>
+                        <a:fillRef idx="1">
+                          <a:schemeClr val="dk1"/>
+                        </a:fillRef>
+                        <a:effectRef idx="0">
+                          <a:schemeClr val="dk1"/>
+                        </a:effectRef>
+                        <a:fontRef idx="minor">
+                          <a:schemeClr val="lt1"/>
+                        </a:fontRef>
+                      </wps:style>
+                      <wps:bodyPr rot="0" spcFirstLastPara="0" vertOverflow="overflow" horzOverflow="overflow" vert="horz" wrap="square" lIns="91440" tIns="45720" rIns="91440" bIns="45720" numCol="1" spcCol="0" rtlCol="0" fromWordArt="0" anchor="ctr" anchorCtr="0" forceAA="0" compatLnSpc="1">
+                        <a:prstTxWarp prst="textNoShape">
+                          <a:avLst/>
+                        </a:prstTxWarp>
+                        <a:noAutofit/>
+                      </wps:bodyPr>
+                    </wps:wsp>
+                  </a:graphicData>
+                </a:graphic>
+                <wp14:sizeRelH relativeFrom="margin">
+                  <wp14:pctWidth>0</wp14:pctWidth>
+                </wp14:sizeRelH>
+                <wp14:sizeRelV relativeFrom="margin">
+                  <wp14:pctHeight>0</wp14:pctHeight>
+                </wp14:sizeRelV>
+              </wp:anchor>
+            </w:drawing>
+          </mc:Choice>
+          <mc:Fallback>
+            <w:pict>
+              <v:rect w14:anchorId="02FF29E2" id="Rectangle 209" o:spid="_x0000_s1026" style="position:absolute;margin-left:259.55pt;margin-top:58.65pt;width:115.85pt;height:5.65pt;z-index:251696128;visibility:visible;mso-wrap-style:square;mso-width-percent:0;mso-height-percent:0;mso-wrap-distance-left:9pt;mso-wrap-distance-top:0;mso-wrap-distance-right:9pt;mso-wrap-distance-bottom:0;mso-position-horizontal:absolute;mso-position-horizontal-relative:text;mso-position-vertical:absolute;mso-position-vertical-relative:text;mso-width-percent:0;mso-height-percent:0;mso-width-relative:margin;mso-height-relative:margin;v-text-anchor:middle" o:gfxdata="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" fillcolor="black [3200]" strokecolor="black [480]" strokeweight="1pt"/>
+            </w:pict>
+          </mc:Fallback>
+        </mc:AlternateContent>
+      </w:r>
+      <w:r>
+        <w:rPr>
+          <w:noProof/>
         </w:rPr>
         <w:t xml:space="preserve"> </w:t>
       </w:r>
-      <w:r>
-        <w:rPr>
-          <w:b/>
-          <w:bCs/>
-          <w:sz w:val="22"/>
-          <w:szCs w:val="22"/>
-          <w:lang w:val="en-US"/>
-        </w:rPr>
-        <w:t>ZTSD_PRODUCTLINE Database Table.</w:t>
-      </w:r>
-    </w:p>
-    <w:p>
-      <w:pPr>
-        <w:ind w:left="360"/>
-        <w:rPr>
-          <w:sz w:val="22"/>
-          <w:szCs w:val="22"/>
-          <w:lang w:val="en-US"/>
-        </w:rPr>
-      </w:pPr>
-      <w:r>
-        <w:rPr>
-          <w:sz w:val="22"/>
-          <w:szCs w:val="22"/>
+    </w:p>
+    <w:p>
+      <w:pPr>
+        <w:rPr>
+          <w:sz w:val="20"/>
+          <w:szCs w:val="20"/>
+          <w:lang w:val="en-US"/>
+        </w:rPr>
+      </w:pPr>
+      <w:r>
+        <w:rPr>
+          <w:sz w:val="20"/>
+          <w:szCs w:val="20"/>
+          <w:lang w:val="en-US"/>
+        </w:rPr>
+        <w:t>4.Then in the request Header section Pass the KEY = ‘</w:t>
+      </w:r>
+      <w:r>
+        <w:rPr>
+          <w:sz w:val="20"/>
+          <w:szCs w:val="20"/>
+        </w:rPr>
+        <w:t>X-CSRF-TOKEN</w:t>
+      </w:r>
+      <w:r>
+        <w:rPr>
+          <w:sz w:val="20"/>
+          <w:szCs w:val="20"/>
+          <w:lang w:val="en-US"/>
+        </w:rPr>
+        <w:t>’ &amp; Value = ‘fetch’</w:t>
+      </w:r>
+    </w:p>
+    <w:p>
+      <w:pPr>
+        <w:rPr>
+          <w:sz w:val="20"/>
+          <w:szCs w:val="20"/>
+          <w:lang w:val="en-US"/>
+        </w:rPr>
+      </w:pPr>
+      <w:r>
+        <w:rPr>
+          <w:noProof/>
+          <w:sz w:val="20"/>
+          <w:szCs w:val="20"/>
+          <w:lang w:val="en-US"/>
+        </w:rPr>
+        <mc:AlternateContent>
+          <mc:Choice Requires="wps">
+            <w:drawing>
+              <wp:anchor distT="0" distB="0" distL="114300" distR="114300" simplePos="0" relativeHeight="251697152" behindDoc="0" locked="0" layoutInCell="1" allowOverlap="1" wp14:anchorId="6B215E05" wp14:editId="31FF4902">
+                <wp:simplePos x="0" y="0"/>
+                <wp:positionH relativeFrom="column">
+                  <wp:posOffset>1141178</wp:posOffset>
+                </wp:positionH>
+                <wp:positionV relativeFrom="paragraph">
+                  <wp:posOffset>365401</wp:posOffset>
+                </wp:positionV>
+                <wp:extent cx="1470991" cy="71561"/>
+                <wp:effectExtent l="0" t="0" r="15240" b="24130"/>
+                <wp:wrapNone/>
+                <wp:docPr id="212" name="Rectangle 212"/>
+                <wp:cNvGraphicFramePr/>
+                <a:graphic xmlns:a="http://schemas.openxmlformats.org/drawingml/2006/main">
+                  <a:graphicData uri="http://schemas.microsoft.com/office/word/2010/wordprocessingShape">
+                    <wps:wsp>
+                      <wps:cNvSpPr/>
+                      <wps:spPr>
+                        <a:xfrm>
+                          <a:off x="0" y="0"/>
+                          <a:ext cx="1470991" cy="71561"/>
+                        </a:xfrm>
+                        <a:prstGeom prst="rect">
+                          <a:avLst/>
+                        </a:prstGeom>
+                      </wps:spPr>
+                      <wps:style>
+                        <a:lnRef idx="2">
+                          <a:schemeClr val="dk1">
+                            <a:shade val="15000"/>
+                          </a:schemeClr>
+                        </a:lnRef>
+                        <a:fillRef idx="1">
+                          <a:schemeClr val="dk1"/>
+                        </a:fillRef>
+                        <a:effectRef idx="0">
+                          <a:schemeClr val="dk1"/>
+                        </a:effectRef>
+                        <a:fontRef idx="minor">
+                          <a:schemeClr val="lt1"/>
+                        </a:fontRef>
+                      </wps:style>
+                      <wps:bodyPr rot="0" spcFirstLastPara="0" vertOverflow="overflow" horzOverflow="overflow" vert="horz" wrap="square" lIns="91440" tIns="45720" rIns="91440" bIns="45720" numCol="1" spcCol="0" rtlCol="0" fromWordArt="0" anchor="ctr" anchorCtr="0" forceAA="0" compatLnSpc="1">
+                        <a:prstTxWarp prst="textNoShape">
+                          <a:avLst/>
+                        </a:prstTxWarp>
+                        <a:noAutofit/>
+                      </wps:bodyPr>
+                    </wps:wsp>
+                  </a:graphicData>
+                </a:graphic>
+                <wp14:sizeRelH relativeFrom="margin">
+                  <wp14:pctWidth>0</wp14:pctWidth>
+                </wp14:sizeRelH>
+                <wp14:sizeRelV relativeFrom="margin">
+                  <wp14:pctHeight>0</wp14:pctHeight>
+                </wp14:sizeRelV>
+              </wp:anchor>
+            </w:drawing>
+          </mc:Choice>
+          <mc:Fallback>
+            <w:pict>
+              <v:rect w14:anchorId="67AE3DCC" id="Rectangle 212" o:spid="_x0000_s1026" style="position:absolute;margin-left:89.85pt;margin-top:28.75pt;width:115.85pt;height:5.65pt;z-index:251697152;visibility:visible;mso-wrap-style:square;mso-width-percent:0;mso-height-percent:0;mso-wrap-distance-left:9pt;mso-wrap-distance-top:0;mso-wrap-distance-right:9pt;mso-wrap-distance-bottom:0;mso-position-horizontal:absolute;mso-position-horizontal-relative:text;mso-position-vertical:absolute;mso-position-vertical-relative:text;mso-width-percent:0;mso-height-percent:0;mso-width-relative:margin;mso-height-relative:margin;v-text-anchor:middle" o:gfxdata="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" fillcolor="black [3200]" strokecolor="black [480]" strokeweight="1pt"/>
+            </w:pict>
+          </mc:Fallback>
+        </mc:AlternateContent>
+      </w:r>
+      <w:r>
+        <w:rPr>
+          <w:noProof/>
+        </w:rPr>
+        <w:t xml:space="preserve"> </w:t>
+      </w:r>
+      <w:r>
+        <w:rPr>
+          <w:sz w:val="20"/>
+          <w:szCs w:val="20"/>
           <w:lang w:val="en-US"/>
         </w:rPr>
         <w:drawing>
-          <wp:inline distT="0" distB="0" distL="0" distR="0" wp14:anchorId="5F3F5076" wp14:editId="1C520881">
-            <wp:extent cx="6194066" cy="2217420"/>
-            <wp:effectExtent l="0" t="0" r="0" b="0"/>
-            <wp:docPr id="58" name="Picture 58"/>
+          <wp:inline distT="0" distB="0" distL="0" distR="0" wp14:anchorId="0DE46397" wp14:editId="21748136">
+            <wp:extent cx="6645910" cy="1503680"/>
+            <wp:effectExtent l="0" t="0" r="2540" b="1270"/>
+            <wp:docPr id="5" name="Picture 5"/>
             <wp:cNvGraphicFramePr>
               <a:graphicFrameLocks xmlns:a="http://schemas.openxmlformats.org/drawingml/2006/main" noChangeAspect="1"/>
             </wp:cNvGraphicFramePr>
@@ -15073,7 +14789,7 @@
                   <pic:spPr>
                     <a:xfrm>
                       <a:off x="0" y="0"/>
-                      <a:ext cx="6197481" cy="2218643"/>
+                      <a:ext cx="6645910" cy="1503680"/>
                     </a:xfrm>
                     <a:prstGeom prst="rect">
                       <a:avLst/>
@@ -15088,6 +14804,23 @@
     </w:p>
     <w:p>
       <w:pPr>
+        <w:rPr>
+          <w:sz w:val="20"/>
+          <w:szCs w:val="20"/>
+          <w:lang w:val="en-US"/>
+        </w:rPr>
+      </w:pPr>
+      <w:r>
+        <w:rPr>
+          <w:sz w:val="20"/>
+          <w:szCs w:val="20"/>
+          <w:lang w:val="en-US"/>
+        </w:rPr>
+        <w:t>5.Click on Send.</w:t>
+      </w:r>
+    </w:p>
+    <w:p>
+      <w:pPr>
         <w:tabs>
           <w:tab w:val="left" w:pos="1741"/>
         </w:tabs>
@@ -15103,7 +14836,55 @@
           <w:szCs w:val="22"/>
           <w:lang w:val="en-US"/>
         </w:rPr>
-        <w:t>Here   you can see, I updated the two Record’s status field as X, which indicated that these two field are Deleted Successfully.</w:t>
+        <w:t>6.IF the Response is 200 OK (</w:t>
+      </w:r>
+      <w:r>
+        <w:rPr>
+          <w:sz w:val="22"/>
+          <w:szCs w:val="22"/>
+        </w:rPr>
+        <w:t>Request successful. The server has responded as required.</w:t>
+      </w:r>
+      <w:r>
+        <w:rPr>
+          <w:sz w:val="22"/>
+          <w:szCs w:val="22"/>
+          <w:lang w:val="en-US"/>
+        </w:rPr>
+        <w:t>), then go to the Response Header and check the “x-</w:t>
+      </w:r>
+      <w:proofErr w:type="spellStart"/>
+      <w:r>
+        <w:rPr>
+          <w:sz w:val="22"/>
+          <w:szCs w:val="22"/>
+          <w:lang w:val="en-US"/>
+        </w:rPr>
+        <w:t>csrf</w:t>
+      </w:r>
+      <w:proofErr w:type="spellEnd"/>
+      <w:r>
+        <w:rPr>
+          <w:sz w:val="22"/>
+          <w:szCs w:val="22"/>
+          <w:lang w:val="en-US"/>
+        </w:rPr>
+        <w:t>-token” Value</w:t>
+      </w:r>
+      <w:r>
+        <w:rPr>
+          <w:sz w:val="22"/>
+          <w:szCs w:val="22"/>
+          <w:lang w:val="en-US"/>
+        </w:rPr>
+        <w:tab/>
+        <w:t xml:space="preserve"> and use that value during all the Create/Update/Delete Operation.</w:t>
+      </w:r>
+      <w:r>
+        <w:rPr>
+          <w:noProof/>
+        </w:rPr>
+        <w:t xml:space="preserve"> </w:t>
       </w:r>
     </w:p>
     <w:p>
@@ -15117,195 +14898,165 @@
           <w:lang w:val="en-US"/>
         </w:rPr>
       </w:pPr>
-    </w:p>
-    <w:p>
-      <w:pPr>
-        <w:tabs>
-          <w:tab w:val="left" w:pos="1741"/>
-        </w:tabs>
-        <w:rPr>
-          <w:sz w:val="22"/>
-          <w:szCs w:val="22"/>
-          <w:lang w:val="en-US"/>
-        </w:rPr>
-      </w:pPr>
-    </w:p>
-    <w:p>
-      <w:pPr>
-        <w:tabs>
-          <w:tab w:val="left" w:pos="1741"/>
-        </w:tabs>
-        <w:rPr>
-          <w:sz w:val="22"/>
-          <w:szCs w:val="22"/>
-          <w:lang w:val="en-US"/>
-        </w:rPr>
-      </w:pPr>
-    </w:p>
-    <w:p>
-      <w:pPr>
-        <w:tabs>
-          <w:tab w:val="left" w:pos="1741"/>
-        </w:tabs>
-        <w:rPr>
-          <w:sz w:val="22"/>
-          <w:szCs w:val="22"/>
-          <w:lang w:val="en-US"/>
-        </w:rPr>
-      </w:pPr>
-    </w:p>
-    <w:p>
-      <w:pPr>
-        <w:tabs>
-          <w:tab w:val="left" w:pos="1741"/>
-        </w:tabs>
-        <w:rPr>
-          <w:sz w:val="22"/>
-          <w:szCs w:val="22"/>
-          <w:lang w:val="en-US"/>
-        </w:rPr>
-      </w:pPr>
-    </w:p>
-    <w:p>
-      <w:pPr>
-        <w:tabs>
-          <w:tab w:val="left" w:pos="1741"/>
-        </w:tabs>
-        <w:rPr>
-          <w:sz w:val="22"/>
-          <w:szCs w:val="22"/>
-          <w:lang w:val="en-US"/>
-        </w:rPr>
-      </w:pPr>
-    </w:p>
-    <w:p>
-      <w:pPr>
-        <w:tabs>
-          <w:tab w:val="left" w:pos="1741"/>
-        </w:tabs>
-        <w:rPr>
-          <w:sz w:val="22"/>
-          <w:szCs w:val="22"/>
-          <w:lang w:val="en-US"/>
-        </w:rPr>
-      </w:pPr>
-    </w:p>
-    <w:p>
-      <w:pPr>
-        <w:ind w:left="360"/>
-        <w:rPr>
-          <w:b/>
-          <w:bCs/>
-          <w:sz w:val="22"/>
-          <w:szCs w:val="22"/>
-          <w:u w:val="single"/>
-          <w:lang w:val="en-US"/>
-        </w:rPr>
-      </w:pPr>
-      <w:r>
-        <w:rPr>
-          <w:b/>
-          <w:bCs/>
-          <w:sz w:val="22"/>
-          <w:szCs w:val="22"/>
-          <w:u w:val="single"/>
+      <w:r>
+        <w:rPr>
+          <w:noProof/>
+          <w:sz w:val="20"/>
+          <w:szCs w:val="20"/>
           <w:lang w:val="en-US"/>
         </w:rPr>
         <w:lastRenderedPageBreak/>
-        <w:t>Negative Testing:</w:t>
-      </w:r>
-    </w:p>
-    <w:p>
-      <w:pPr>
-        <w:ind w:left="360"/>
-        <w:rPr>
-          <w:b/>
-          <w:bCs/>
-          <w:sz w:val="22"/>
-          <w:szCs w:val="22"/>
-          <w:lang w:val="en-US"/>
-        </w:rPr>
-      </w:pPr>
-      <w:r>
-        <w:rPr>
-          <w:b/>
-          <w:bCs/>
-          <w:sz w:val="22"/>
-          <w:szCs w:val="22"/>
-          <w:lang w:val="en-US"/>
-        </w:rPr>
-        <w:t>Case1:</w:t>
-      </w:r>
-    </w:p>
-    <w:p>
-      <w:pPr>
-        <w:ind w:left="360"/>
-        <w:rPr>
-          <w:sz w:val="22"/>
-          <w:szCs w:val="22"/>
-          <w:lang w:val="en-US"/>
-        </w:rPr>
-      </w:pPr>
-      <w:r>
-        <w:rPr>
-          <w:sz w:val="22"/>
-          <w:szCs w:val="22"/>
-          <w:lang w:val="en-US"/>
-        </w:rPr>
-        <w:t xml:space="preserve"> If</w:t>
-      </w:r>
-      <w:r>
-        <w:rPr>
-          <w:sz w:val="22"/>
-          <w:szCs w:val="22"/>
-          <w:lang w:val="en-US"/>
-        </w:rPr>
-        <w:t xml:space="preserve"> user want to update a record which is not present in SAP system.</w:t>
-      </w:r>
-    </w:p>
-    <w:p>
-      <w:pPr>
-        <w:ind w:left="360"/>
-        <w:rPr>
-          <w:sz w:val="22"/>
-          <w:szCs w:val="22"/>
-        </w:rPr>
-      </w:pPr>
-      <w:r>
-        <w:rPr>
-          <w:sz w:val="22"/>
-          <w:szCs w:val="22"/>
-          <w:lang w:val="en-US"/>
-        </w:rPr>
-        <w:t xml:space="preserve">Message: </w:t>
-      </w:r>
-      <w:r>
-        <w:rPr>
-          <w:color w:val="FF0000"/>
-          <w:sz w:val="22"/>
-          <w:szCs w:val="22"/>
-        </w:rPr>
-        <w:t>Requested Record not exist in SAP system.</w:t>
-      </w:r>
-    </w:p>
-    <w:p>
-      <w:pPr>
-        <w:ind w:left="360"/>
-        <w:rPr>
-          <w:sz w:val="22"/>
-          <w:szCs w:val="22"/>
-          <w:lang w:val="en-US"/>
-        </w:rPr>
-      </w:pPr>
+        <mc:AlternateContent>
+          <mc:Choice Requires="wps">
+            <w:drawing>
+              <wp:anchor distT="0" distB="0" distL="114300" distR="114300" simplePos="0" relativeHeight="251698176" behindDoc="0" locked="0" layoutInCell="1" allowOverlap="1" wp14:anchorId="58AE2D67" wp14:editId="4CD15500">
+                <wp:simplePos x="0" y="0"/>
+                <wp:positionH relativeFrom="column">
+                  <wp:posOffset>1002914</wp:posOffset>
+                </wp:positionH>
+                <wp:positionV relativeFrom="paragraph">
+                  <wp:posOffset>374457</wp:posOffset>
+                </wp:positionV>
+                <wp:extent cx="1470660" cy="71120"/>
+                <wp:effectExtent l="0" t="0" r="15240" b="24130"/>
+                <wp:wrapNone/>
+                <wp:docPr id="216" name="Rectangle 216"/>
+                <wp:cNvGraphicFramePr/>
+                <a:graphic xmlns:a="http://schemas.openxmlformats.org/drawingml/2006/main">
+                  <a:graphicData uri="http://schemas.microsoft.com/office/word/2010/wordprocessingShape">
+                    <wps:wsp>
+                      <wps:cNvSpPr/>
+                      <wps:spPr>
+                        <a:xfrm>
+                          <a:off x="0" y="0"/>
+                          <a:ext cx="1470660" cy="71120"/>
+                        </a:xfrm>
+                        <a:prstGeom prst="rect">
+                          <a:avLst/>
+                        </a:prstGeom>
+                      </wps:spPr>
+                      <wps:style>
+                        <a:lnRef idx="2">
+                          <a:schemeClr val="dk1">
+                            <a:shade val="15000"/>
+                          </a:schemeClr>
+                        </a:lnRef>
+                        <a:fillRef idx="1">
+                          <a:schemeClr val="dk1"/>
+                        </a:fillRef>
+                        <a:effectRef idx="0">
+                          <a:schemeClr val="dk1"/>
+                        </a:effectRef>
+                        <a:fontRef idx="minor">
+                          <a:schemeClr val="lt1"/>
+                        </a:fontRef>
+                      </wps:style>
+                      <wps:bodyPr rot="0" spcFirstLastPara="0" vertOverflow="overflow" horzOverflow="overflow" vert="horz" wrap="square" lIns="91440" tIns="45720" rIns="91440" bIns="45720" numCol="1" spcCol="0" rtlCol="0" fromWordArt="0" anchor="ctr" anchorCtr="0" forceAA="0" compatLnSpc="1">
+                        <a:prstTxWarp prst="textNoShape">
+                          <a:avLst/>
+                        </a:prstTxWarp>
+                        <a:noAutofit/>
+                      </wps:bodyPr>
+                    </wps:wsp>
+                  </a:graphicData>
+                </a:graphic>
+                <wp14:sizeRelH relativeFrom="margin">
+                  <wp14:pctWidth>0</wp14:pctWidth>
+                </wp14:sizeRelH>
+                <wp14:sizeRelV relativeFrom="margin">
+                  <wp14:pctHeight>0</wp14:pctHeight>
+                </wp14:sizeRelV>
+              </wp:anchor>
+            </w:drawing>
+          </mc:Choice>
+          <mc:Fallback>
+            <w:pict>
+              <v:rect w14:anchorId="705B69AB" id="Rectangle 216" o:spid="_x0000_s1026" style="position:absolute;margin-left:78.95pt;margin-top:29.5pt;width:115.8pt;height:5.6pt;z-index:251698176;visibility:visible;mso-wrap-style:square;mso-width-percent:0;mso-height-percent:0;mso-wrap-distance-left:9pt;mso-wrap-distance-top:0;mso-wrap-distance-right:9pt;mso-wrap-distance-bottom:0;mso-position-horizontal:absolute;mso-position-horizontal-relative:text;mso-position-vertical:absolute;mso-position-vertical-relative:text;mso-width-percent:0;mso-height-percent:0;mso-width-relative:margin;mso-height-relative:margin;v-text-anchor:middle" o:gfxdata="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" fillcolor="black [3200]" strokecolor="black [480]" strokeweight="1pt"/>
+            </w:pict>
+          </mc:Fallback>
+        </mc:AlternateContent>
+      </w:r>
       <w:r>
         <w:rPr>
           <w:noProof/>
+          <w:sz w:val="20"/>
+          <w:szCs w:val="20"/>
+          <w:lang w:val="en-US"/>
+        </w:rPr>
+        <mc:AlternateContent>
+          <mc:Choice Requires="wps">
+            <w:drawing>
+              <wp:anchor distT="0" distB="0" distL="114300" distR="114300" simplePos="0" relativeHeight="251699200" behindDoc="0" locked="0" layoutInCell="1" allowOverlap="1" wp14:anchorId="65F17D6B" wp14:editId="3ACEF604">
+                <wp:simplePos x="0" y="0"/>
+                <wp:positionH relativeFrom="column">
+                  <wp:posOffset>2709849</wp:posOffset>
+                </wp:positionH>
+                <wp:positionV relativeFrom="paragraph">
+                  <wp:posOffset>1560195</wp:posOffset>
+                </wp:positionV>
+                <wp:extent cx="1247775" cy="0"/>
+                <wp:effectExtent l="0" t="0" r="0" b="0"/>
+                <wp:wrapNone/>
+                <wp:docPr id="218" name="Straight Connector 218"/>
+                <wp:cNvGraphicFramePr/>
+                <a:graphic xmlns:a="http://schemas.openxmlformats.org/drawingml/2006/main">
+                  <a:graphicData uri="http://schemas.microsoft.com/office/word/2010/wordprocessingShape">
+                    <wps:wsp>
+                      <wps:cNvCnPr/>
+                      <wps:spPr>
+                        <a:xfrm>
+                          <a:off x="0" y="0"/>
+                          <a:ext cx="1247775" cy="0"/>
+                        </a:xfrm>
+                        <a:prstGeom prst="line">
+                          <a:avLst/>
+                        </a:prstGeom>
+                      </wps:spPr>
+                      <wps:style>
+                        <a:lnRef idx="3">
+                          <a:schemeClr val="accent2"/>
+                        </a:lnRef>
+                        <a:fillRef idx="0">
+                          <a:schemeClr val="accent2"/>
+                        </a:fillRef>
+                        <a:effectRef idx="2">
+                          <a:schemeClr val="accent2"/>
+                        </a:effectRef>
+                        <a:fontRef idx="minor">
+                          <a:schemeClr val="tx1"/>
+                        </a:fontRef>
+                      </wps:style>
+                      <wps:bodyPr/>
+                    </wps:wsp>
+                  </a:graphicData>
+                </a:graphic>
+              </wp:anchor>
+            </w:drawing>
+          </mc:Choice>
+          <mc:Fallback>
+            <w:pict>
+              <v:line w14:anchorId="5C0EB5E5" id="Straight Connector 218" o:spid="_x0000_s1026" style="position:absolute;z-index:251699200;visibility:visible;mso-wrap-style:square;mso-wrap-distance-left:9pt;mso-wrap-distance-top:0;mso-wrap-distance-right:9pt;mso-wrap-distance-bottom:0;mso-position-horizontal:absolute;mso-position-horizontal-relative:text;mso-position-vertical:absolute;mso-position-vertical-relative:text" from="213.35pt,122.85pt" to="311.6pt,122.85pt" o:gfxdata="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" strokecolor="#e97132 [3205]" strokeweight="1.5pt">
+                <v:stroke joinstyle="miter"/>
+              </v:line>
+            </w:pict>
+          </mc:Fallback>
+        </mc:AlternateContent>
+      </w:r>
+      <w:r>
+        <w:rPr>
+          <w:noProof/>
+        </w:rPr>
+        <w:t xml:space="preserve"> </w:t>
+      </w:r>
+      <w:r>
+        <w:rPr>
+          <w:noProof/>
         </w:rPr>
         <w:drawing>
-          <wp:inline distT="0" distB="0" distL="0" distR="0" wp14:anchorId="7F0811F7" wp14:editId="0E812F67">
-            <wp:extent cx="6645910" cy="2585085"/>
-            <wp:effectExtent l="0" t="0" r="2540" b="5715"/>
-            <wp:docPr id="59" name="Picture 59"/>
+          <wp:inline distT="0" distB="0" distL="0" distR="0" wp14:anchorId="4D3DC4E7" wp14:editId="14A39CB2">
+            <wp:extent cx="6645910" cy="2063750"/>
+            <wp:effectExtent l="0" t="0" r="2540" b="0"/>
+            <wp:docPr id="7" name="Picture 7"/>
             <wp:cNvGraphicFramePr>
               <a:graphicFrameLocks xmlns:a="http://schemas.openxmlformats.org/drawingml/2006/main" noChangeAspect="1"/>
             </wp:cNvGraphicFramePr>
@@ -15325,7 +15076,7 @@
                   <pic:spPr>
                     <a:xfrm>
                       <a:off x="0" y="0"/>
-                      <a:ext cx="6645910" cy="2585085"/>
+                      <a:ext cx="6645910" cy="2063750"/>
                     </a:xfrm>
                     <a:prstGeom prst="rect">
                       <a:avLst/>
@@ -15340,141 +15091,34 @@
     </w:p>
     <w:p>
       <w:pPr>
-        <w:ind w:left="360"/>
-        <w:rPr>
-          <w:sz w:val="22"/>
-          <w:szCs w:val="22"/>
-          <w:lang w:val="en-US"/>
-        </w:rPr>
-      </w:pPr>
-    </w:p>
-    <w:p>
-      <w:pPr>
-        <w:ind w:left="360"/>
-        <w:rPr>
-          <w:b/>
-          <w:bCs/>
-          <w:sz w:val="22"/>
-          <w:szCs w:val="22"/>
-          <w:lang w:val="en-US"/>
-        </w:rPr>
-      </w:pPr>
-      <w:r>
-        <w:rPr>
-          <w:b/>
-          <w:bCs/>
-          <w:sz w:val="22"/>
-          <w:szCs w:val="22"/>
-          <w:lang w:val="en-US"/>
-        </w:rPr>
-        <w:t>Case 2:</w:t>
-      </w:r>
-    </w:p>
-    <w:p>
-      <w:pPr>
-        <w:ind w:left="360"/>
-        <w:rPr>
-          <w:sz w:val="22"/>
-          <w:szCs w:val="22"/>
-        </w:rPr>
-      </w:pPr>
-      <w:r>
-        <w:rPr>
-          <w:sz w:val="22"/>
-          <w:szCs w:val="22"/>
-        </w:rPr>
-        <w:t xml:space="preserve">If, for any reason, record is not </w:t>
-      </w:r>
-      <w:r>
-        <w:rPr>
-          <w:sz w:val="22"/>
-          <w:szCs w:val="22"/>
-        </w:rPr>
-        <w:t>Updated</w:t>
-      </w:r>
-      <w:r>
-        <w:rPr>
-          <w:sz w:val="22"/>
-          <w:szCs w:val="22"/>
-        </w:rPr>
-        <w:t xml:space="preserve"> in the SAP system, the system will raise a business exception as an error. The error message displayed will be the same as in the negative case mentioned above</w:t>
-      </w:r>
-      <w:r>
-        <w:rPr>
-          <w:sz w:val="22"/>
-          <w:szCs w:val="22"/>
-        </w:rPr>
-        <w:t>.</w:t>
-      </w:r>
-    </w:p>
-    <w:p>
-      <w:pPr>
-        <w:ind w:left="360"/>
-        <w:rPr>
-          <w:sz w:val="22"/>
-          <w:szCs w:val="22"/>
-        </w:rPr>
-      </w:pPr>
-      <w:r>
-        <w:rPr>
-          <w:sz w:val="22"/>
-          <w:szCs w:val="22"/>
-          <w:lang w:val="en-US"/>
-        </w:rPr>
-        <w:t>Message:</w:t>
-      </w:r>
-      <w:r>
-        <w:rPr>
-          <w:rFonts w:ascii="Courier New" w:hAnsi="Courier New" w:cs="Courier New"/>
-          <w:color w:val="000000"/>
-          <w:sz w:val="20"/>
-          <w:szCs w:val="20"/>
-          <w:shd w:val="clear" w:color="auto" w:fill="FFFFFF"/>
-        </w:rPr>
-        <w:t xml:space="preserve"> </w:t>
-      </w:r>
-      <w:r>
-        <w:rPr>
-          <w:rFonts w:ascii="Courier New" w:hAnsi="Courier New" w:cs="Courier New"/>
-          <w:color w:val="000000"/>
-          <w:sz w:val="20"/>
-          <w:szCs w:val="20"/>
-          <w:shd w:val="clear" w:color="auto" w:fill="FFFFFF"/>
-        </w:rPr>
-        <w:t>Failed to </w:t>
-      </w:r>
-      <w:r>
-        <w:rPr>
-          <w:rFonts w:ascii="Courier New" w:hAnsi="Courier New" w:cs="Courier New"/>
-          <w:color w:val="000000"/>
-          <w:sz w:val="20"/>
-          <w:szCs w:val="20"/>
-          <w:shd w:val="clear" w:color="auto" w:fill="FFFFFF"/>
-        </w:rPr>
-        <w:t>Delete</w:t>
-      </w:r>
-      <w:r>
-        <w:rPr>
-          <w:rFonts w:ascii="Courier New" w:hAnsi="Courier New" w:cs="Courier New"/>
-          <w:color w:val="000000"/>
-          <w:sz w:val="20"/>
-          <w:szCs w:val="20"/>
-          <w:shd w:val="clear" w:color="auto" w:fill="FFFFFF"/>
-        </w:rPr>
-        <w:t> Record in SAP System.</w:t>
-      </w:r>
-    </w:p>
-    <w:p>
-      <w:pPr>
         <w:tabs>
           <w:tab w:val="left" w:pos="1741"/>
         </w:tabs>
         <w:rPr>
-          <w:sz w:val="22"/>
-          <w:szCs w:val="22"/>
-          <w:lang w:val="en-US"/>
-        </w:rPr>
-      </w:pPr>
+          <w:b/>
+          <w:bCs/>
+          <w:u w:val="single"/>
+          <w:lang w:val="en-US"/>
+        </w:rPr>
+      </w:pPr>
+      <w:r>
+        <w:rPr>
+          <w:b/>
+          <w:bCs/>
+          <w:u w:val="single"/>
+          <w:lang w:val="en-US"/>
+        </w:rPr>
+        <w:t>Handle Crete Operation Through Postman:</w:t>
+      </w:r>
+      <w:r>
+        <w:rPr>
+          <w:noProof/>
+          <w:sz w:val="20"/>
+          <w:szCs w:val="20"/>
+          <w:lang w:val="en-US"/>
+        </w:rPr>
+        <w:t xml:space="preserve"> </w:t>
+      </w:r>
     </w:p>
     <w:p>
       <w:pPr>
@@ -15482,11 +15126,44 @@
           <w:tab w:val="left" w:pos="1741"/>
         </w:tabs>
         <w:rPr>
-          <w:sz w:val="22"/>
-          <w:szCs w:val="22"/>
-          <w:lang w:val="en-US"/>
-        </w:rPr>
-      </w:pPr>
+          <w:lang w:val="en-US"/>
+        </w:rPr>
+      </w:pPr>
+      <w:r>
+        <w:rPr>
+          <w:lang w:val="en-US"/>
+        </w:rPr>
+        <w:t>Step</w:t>
+      </w:r>
+      <w:r>
+        <w:rPr>
+          <w:lang w:val="en-US"/>
+        </w:rPr>
+        <w:t xml:space="preserve"> 1: Pass the URL &amp; set Request method as “POST”.</w:t>
+      </w:r>
+    </w:p>
+    <w:p>
+      <w:pPr>
+        <w:rPr>
+          <w:sz w:val="20"/>
+          <w:szCs w:val="20"/>
+          <w:lang w:val="en-US"/>
+        </w:rPr>
+      </w:pPr>
+      <w:r>
+        <w:rPr>
+          <w:lang w:val="en-US"/>
+        </w:rPr>
+        <w:t xml:space="preserve">Step 2: Handel </w:t>
+      </w:r>
+      <w:r>
+        <w:rPr>
+          <w:sz w:val="20"/>
+          <w:szCs w:val="20"/>
+          <w:lang w:val="en-US"/>
+        </w:rPr>
+        <w:t>the Authorization detail (Authorization-&gt;Auth Type-&gt;Basic auth-&gt;SAP User ID &amp; Password).</w:t>
+      </w:r>
     </w:p>
     <w:p>
       <w:pPr>
@@ -15494,11 +15171,15 @@
           <w:tab w:val="left" w:pos="1741"/>
         </w:tabs>
         <w:rPr>
-          <w:sz w:val="22"/>
-          <w:szCs w:val="22"/>
-          <w:lang w:val="en-US"/>
-        </w:rPr>
-      </w:pPr>
+          <w:lang w:val="en-US"/>
+        </w:rPr>
+      </w:pPr>
+      <w:r>
+        <w:rPr>
+          <w:lang w:val="en-US"/>
+        </w:rPr>
+        <w:t>Step 3: Pass the CSRF Token, which was fetch by the Above process like below.</w:t>
+      </w:r>
     </w:p>
     <w:p>
       <w:pPr>
@@ -15506,285 +15187,65 @@
           <w:tab w:val="left" w:pos="1741"/>
         </w:tabs>
         <w:rPr>
-          <w:sz w:val="22"/>
-          <w:szCs w:val="22"/>
-          <w:lang w:val="en-US"/>
-        </w:rPr>
-      </w:pPr>
-    </w:p>
-    <w:p>
-      <w:pPr>
-        <w:tabs>
-          <w:tab w:val="left" w:pos="1741"/>
-        </w:tabs>
-        <w:rPr>
-          <w:sz w:val="22"/>
-          <w:szCs w:val="22"/>
-          <w:lang w:val="en-US"/>
-        </w:rPr>
-      </w:pPr>
-    </w:p>
-    <w:p>
-      <w:pPr>
-        <w:tabs>
-          <w:tab w:val="left" w:pos="1741"/>
-        </w:tabs>
-        <w:rPr>
-          <w:sz w:val="22"/>
-          <w:szCs w:val="22"/>
-          <w:lang w:val="en-US"/>
-        </w:rPr>
-      </w:pPr>
-    </w:p>
-    <w:p>
-      <w:pPr>
-        <w:tabs>
-          <w:tab w:val="left" w:pos="1741"/>
-        </w:tabs>
-        <w:rPr>
-          <w:sz w:val="22"/>
-          <w:szCs w:val="22"/>
-          <w:lang w:val="en-US"/>
-        </w:rPr>
-      </w:pPr>
-    </w:p>
-    <w:p>
-      <w:pPr>
-        <w:tabs>
-          <w:tab w:val="left" w:pos="1741"/>
-        </w:tabs>
-        <w:rPr>
-          <w:sz w:val="22"/>
-          <w:szCs w:val="22"/>
-          <w:lang w:val="en-US"/>
-        </w:rPr>
-      </w:pPr>
-    </w:p>
-    <w:p>
-      <w:pPr>
-        <w:tabs>
-          <w:tab w:val="left" w:pos="1741"/>
-        </w:tabs>
-        <w:rPr>
-          <w:sz w:val="22"/>
-          <w:szCs w:val="22"/>
-          <w:lang w:val="en-US"/>
-        </w:rPr>
-      </w:pPr>
-    </w:p>
-    <w:p>
-      <w:pPr>
-        <w:tabs>
-          <w:tab w:val="left" w:pos="1741"/>
-        </w:tabs>
-        <w:rPr>
-          <w:sz w:val="22"/>
-          <w:szCs w:val="22"/>
-          <w:lang w:val="en-US"/>
-        </w:rPr>
-      </w:pPr>
-    </w:p>
-    <w:p>
-      <w:pPr>
-        <w:rPr>
-          <w:b/>
-          <w:bCs/>
-          <w:lang w:val="en-US"/>
-        </w:rPr>
-      </w:pPr>
-      <w:r>
-        <w:rPr>
-          <w:b/>
-          <w:bCs/>
-          <w:lang w:val="en-US"/>
-        </w:rPr>
-        <w:lastRenderedPageBreak/>
-        <w:t>2.</w:t>
-      </w:r>
-      <w:r>
-        <w:rPr>
-          <w:b/>
-          <w:bCs/>
-          <w:lang w:val="en-US"/>
-        </w:rPr>
-        <w:t>4:</w:t>
-      </w:r>
-      <w:r>
-        <w:rPr>
-          <w:b/>
-          <w:bCs/>
-          <w:lang w:val="en-US"/>
-        </w:rPr>
-        <w:t xml:space="preserve"> </w:t>
-      </w:r>
-      <w:r>
-        <w:rPr>
-          <w:b/>
-          <w:bCs/>
-          <w:lang w:val="en-US"/>
-        </w:rPr>
-        <w:t>Remove from Deletion Flag</w:t>
-      </w:r>
-    </w:p>
-    <w:p>
-      <w:pPr>
-        <w:ind w:left="360"/>
-        <w:rPr>
-          <w:sz w:val="22"/>
-          <w:szCs w:val="22"/>
-        </w:rPr>
-      </w:pPr>
-      <w:r>
-        <w:rPr>
-          <w:sz w:val="22"/>
-          <w:szCs w:val="22"/>
-          <w:lang w:val="en-US"/>
-        </w:rPr>
-        <w:t xml:space="preserve">API: </w:t>
-      </w:r>
-      <w:r>
-        <w:rPr>
-          <w:sz w:val="22"/>
-          <w:szCs w:val="22"/>
-          <w:highlight w:val="yellow"/>
-        </w:rPr>
-        <w:t>/sap/</w:t>
-      </w:r>
-      <w:proofErr w:type="spellStart"/>
-      <w:r>
-        <w:rPr>
-          <w:sz w:val="22"/>
-          <w:szCs w:val="22"/>
-          <w:highlight w:val="yellow"/>
-        </w:rPr>
-        <w:t>opu</w:t>
-      </w:r>
-      <w:proofErr w:type="spellEnd"/>
-      <w:r>
-        <w:rPr>
-          <w:sz w:val="22"/>
-          <w:szCs w:val="22"/>
-          <w:highlight w:val="yellow"/>
-        </w:rPr>
-        <w:t>/</w:t>
-      </w:r>
-      <w:proofErr w:type="spellStart"/>
-      <w:r>
-        <w:rPr>
-          <w:sz w:val="22"/>
-          <w:szCs w:val="22"/>
-          <w:highlight w:val="yellow"/>
-        </w:rPr>
-        <w:t>odata</w:t>
-      </w:r>
-      <w:proofErr w:type="spellEnd"/>
-      <w:r>
-        <w:rPr>
-          <w:sz w:val="22"/>
-          <w:szCs w:val="22"/>
-          <w:highlight w:val="yellow"/>
-        </w:rPr>
-        <w:t>/sap/ZGW_SD_PRODUCTLINE_SRV/</w:t>
-      </w:r>
-      <w:proofErr w:type="spellStart"/>
-      <w:r>
-        <w:rPr>
-          <w:sz w:val="22"/>
-          <w:szCs w:val="22"/>
-          <w:highlight w:val="yellow"/>
-        </w:rPr>
-        <w:t>productlineSet</w:t>
-      </w:r>
-      <w:proofErr w:type="spellEnd"/>
-    </w:p>
-    <w:p>
-      <w:pPr>
-        <w:ind w:left="360"/>
-        <w:rPr>
-          <w:sz w:val="22"/>
-          <w:szCs w:val="22"/>
           <w:lang w:val="en-US"/>
         </w:rPr>
       </w:pPr>
       <w:r>
         <w:rPr>
           <w:noProof/>
-          <w:sz w:val="22"/>
-          <w:szCs w:val="22"/>
+          <w:sz w:val="20"/>
+          <w:szCs w:val="20"/>
+          <w:lang w:val="en-US"/>
         </w:rPr>
         <mc:AlternateContent>
           <mc:Choice Requires="wps">
             <w:drawing>
-              <wp:anchor distT="45720" distB="45720" distL="114300" distR="114300" simplePos="0" relativeHeight="251696128" behindDoc="0" locked="0" layoutInCell="1" allowOverlap="1" wp14:anchorId="53DC3B56" wp14:editId="42DD367F">
+              <wp:anchor distT="0" distB="0" distL="114300" distR="114300" simplePos="0" relativeHeight="251700224" behindDoc="0" locked="0" layoutInCell="1" allowOverlap="1" wp14:anchorId="1CDCF70A" wp14:editId="63FE0D21">
                 <wp:simplePos x="0" y="0"/>
                 <wp:positionH relativeFrom="column">
-                  <wp:posOffset>186690</wp:posOffset>
+                  <wp:posOffset>1001395</wp:posOffset>
                 </wp:positionH>
                 <wp:positionV relativeFrom="paragraph">
-                  <wp:posOffset>261620</wp:posOffset>
+                  <wp:posOffset>199086</wp:posOffset>
                 </wp:positionV>
-                <wp:extent cx="6196330" cy="1915795"/>
-                <wp:effectExtent l="0" t="0" r="13970" b="27305"/>
-                <wp:wrapSquare wrapText="bothSides"/>
-                <wp:docPr id="49" name="Text Box 2"/>
-                <wp:cNvGraphicFramePr>
-                  <a:graphicFrameLocks xmlns:a="http://schemas.openxmlformats.org/drawingml/2006/main"/>
-                </wp:cNvGraphicFramePr>
+                <wp:extent cx="1470991" cy="71561"/>
+                <wp:effectExtent l="0" t="0" r="15240" b="24130"/>
+                <wp:wrapNone/>
+                <wp:docPr id="201" name="Rectangle 201"/>
+                <wp:cNvGraphicFramePr/>
                 <a:graphic xmlns:a="http://schemas.openxmlformats.org/drawingml/2006/main">
                   <a:graphicData uri="http://schemas.microsoft.com/office/word/2010/wordprocessingShape">
                     <wps:wsp>
-                      <wps:cNvSpPr txBox="1">
-                        <a:spLocks noChangeArrowheads="1"/>
-                      </wps:cNvSpPr>
-                      <wps:spPr bwMode="auto">
+                      <wps:cNvSpPr/>
+                      <wps:spPr>
                         <a:xfrm>
                           <a:off x="0" y="0"/>
-                          <a:ext cx="6196330" cy="1915795"/>
+                          <a:ext cx="1470991" cy="71561"/>
                         </a:xfrm>
                         <a:prstGeom prst="rect">
                           <a:avLst/>
                         </a:prstGeom>
-                        <a:solidFill>
-                          <a:srgbClr val="FFFFFF"/>
-                        </a:solidFill>
-                        <a:ln w="9525">
-                          <a:solidFill>
-                            <a:srgbClr val="000000"/>
-                          </a:solidFill>
-                          <a:miter lim="800000"/>
-                          <a:headEnd/>
-                          <a:tailEnd/>
-                        </a:ln>
                       </wps:spPr>
-                      <wps:txbx>
-                        <w:txbxContent>
-                          <w:p>
-                            <w:r>
-                              <w:t>{</w:t>
-                            </w:r>
-                            <w:r>
-                              <w:br/>
-                              <w:t>  "Datastring": "[{\"BusinessId\":\"0000000310\",\"Vkorg\":\"0101\",\"PrdtLineid\":\"0000000101\",\"PrdtFamilyid\":\"2001\",\"PrdtFamilyname\":\"UNO Minda Computer\",\"Status\":\"\"}]",</w:t>
-                            </w:r>
-                            <w:r>
-                              <w:br/>
-                              <w:t>  "Operation": "</w:t>
-                            </w:r>
-                            <w:r>
-                              <w:t>UD</w:t>
-                            </w:r>
-                            <w:r>
-                              <w:t>"</w:t>
-                            </w:r>
-                            <w:r>
-                              <w:br/>
-                              <w:t>}</w:t>
-                            </w:r>
-                          </w:p>
-                          <w:p/>
-                        </w:txbxContent>
-                      </wps:txbx>
-                      <wps:bodyPr rot="0" vert="horz" wrap="square" lIns="91440" tIns="45720" rIns="91440" bIns="45720" anchor="t" anchorCtr="0">
+                      <wps:style>
+                        <a:lnRef idx="2">
+                          <a:schemeClr val="dk1">
+                            <a:shade val="15000"/>
+                          </a:schemeClr>
+                        </a:lnRef>
+                        <a:fillRef idx="1">
+                          <a:schemeClr val="dk1"/>
+                        </a:fillRef>
+                        <a:effectRef idx="0">
+                          <a:schemeClr val="dk1"/>
+                        </a:effectRef>
+                        <a:fontRef idx="minor">
+                          <a:schemeClr val="lt1"/>
+                        </a:fontRef>
+                      </wps:style>
+                      <wps:bodyPr rot="0" spcFirstLastPara="0" vertOverflow="overflow" horzOverflow="overflow" vert="horz" wrap="square" lIns="91440" tIns="45720" rIns="91440" bIns="45720" numCol="1" spcCol="0" rtlCol="0" fromWordArt="0" anchor="ctr" anchorCtr="0" forceAA="0" compatLnSpc="1">
+                        <a:prstTxWarp prst="textNoShape">
+                          <a:avLst/>
+                        </a:prstTxWarp>
                         <a:noAutofit/>
                       </wps:bodyPr>
                     </wps:wsp>
@@ -15801,198 +15262,20 @@
           </mc:Choice>
           <mc:Fallback>
             <w:pict>
-              <v:shape w14:anchorId="53DC3B56" id="_x0000_s1036" type="#_x0000_t202" style="position:absolute;left:0;text-align:left;margin-left:14.7pt;margin-top:20.6pt;width:487.9pt;height:150.85pt;z-index:251696128;visibility:visible;mso-wrap-style:square;mso-width-percent:0;mso-height-percent:0;mso-wrap-distance-left:9pt;mso-wrap-distance-top:3.6pt;mso-wrap-distance-right:9pt;mso-wrap-distance-bottom:3.6pt;mso-position-horizontal:absolute;mso-position-horizontal-relative:text;mso-position-vertical:absolute;mso-position-vertical-relative:text;mso-width-percent:0;mso-height-percent:0;mso-width-relative:margin;mso-height-relative:margin;v-text-anchor:top" o:gfxdata="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">
-                <v:textbox>
-                  <w:txbxContent>
-                    <w:p>
-                      <w:r>
-                        <w:t>{</w:t>
-                      </w:r>
-                      <w:r>
-                        <w:br/>
-                        <w:t>  "Datastring": "[{\"BusinessId\":\"0000000310\",\"Vkorg\":\"0101\",\"PrdtLineid\":\"0000000101\",\"PrdtFamilyid\":\"2001\",\"PrdtFamilyname\":\"UNO Minda Computer\",\"Status\":\"\"}]",</w:t>
-                      </w:r>
-                      <w:r>
-                        <w:br/>
-                        <w:t>  "Operation": "</w:t>
-                      </w:r>
-                      <w:r>
-                        <w:t>UD</w:t>
-                      </w:r>
-                      <w:r>
-                        <w:t>"</w:t>
-                      </w:r>
-                      <w:r>
-                        <w:br/>
-                        <w:t>}</w:t>
-                      </w:r>
-                    </w:p>
-                    <w:p/>
-                  </w:txbxContent>
-                </v:textbox>
-                <w10:wrap type="square"/>
-              </v:shape>
+              <v:rect w14:anchorId="488B190F" id="Rectangle 201" o:spid="_x0000_s1026" style="position:absolute;margin-left:78.85pt;margin-top:15.7pt;width:115.85pt;height:5.65pt;z-index:251700224;visibility:visible;mso-wrap-style:square;mso-width-percent:0;mso-height-percent:0;mso-wrap-distance-left:9pt;mso-wrap-distance-top:0;mso-wrap-distance-right:9pt;mso-wrap-distance-bottom:0;mso-position-horizontal:absolute;mso-position-horizontal-relative:text;mso-position-vertical:absolute;mso-position-vertical-relative:text;mso-width-percent:0;mso-height-percent:0;mso-width-relative:margin;mso-height-relative:margin;v-text-anchor:middle" o:gfxdata="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" fillcolor="black [3200]" strokecolor="black [480]" strokeweight="1pt"/>
             </w:pict>
           </mc:Fallback>
         </mc:AlternateContent>
       </w:r>
       <w:r>
         <w:rPr>
-          <w:sz w:val="22"/>
-          <w:szCs w:val="22"/>
-        </w:rPr>
-        <w:t>Payload used:</w:t>
-      </w:r>
-    </w:p>
-    <w:p>
-      <w:pPr>
-        <w:ind w:left="360"/>
-        <w:rPr>
-          <w:b/>
-          <w:bCs/>
-          <w:sz w:val="22"/>
-          <w:szCs w:val="22"/>
-          <w:u w:val="single"/>
-          <w:lang w:val="en-US"/>
-        </w:rPr>
-      </w:pPr>
-    </w:p>
-    <w:p>
-      <w:pPr>
-        <w:ind w:left="360"/>
-        <w:rPr>
-          <w:b/>
-          <w:bCs/>
-          <w:sz w:val="22"/>
-          <w:szCs w:val="22"/>
-          <w:u w:val="single"/>
-          <w:lang w:val="en-US"/>
-        </w:rPr>
-      </w:pPr>
-      <w:r>
-        <w:rPr>
-          <w:b/>
-          <w:bCs/>
-          <w:sz w:val="22"/>
-          <w:szCs w:val="22"/>
-          <w:u w:val="single"/>
-          <w:lang w:val="en-US"/>
-        </w:rPr>
-        <w:t>Positive testing</w:t>
-      </w:r>
-    </w:p>
-    <w:p>
-      <w:pPr>
-        <w:ind w:left="360"/>
-        <w:rPr>
-          <w:sz w:val="22"/>
-          <w:szCs w:val="22"/>
-          <w:lang w:val="en-US"/>
-        </w:rPr>
-      </w:pPr>
-      <w:r>
-        <w:rPr>
-          <w:sz w:val="22"/>
-          <w:szCs w:val="22"/>
-          <w:lang w:val="en-US"/>
-        </w:rPr>
-        <w:t xml:space="preserve"> </w:t>
-      </w:r>
-      <w:r>
-        <w:rPr>
-          <w:sz w:val="22"/>
-          <w:szCs w:val="22"/>
-          <w:highlight w:val="yellow"/>
-          <w:lang w:val="en-US"/>
-        </w:rPr>
-        <w:t xml:space="preserve">If Header Response’s status code is ‘201’, the record successfully </w:t>
-      </w:r>
-      <w:r>
-        <w:rPr>
-          <w:sz w:val="22"/>
-          <w:szCs w:val="22"/>
-          <w:highlight w:val="yellow"/>
-          <w:lang w:val="en-US"/>
-        </w:rPr>
-        <w:t>Updated</w:t>
-      </w:r>
-      <w:r>
-        <w:rPr>
-          <w:sz w:val="22"/>
-          <w:szCs w:val="22"/>
-          <w:highlight w:val="yellow"/>
-          <w:lang w:val="en-US"/>
-        </w:rPr>
-        <w:t xml:space="preserve"> in Database table.</w:t>
-      </w:r>
-      <w:r>
-        <w:rPr>
-          <w:sz w:val="22"/>
-          <w:szCs w:val="22"/>
-          <w:lang w:val="en-US"/>
-        </w:rPr>
-        <w:t xml:space="preserve"> </w:t>
-      </w:r>
-    </w:p>
-    <w:p>
-      <w:pPr>
-        <w:ind w:left="360"/>
-        <w:rPr>
-          <w:b/>
-          <w:bCs/>
-          <w:sz w:val="22"/>
-          <w:szCs w:val="22"/>
-          <w:lang w:val="en-US"/>
-        </w:rPr>
-      </w:pPr>
-      <w:r>
-        <w:rPr>
-          <w:b/>
-          <w:bCs/>
-          <w:sz w:val="22"/>
-          <w:szCs w:val="22"/>
-          <w:lang w:val="en-US"/>
-        </w:rPr>
-        <w:t>Before click execute,</w:t>
-      </w:r>
-      <w:r>
-        <w:rPr>
-          <w:b/>
-          <w:bCs/>
-        </w:rPr>
-        <w:t xml:space="preserve"> </w:t>
-      </w:r>
-      <w:r>
-        <w:rPr>
-          <w:b/>
-          <w:bCs/>
-          <w:sz w:val="22"/>
-          <w:szCs w:val="22"/>
-          <w:lang w:val="en-US"/>
-        </w:rPr>
-        <w:t>ZTSD_PRODUCTLINE Database Table.</w:t>
-      </w:r>
-    </w:p>
-    <w:p>
-      <w:pPr>
-        <w:ind w:left="360"/>
-        <w:rPr>
-          <w:sz w:val="22"/>
-          <w:szCs w:val="22"/>
-          <w:lang w:val="en-US"/>
-        </w:rPr>
-      </w:pPr>
-      <w:r>
-        <w:rPr>
-          <w:sz w:val="22"/>
-          <w:szCs w:val="22"/>
           <w:lang w:val="en-US"/>
         </w:rPr>
         <w:drawing>
-          <wp:inline distT="0" distB="0" distL="0" distR="0" wp14:anchorId="75BBC617" wp14:editId="074C2EE6">
-            <wp:extent cx="6082748" cy="2408555"/>
-            <wp:effectExtent l="0" t="0" r="0" b="0"/>
-            <wp:docPr id="61" name="Picture 61"/>
+          <wp:inline distT="0" distB="0" distL="0" distR="0" wp14:anchorId="2BACFE5B" wp14:editId="359A3127">
+            <wp:extent cx="6645910" cy="1848485"/>
+            <wp:effectExtent l="0" t="0" r="2540" b="0"/>
+            <wp:docPr id="15" name="Picture 15"/>
             <wp:cNvGraphicFramePr>
               <a:graphicFrameLocks xmlns:a="http://schemas.openxmlformats.org/drawingml/2006/main" noChangeAspect="1"/>
             </wp:cNvGraphicFramePr>
@@ -16012,7 +15295,7 @@
                   <pic:spPr>
                     <a:xfrm>
                       <a:off x="0" y="0"/>
-                      <a:ext cx="6084597" cy="2409287"/>
+                      <a:ext cx="6645910" cy="1848485"/>
                     </a:xfrm>
                     <a:prstGeom prst="rect">
                       <a:avLst/>
@@ -16027,243 +15310,153 @@
     </w:p>
     <w:p>
       <w:pPr>
-        <w:ind w:left="360"/>
-        <w:rPr>
-          <w:sz w:val="22"/>
-          <w:szCs w:val="22"/>
-          <w:lang w:val="en-US"/>
-        </w:rPr>
-      </w:pPr>
-    </w:p>
-    <w:p>
-      <w:pPr>
-        <w:ind w:left="360"/>
-        <w:rPr>
-          <w:sz w:val="22"/>
-          <w:szCs w:val="22"/>
-          <w:lang w:val="en-US"/>
-        </w:rPr>
-      </w:pPr>
-    </w:p>
-    <w:p>
-      <w:pPr>
-        <w:ind w:left="360"/>
-        <w:rPr>
-          <w:sz w:val="22"/>
-          <w:szCs w:val="22"/>
-          <w:lang w:val="en-US"/>
-        </w:rPr>
-      </w:pPr>
-    </w:p>
-    <w:p>
-      <w:pPr>
-        <w:ind w:left="360"/>
-        <w:rPr>
-          <w:sz w:val="22"/>
-          <w:szCs w:val="22"/>
-          <w:lang w:val="en-US"/>
-        </w:rPr>
-      </w:pPr>
-    </w:p>
-    <w:p>
-      <w:pPr>
-        <w:ind w:left="360"/>
-        <w:rPr>
-          <w:sz w:val="22"/>
-          <w:szCs w:val="22"/>
-          <w:lang w:val="en-US"/>
-        </w:rPr>
-      </w:pPr>
-    </w:p>
-    <w:p>
-      <w:pPr>
-        <w:ind w:left="360"/>
-        <w:rPr>
-          <w:b/>
-          <w:bCs/>
-          <w:sz w:val="22"/>
-          <w:szCs w:val="22"/>
-          <w:lang w:val="en-US"/>
-        </w:rPr>
-      </w:pPr>
-      <w:r>
-        <w:rPr>
-          <w:b/>
-          <w:bCs/>
-          <w:sz w:val="22"/>
-          <w:szCs w:val="22"/>
-          <w:lang w:val="en-US"/>
-        </w:rPr>
-        <w:t xml:space="preserve">Click on </w:t>
-      </w:r>
-      <w:proofErr w:type="spellStart"/>
-      <w:r>
-        <w:rPr>
-          <w:b/>
-          <w:bCs/>
-          <w:sz w:val="22"/>
-          <w:szCs w:val="22"/>
-          <w:lang w:val="en-US"/>
-        </w:rPr>
-        <w:t>Execute,</w:t>
-      </w:r>
-      <w:r>
-        <w:rPr>
-          <w:b/>
-          <w:bCs/>
-          <w:sz w:val="22"/>
-          <w:szCs w:val="22"/>
-          <w:lang w:val="en-US"/>
-        </w:rPr>
-        <w:t>Gateway</w:t>
-      </w:r>
-      <w:proofErr w:type="spellEnd"/>
-      <w:r>
-        <w:rPr>
-          <w:b/>
-          <w:bCs/>
-          <w:sz w:val="22"/>
-          <w:szCs w:val="22"/>
-          <w:lang w:val="en-US"/>
-        </w:rPr>
-        <w:t xml:space="preserve"> screen with success status.</w:t>
-      </w:r>
-    </w:p>
-    <w:p>
-      <w:pPr>
-        <w:spacing w:line="240" w:lineRule="auto"/>
-        <w:ind w:left="360"/>
-        <w:rPr>
-          <w:sz w:val="22"/>
-          <w:szCs w:val="22"/>
-          <w:lang w:val="en-US"/>
-        </w:rPr>
-      </w:pPr>
-      <w:r>
-        <w:rPr>
-          <w:sz w:val="22"/>
-          <w:szCs w:val="22"/>
-          <w:lang w:val="en-US"/>
-        </w:rPr>
-        <w:lastRenderedPageBreak/>
-        <w:t>Here you will get the success message</w:t>
-      </w:r>
-      <w:r>
-        <w:rPr>
-          <w:sz w:val="22"/>
-          <w:szCs w:val="22"/>
-          <w:lang w:val="en-US"/>
-        </w:rPr>
-        <w:t xml:space="preserve"> (</w:t>
-      </w:r>
-      <w:r>
-        <w:rPr>
-          <w:sz w:val="22"/>
-          <w:szCs w:val="22"/>
-        </w:rPr>
-        <w:t>Deletion Status Removed Successfully</w:t>
-      </w:r>
-      <w:r>
-        <w:rPr>
-          <w:sz w:val="22"/>
-          <w:szCs w:val="22"/>
-          <w:lang w:val="en-US"/>
-        </w:rPr>
-        <w:t>)</w:t>
-      </w:r>
-      <w:r>
-        <w:rPr>
-          <w:sz w:val="22"/>
-          <w:szCs w:val="22"/>
-          <w:lang w:val="en-US"/>
-        </w:rPr>
-        <w:t xml:space="preserve"> in two pace </w:t>
-      </w:r>
-    </w:p>
-    <w:p>
-      <w:pPr>
-        <w:pStyle w:val="ListParagraph"/>
-        <w:numPr>
-          <w:ilvl w:val="0"/>
-          <w:numId w:val="10"/>
-        </w:numPr>
-        <w:spacing w:line="240" w:lineRule="auto"/>
-        <w:rPr>
-          <w:sz w:val="22"/>
-          <w:szCs w:val="22"/>
-          <w:lang w:val="en-US"/>
-        </w:rPr>
-      </w:pPr>
-      <w:r>
-        <w:rPr>
-          <w:sz w:val="22"/>
-          <w:szCs w:val="22"/>
-          <w:lang w:val="en-US"/>
-        </w:rPr>
-        <w:t xml:space="preserve">Header response body’s </w:t>
-      </w:r>
-      <w:proofErr w:type="spellStart"/>
-      <w:r>
-        <w:rPr>
-          <w:sz w:val="22"/>
-          <w:szCs w:val="22"/>
-          <w:lang w:val="en-US"/>
-        </w:rPr>
-        <w:t>DataString</w:t>
-      </w:r>
-      <w:proofErr w:type="spellEnd"/>
-      <w:r>
-        <w:rPr>
-          <w:sz w:val="22"/>
-          <w:szCs w:val="22"/>
-          <w:lang w:val="en-US"/>
-        </w:rPr>
-        <w:t xml:space="preserve"> Field</w:t>
-      </w:r>
-    </w:p>
-    <w:p>
-      <w:pPr>
-        <w:pStyle w:val="ListParagraph"/>
-        <w:numPr>
-          <w:ilvl w:val="0"/>
-          <w:numId w:val="10"/>
-        </w:numPr>
-        <w:spacing w:line="240" w:lineRule="auto"/>
-        <w:rPr>
-          <w:sz w:val="22"/>
-          <w:szCs w:val="22"/>
-          <w:lang w:val="en-US"/>
-        </w:rPr>
-      </w:pPr>
-      <w:r>
-        <w:rPr>
-          <w:sz w:val="22"/>
-          <w:szCs w:val="22"/>
-          <w:lang w:val="en-US"/>
-        </w:rPr>
-        <w:t xml:space="preserve">Header response’s sap-message Field. </w:t>
-      </w:r>
-    </w:p>
-    <w:p>
-      <w:pPr>
-        <w:spacing w:line="240" w:lineRule="auto"/>
-        <w:rPr>
-          <w:sz w:val="22"/>
-          <w:szCs w:val="22"/>
-          <w:lang w:val="en-US"/>
-        </w:rPr>
-      </w:pPr>
-      <w:r>
-        <w:rPr>
-          <w:sz w:val="22"/>
-          <w:szCs w:val="22"/>
+        <w:tabs>
+          <w:tab w:val="left" w:pos="1741"/>
+        </w:tabs>
+        <w:rPr>
+          <w:lang w:val="en-US"/>
+        </w:rPr>
+      </w:pPr>
+      <w:r>
+        <w:rPr>
+          <w:lang w:val="en-US"/>
+        </w:rPr>
+        <w:t xml:space="preserve">Step 4: Pass the Payload in Json </w:t>
+      </w:r>
+      <w:proofErr w:type="gramStart"/>
+      <w:r>
+        <w:rPr>
+          <w:lang w:val="en-US"/>
+        </w:rPr>
+        <w:t>Format(</w:t>
+      </w:r>
+      <w:proofErr w:type="gramEnd"/>
+      <w:r>
+        <w:rPr>
+          <w:lang w:val="en-US"/>
+        </w:rPr>
+        <w:t>Header Request</w:t>
+      </w:r>
+      <w:r>
+        <w:rPr>
+          <w:lang w:val="en-US"/>
+        </w:rPr>
+        <w:sym w:font="Wingdings" w:char="F0E0"/>
+      </w:r>
+      <w:r>
+        <w:rPr>
+          <w:lang w:val="en-US"/>
+        </w:rPr>
+        <w:t>body</w:t>
+      </w:r>
+      <w:r>
+        <w:rPr>
+          <w:lang w:val="en-US"/>
+        </w:rPr>
+        <w:sym w:font="Wingdings" w:char="F0E0"/>
+      </w:r>
+      <w:r>
+        <w:rPr>
+          <w:lang w:val="en-US"/>
+        </w:rPr>
+        <w:t>raw section)</w:t>
+      </w:r>
+    </w:p>
+    <w:p>
+      <w:pPr>
+        <w:tabs>
+          <w:tab w:val="left" w:pos="1741"/>
+        </w:tabs>
+        <w:rPr>
+          <w:lang w:val="en-US"/>
+        </w:rPr>
+      </w:pPr>
+      <w:r>
+        <w:rPr>
+          <w:noProof/>
+          <w:sz w:val="20"/>
+          <w:szCs w:val="20"/>
+          <w:lang w:val="en-US"/>
+        </w:rPr>
+        <mc:AlternateContent>
+          <mc:Choice Requires="wps">
+            <w:drawing>
+              <wp:anchor distT="0" distB="0" distL="114300" distR="114300" simplePos="0" relativeHeight="251701248" behindDoc="0" locked="0" layoutInCell="1" allowOverlap="1" wp14:anchorId="12A67618" wp14:editId="6000F045">
+                <wp:simplePos x="0" y="0"/>
+                <wp:positionH relativeFrom="column">
+                  <wp:posOffset>625061</wp:posOffset>
+                </wp:positionH>
+                <wp:positionV relativeFrom="paragraph">
+                  <wp:posOffset>83930</wp:posOffset>
+                </wp:positionV>
+                <wp:extent cx="1470991" cy="71561"/>
+                <wp:effectExtent l="0" t="0" r="15240" b="24130"/>
+                <wp:wrapNone/>
+                <wp:docPr id="202" name="Rectangle 202"/>
+                <wp:cNvGraphicFramePr/>
+                <a:graphic xmlns:a="http://schemas.openxmlformats.org/drawingml/2006/main">
+                  <a:graphicData uri="http://schemas.microsoft.com/office/word/2010/wordprocessingShape">
+                    <wps:wsp>
+                      <wps:cNvSpPr/>
+                      <wps:spPr>
+                        <a:xfrm>
+                          <a:off x="0" y="0"/>
+                          <a:ext cx="1470991" cy="71561"/>
+                        </a:xfrm>
+                        <a:prstGeom prst="rect">
+                          <a:avLst/>
+                        </a:prstGeom>
+                      </wps:spPr>
+                      <wps:style>
+                        <a:lnRef idx="2">
+                          <a:schemeClr val="dk1">
+                            <a:shade val="15000"/>
+                          </a:schemeClr>
+                        </a:lnRef>
+                        <a:fillRef idx="1">
+                          <a:schemeClr val="dk1"/>
+                        </a:fillRef>
+                        <a:effectRef idx="0">
+                          <a:schemeClr val="dk1"/>
+                        </a:effectRef>
+                        <a:fontRef idx="minor">
+                          <a:schemeClr val="lt1"/>
+                        </a:fontRef>
+                      </wps:style>
+                      <wps:bodyPr rot="0" spcFirstLastPara="0" vertOverflow="overflow" horzOverflow="overflow" vert="horz" wrap="square" lIns="91440" tIns="45720" rIns="91440" bIns="45720" numCol="1" spcCol="0" rtlCol="0" fromWordArt="0" anchor="ctr" anchorCtr="0" forceAA="0" compatLnSpc="1">
+                        <a:prstTxWarp prst="textNoShape">
+                          <a:avLst/>
+                        </a:prstTxWarp>
+                        <a:noAutofit/>
+                      </wps:bodyPr>
+                    </wps:wsp>
+                  </a:graphicData>
+                </a:graphic>
+                <wp14:sizeRelH relativeFrom="margin">
+                  <wp14:pctWidth>0</wp14:pctWidth>
+                </wp14:sizeRelH>
+                <wp14:sizeRelV relativeFrom="margin">
+                  <wp14:pctHeight>0</wp14:pctHeight>
+                </wp14:sizeRelV>
+              </wp:anchor>
+            </w:drawing>
+          </mc:Choice>
+          <mc:Fallback>
+            <w:pict>
+              <v:rect w14:anchorId="264B7B7D" id="Rectangle 202" o:spid="_x0000_s1026" style="position:absolute;margin-left:49.2pt;margin-top:6.6pt;width:115.85pt;height:5.65pt;z-index:251701248;visibility:visible;mso-wrap-style:square;mso-width-percent:0;mso-height-percent:0;mso-wrap-distance-left:9pt;mso-wrap-distance-top:0;mso-wrap-distance-right:9pt;mso-wrap-distance-bottom:0;mso-position-horizontal:absolute;mso-position-horizontal-relative:text;mso-position-vertical:absolute;mso-position-vertical-relative:text;mso-width-percent:0;mso-height-percent:0;mso-width-relative:margin;mso-height-relative:margin;v-text-anchor:middle" o:gfxdata="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" fillcolor="black [3200]" strokecolor="black [480]" strokeweight="1pt"/>
+            </w:pict>
+          </mc:Fallback>
+        </mc:AlternateContent>
+      </w:r>
+      <w:r>
+        <w:rPr>
           <w:lang w:val="en-US"/>
         </w:rPr>
         <w:drawing>
-          <wp:inline distT="0" distB="0" distL="0" distR="0" wp14:anchorId="5761D0BB" wp14:editId="769BBDBB">
-            <wp:extent cx="6645910" cy="3029585"/>
-            <wp:effectExtent l="0" t="0" r="2540" b="0"/>
-            <wp:docPr id="62" name="Picture 62"/>
+          <wp:inline distT="0" distB="0" distL="0" distR="0" wp14:anchorId="6E9298D9" wp14:editId="65D4218F">
+            <wp:extent cx="6644451" cy="2250219"/>
+            <wp:effectExtent l="0" t="0" r="4445" b="0"/>
+            <wp:docPr id="16" name="Picture 16"/>
             <wp:cNvGraphicFramePr>
               <a:graphicFrameLocks xmlns:a="http://schemas.openxmlformats.org/drawingml/2006/main" noChangeAspect="1"/>
             </wp:cNvGraphicFramePr>
@@ -16283,7 +15476,7 @@
                   <pic:spPr>
                     <a:xfrm>
                       <a:off x="0" y="0"/>
-                      <a:ext cx="6645910" cy="3029585"/>
+                      <a:ext cx="6664085" cy="2256868"/>
                     </a:xfrm>
                     <a:prstGeom prst="rect">
                       <a:avLst/>
@@ -16298,85 +15491,178 @@
     </w:p>
     <w:p>
       <w:pPr>
-        <w:ind w:left="360"/>
-        <w:rPr>
-          <w:b/>
-          <w:bCs/>
-          <w:sz w:val="22"/>
-          <w:szCs w:val="22"/>
-          <w:lang w:val="en-US"/>
-        </w:rPr>
-      </w:pPr>
-    </w:p>
-    <w:p>
-      <w:pPr>
-        <w:ind w:left="360"/>
-        <w:rPr>
-          <w:b/>
-          <w:bCs/>
-          <w:sz w:val="22"/>
-          <w:szCs w:val="22"/>
-          <w:lang w:val="en-US"/>
-        </w:rPr>
-      </w:pPr>
-      <w:r>
-        <w:rPr>
-          <w:b/>
-          <w:bCs/>
-          <w:sz w:val="22"/>
-          <w:szCs w:val="22"/>
-          <w:lang w:val="en-US"/>
-        </w:rPr>
-        <w:t>After</w:t>
-      </w:r>
-      <w:r>
-        <w:rPr>
-          <w:b/>
-          <w:bCs/>
-          <w:sz w:val="22"/>
-          <w:szCs w:val="22"/>
-          <w:lang w:val="en-US"/>
-        </w:rPr>
-        <w:t xml:space="preserve"> click execute,</w:t>
-      </w:r>
-      <w:r>
-        <w:rPr>
-          <w:b/>
-          <w:bCs/>
+        <w:tabs>
+          <w:tab w:val="left" w:pos="1741"/>
+        </w:tabs>
+        <w:rPr>
+          <w:lang w:val="en-US"/>
+        </w:rPr>
+      </w:pPr>
+    </w:p>
+    <w:p>
+      <w:pPr>
+        <w:tabs>
+          <w:tab w:val="left" w:pos="1741"/>
+        </w:tabs>
+        <w:rPr>
+          <w:lang w:val="en-US"/>
+        </w:rPr>
+      </w:pPr>
+      <w:r>
+        <w:rPr>
+          <w:lang w:val="en-US"/>
+        </w:rPr>
+        <w:t>Step 5: click on Send.</w:t>
+      </w:r>
+    </w:p>
+    <w:p>
+      <w:pPr>
+        <w:tabs>
+          <w:tab w:val="left" w:pos="1741"/>
+        </w:tabs>
+      </w:pPr>
+      <w:r>
+        <w:rPr>
+          <w:lang w:val="en-US"/>
+        </w:rPr>
+        <w:t>Step 6: if response status is 201, then record successfully created. Also check the Response body’s “</w:t>
+      </w:r>
+      <w:proofErr w:type="spellStart"/>
+      <w:r>
+        <w:rPr>
+          <w:lang w:val="en-US"/>
+        </w:rPr>
+        <w:t>Datastring</w:t>
+      </w:r>
+      <w:proofErr w:type="spellEnd"/>
+      <w:r>
+        <w:rPr>
+          <w:lang w:val="en-US"/>
+        </w:rPr>
+        <w:t xml:space="preserve">” field </w:t>
+      </w:r>
+      <w:proofErr w:type="spellStart"/>
+      <w:r>
+        <w:rPr>
+          <w:lang w:val="en-US"/>
+        </w:rPr>
+        <w:t>s</w:t>
+      </w:r>
+      <w:proofErr w:type="spellEnd"/>
+      <w:r>
+        <w:rPr>
+          <w:lang w:val="en-US"/>
+        </w:rPr>
+        <w:t xml:space="preserve"> well as Response header’s </w:t>
+      </w:r>
+      <w:r>
+        <w:t>sap-message</w:t>
+      </w:r>
+      <w:r>
+        <w:t xml:space="preserve"> Value.</w:t>
+      </w:r>
+    </w:p>
+    <w:p>
+      <w:pPr>
+        <w:tabs>
+          <w:tab w:val="left" w:pos="1741"/>
+        </w:tabs>
+        <w:rPr>
+          <w:lang w:val="en-US"/>
+        </w:rPr>
+      </w:pPr>
+      <w:r>
+        <w:rPr>
+          <w:noProof/>
+          <w:sz w:val="20"/>
+          <w:szCs w:val="20"/>
+          <w:lang w:val="en-US"/>
+        </w:rPr>
+        <mc:AlternateContent>
+          <mc:Choice Requires="wps">
+            <w:drawing>
+              <wp:anchor distT="0" distB="0" distL="114300" distR="114300" simplePos="0" relativeHeight="251702272" behindDoc="0" locked="0" layoutInCell="1" allowOverlap="1" wp14:anchorId="5798FFF1" wp14:editId="0B38A3EA">
+                <wp:simplePos x="0" y="0"/>
+                <wp:positionH relativeFrom="column">
+                  <wp:posOffset>1022626</wp:posOffset>
+                </wp:positionH>
+                <wp:positionV relativeFrom="paragraph">
+                  <wp:posOffset>477906</wp:posOffset>
+                </wp:positionV>
+                <wp:extent cx="1470991" cy="71561"/>
+                <wp:effectExtent l="0" t="0" r="15240" b="24130"/>
+                <wp:wrapNone/>
+                <wp:docPr id="205" name="Rectangle 205"/>
+                <wp:cNvGraphicFramePr/>
+                <a:graphic xmlns:a="http://schemas.openxmlformats.org/drawingml/2006/main">
+                  <a:graphicData uri="http://schemas.microsoft.com/office/word/2010/wordprocessingShape">
+                    <wps:wsp>
+                      <wps:cNvSpPr/>
+                      <wps:spPr>
+                        <a:xfrm>
+                          <a:off x="0" y="0"/>
+                          <a:ext cx="1470991" cy="71561"/>
+                        </a:xfrm>
+                        <a:prstGeom prst="rect">
+                          <a:avLst/>
+                        </a:prstGeom>
+                      </wps:spPr>
+                      <wps:style>
+                        <a:lnRef idx="2">
+                          <a:schemeClr val="dk1">
+                            <a:shade val="15000"/>
+                          </a:schemeClr>
+                        </a:lnRef>
+                        <a:fillRef idx="1">
+                          <a:schemeClr val="dk1"/>
+                        </a:fillRef>
+                        <a:effectRef idx="0">
+                          <a:schemeClr val="dk1"/>
+                        </a:effectRef>
+                        <a:fontRef idx="minor">
+                          <a:schemeClr val="lt1"/>
+                        </a:fontRef>
+                      </wps:style>
+                      <wps:bodyPr rot="0" spcFirstLastPara="0" vertOverflow="overflow" horzOverflow="overflow" vert="horz" wrap="square" lIns="91440" tIns="45720" rIns="91440" bIns="45720" numCol="1" spcCol="0" rtlCol="0" fromWordArt="0" anchor="ctr" anchorCtr="0" forceAA="0" compatLnSpc="1">
+                        <a:prstTxWarp prst="textNoShape">
+                          <a:avLst/>
+                        </a:prstTxWarp>
+                        <a:noAutofit/>
+                      </wps:bodyPr>
+                    </wps:wsp>
+                  </a:graphicData>
+                </a:graphic>
+                <wp14:sizeRelH relativeFrom="margin">
+                  <wp14:pctWidth>0</wp14:pctWidth>
+                </wp14:sizeRelH>
+                <wp14:sizeRelV relativeFrom="margin">
+                  <wp14:pctHeight>0</wp14:pctHeight>
+                </wp14:sizeRelV>
+              </wp:anchor>
+            </w:drawing>
+          </mc:Choice>
+          <mc:Fallback>
+            <w:pict>
+              <v:rect w14:anchorId="2BACA063" id="Rectangle 205" o:spid="_x0000_s1026" style="position:absolute;margin-left:80.5pt;margin-top:37.65pt;width:115.85pt;height:5.65pt;z-index:251702272;visibility:visible;mso-wrap-style:square;mso-width-percent:0;mso-height-percent:0;mso-wrap-distance-left:9pt;mso-wrap-distance-top:0;mso-wrap-distance-right:9pt;mso-wrap-distance-bottom:0;mso-position-horizontal:absolute;mso-position-horizontal-relative:text;mso-position-vertical:absolute;mso-position-vertical-relative:text;mso-width-percent:0;mso-height-percent:0;mso-width-relative:margin;mso-height-relative:margin;v-text-anchor:middle" o:gfxdata="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" fillcolor="black [3200]" strokecolor="black [480]" strokeweight="1pt"/>
+            </w:pict>
+          </mc:Fallback>
+        </mc:AlternateContent>
+      </w:r>
+      <w:r>
+        <w:rPr>
+          <w:noProof/>
         </w:rPr>
         <w:t xml:space="preserve"> </w:t>
       </w:r>
       <w:r>
         <w:rPr>
-          <w:b/>
-          <w:bCs/>
-          <w:sz w:val="22"/>
-          <w:szCs w:val="22"/>
-          <w:lang w:val="en-US"/>
-        </w:rPr>
-        <w:t>ZTSD_PRODUCTLINE Database Table.</w:t>
-      </w:r>
-    </w:p>
-    <w:p>
-      <w:pPr>
-        <w:ind w:left="360"/>
-        <w:rPr>
-          <w:sz w:val="22"/>
-          <w:szCs w:val="22"/>
-          <w:lang w:val="en-US"/>
-        </w:rPr>
-      </w:pPr>
-      <w:r>
-        <w:rPr>
-          <w:sz w:val="22"/>
-          <w:szCs w:val="22"/>
-          <w:lang w:val="en-US"/>
+          <w:noProof/>
         </w:rPr>
         <w:drawing>
-          <wp:inline distT="0" distB="0" distL="0" distR="0" wp14:anchorId="59D62AE1" wp14:editId="401F2AD6">
-            <wp:extent cx="6645910" cy="2320290"/>
-            <wp:effectExtent l="0" t="0" r="2540" b="3810"/>
-            <wp:docPr id="196" name="Picture 196"/>
+          <wp:inline distT="0" distB="0" distL="0" distR="0" wp14:anchorId="136F116C" wp14:editId="4AFC7F01">
+            <wp:extent cx="6645910" cy="1736725"/>
+            <wp:effectExtent l="0" t="0" r="2540" b="0"/>
+            <wp:docPr id="17" name="Picture 17"/>
             <wp:cNvGraphicFramePr>
               <a:graphicFrameLocks xmlns:a="http://schemas.openxmlformats.org/drawingml/2006/main" noChangeAspect="1"/>
             </wp:cNvGraphicFramePr>
@@ -16396,7 +15682,7 @@
                   <pic:spPr>
                     <a:xfrm>
                       <a:off x="0" y="0"/>
-                      <a:ext cx="6645910" cy="2320290"/>
+                      <a:ext cx="6645910" cy="1736725"/>
                     </a:xfrm>
                     <a:prstGeom prst="rect">
                       <a:avLst/>
@@ -16411,443 +15697,20 @@
     </w:p>
     <w:p>
       <w:pPr>
+        <w:ind w:left="360"/>
         <w:rPr>
           <w:sz w:val="22"/>
           <w:szCs w:val="22"/>
-          <w:lang w:val="en-US"/>
-        </w:rPr>
-      </w:pPr>
-      <w:r>
-        <w:rPr>
-          <w:sz w:val="22"/>
-          <w:szCs w:val="22"/>
-          <w:lang w:val="en-US"/>
-        </w:rPr>
-        <w:t>Here I removed deletion flag from one record.</w:t>
-      </w:r>
-    </w:p>
-    <w:p>
-      <w:pPr>
-        <w:tabs>
-          <w:tab w:val="left" w:pos="1741"/>
-        </w:tabs>
-        <w:rPr>
-          <w:sz w:val="22"/>
-          <w:szCs w:val="22"/>
-          <w:lang w:val="en-US"/>
-        </w:rPr>
-      </w:pPr>
-      <w:r>
-        <w:rPr>
-          <w:sz w:val="22"/>
-          <w:szCs w:val="22"/>
-          <w:lang w:val="en-US"/>
-        </w:rPr>
-        <w:tab/>
-      </w:r>
-    </w:p>
-    <w:p>
-      <w:pPr>
-        <w:tabs>
-          <w:tab w:val="left" w:pos="1741"/>
-        </w:tabs>
-        <w:rPr>
-          <w:sz w:val="22"/>
-          <w:szCs w:val="22"/>
-          <w:lang w:val="en-US"/>
-        </w:rPr>
-      </w:pPr>
-    </w:p>
-    <w:p>
-      <w:pPr>
-        <w:tabs>
-          <w:tab w:val="left" w:pos="1741"/>
-        </w:tabs>
-        <w:rPr>
-          <w:sz w:val="22"/>
-          <w:szCs w:val="22"/>
-          <w:lang w:val="en-US"/>
-        </w:rPr>
-      </w:pPr>
-    </w:p>
-    <w:p>
-      <w:pPr>
-        <w:tabs>
-          <w:tab w:val="left" w:pos="1741"/>
-        </w:tabs>
-        <w:rPr>
-          <w:sz w:val="22"/>
-          <w:szCs w:val="22"/>
-          <w:lang w:val="en-US"/>
-        </w:rPr>
-      </w:pPr>
-    </w:p>
-    <w:p>
-      <w:pPr>
-        <w:ind w:left="360"/>
-        <w:rPr>
-          <w:b/>
-          <w:bCs/>
-          <w:sz w:val="22"/>
-          <w:szCs w:val="22"/>
-          <w:u w:val="single"/>
-          <w:lang w:val="en-US"/>
-        </w:rPr>
-      </w:pPr>
-      <w:r>
-        <w:rPr>
-          <w:b/>
-          <w:bCs/>
-          <w:sz w:val="22"/>
-          <w:szCs w:val="22"/>
-          <w:u w:val="single"/>
-          <w:lang w:val="en-US"/>
-        </w:rPr>
-        <w:lastRenderedPageBreak/>
-        <w:t>Negative Testing:</w:t>
-      </w:r>
-    </w:p>
-    <w:p>
-      <w:pPr>
-        <w:ind w:left="360"/>
-        <w:rPr>
-          <w:b/>
-          <w:bCs/>
-          <w:sz w:val="22"/>
-          <w:szCs w:val="22"/>
-          <w:lang w:val="en-US"/>
-        </w:rPr>
-      </w:pPr>
-      <w:r>
-        <w:rPr>
-          <w:b/>
-          <w:bCs/>
-          <w:sz w:val="22"/>
-          <w:szCs w:val="22"/>
-          <w:lang w:val="en-US"/>
-        </w:rPr>
-        <w:t>Case1:</w:t>
-      </w:r>
-    </w:p>
-    <w:p>
-      <w:pPr>
-        <w:ind w:left="360"/>
-        <w:rPr>
-          <w:sz w:val="22"/>
-          <w:szCs w:val="22"/>
-          <w:lang w:val="en-US"/>
-        </w:rPr>
-      </w:pPr>
-      <w:r>
-        <w:rPr>
-          <w:sz w:val="22"/>
-          <w:szCs w:val="22"/>
-          <w:lang w:val="en-US"/>
-        </w:rPr>
-        <w:t xml:space="preserve"> If</w:t>
-      </w:r>
-      <w:r>
-        <w:rPr>
-          <w:sz w:val="22"/>
-          <w:szCs w:val="22"/>
-          <w:lang w:val="en-US"/>
-        </w:rPr>
-        <w:t xml:space="preserve"> user want to update a record which is not present in SAP system.</w:t>
-      </w:r>
-    </w:p>
-    <w:p>
-      <w:pPr>
-        <w:ind w:left="360"/>
-        <w:rPr>
-          <w:color w:val="FF0000"/>
-          <w:sz w:val="22"/>
-          <w:szCs w:val="22"/>
-        </w:rPr>
-      </w:pPr>
-      <w:r>
-        <w:rPr>
-          <w:sz w:val="22"/>
-          <w:szCs w:val="22"/>
-          <w:lang w:val="en-US"/>
-        </w:rPr>
-        <w:t xml:space="preserve">Message: </w:t>
-      </w:r>
-      <w:r>
-        <w:rPr>
-          <w:color w:val="FF0000"/>
-          <w:sz w:val="22"/>
-          <w:szCs w:val="22"/>
-        </w:rPr>
-        <w:t>Requested Record not exist in SAP system.</w:t>
-      </w:r>
-    </w:p>
-    <w:p>
-      <w:pPr>
-        <w:ind w:left="360"/>
-        <w:rPr>
-          <w:color w:val="FF0000"/>
-          <w:sz w:val="22"/>
-          <w:szCs w:val="22"/>
-          <w:highlight w:val="yellow"/>
-        </w:rPr>
-      </w:pPr>
-      <w:r>
-        <w:rPr>
-          <w:color w:val="FF0000"/>
-          <w:sz w:val="22"/>
-          <w:szCs w:val="22"/>
-          <w:highlight w:val="yellow"/>
-        </w:rPr>
-        <w:t>Payload</w:t>
-      </w:r>
-    </w:p>
-    <w:p>
-      <w:pPr>
-        <w:ind w:left="360"/>
-        <w:rPr>
-          <w:sz w:val="22"/>
-          <w:szCs w:val="22"/>
-        </w:rPr>
-      </w:pPr>
-      <w:r>
-        <w:rPr>
-          <w:sz w:val="22"/>
-          <w:szCs w:val="22"/>
-          <w:highlight w:val="yellow"/>
-        </w:rPr>
-        <w:t>{</w:t>
-      </w:r>
-      <w:r>
-        <w:rPr>
-          <w:sz w:val="22"/>
-          <w:szCs w:val="22"/>
-          <w:highlight w:val="yellow"/>
-        </w:rPr>
-        <w:br/>
-        <w:t>  "Datastring": "[{\"BusinessId\":\"0000000010\",\"Vkorg\":\"0101\",\"PrdtLineid\":\"0000000101\",\"PrdtFamilyid\":\"2001\",\"PrdtFamilyname\":\"UNO Minda Computer\",\"Status\":\"\"}]",</w:t>
-      </w:r>
-      <w:r>
-        <w:rPr>
-          <w:sz w:val="22"/>
-          <w:szCs w:val="22"/>
-          <w:highlight w:val="yellow"/>
-        </w:rPr>
-        <w:br/>
-        <w:t>  "Operation": "UD"</w:t>
-      </w:r>
-      <w:r>
-        <w:rPr>
-          <w:sz w:val="22"/>
-          <w:szCs w:val="22"/>
-        </w:rPr>
-        <w:br/>
-        <w:t>}</w:t>
-      </w:r>
-    </w:p>
-    <w:p>
-      <w:pPr>
-        <w:ind w:left="360"/>
-        <w:rPr>
-          <w:sz w:val="22"/>
-          <w:szCs w:val="22"/>
-          <w:lang w:val="en-US"/>
-        </w:rPr>
-      </w:pPr>
-      <w:r>
-        <w:rPr>
-          <w:sz w:val="22"/>
-          <w:szCs w:val="22"/>
-          <w:lang w:val="en-US"/>
-        </w:rPr>
-        <w:drawing>
-          <wp:inline distT="0" distB="0" distL="0" distR="0" wp14:anchorId="6A51CA5B" wp14:editId="732C2D05">
-            <wp:extent cx="6225871" cy="3044825"/>
-            <wp:effectExtent l="0" t="0" r="3810" b="3175"/>
-            <wp:docPr id="197" name="Picture 197"/>
-            <wp:cNvGraphicFramePr>
-              <a:graphicFrameLocks xmlns:a="http://schemas.openxmlformats.org/drawingml/2006/main" noChangeAspect="1"/>
-            </wp:cNvGraphicFramePr>
-            <a:graphic xmlns:a="http://schemas.openxmlformats.org/drawingml/2006/main">
-              <a:graphicData uri="http://schemas.openxmlformats.org/drawingml/2006/picture">
-                <pic:pic xmlns:pic="http://schemas.openxmlformats.org/drawingml/2006/picture">
-                  <pic:nvPicPr>
-                    <pic:cNvPr id="1" name=""/>
-                    <pic:cNvPicPr/>
-                  </pic:nvPicPr>
-                  <pic:blipFill>
-                    <a:blip r:embed="rId35"/>
-                    <a:stretch>
-                      <a:fillRect/>
-                    </a:stretch>
-                  </pic:blipFill>
-                  <pic:spPr>
-                    <a:xfrm>
-                      <a:off x="0" y="0"/>
-                      <a:ext cx="6226472" cy="3045119"/>
-                    </a:xfrm>
-                    <a:prstGeom prst="rect">
-                      <a:avLst/>
-                    </a:prstGeom>
-                  </pic:spPr>
-                </pic:pic>
-              </a:graphicData>
-            </a:graphic>
-          </wp:inline>
-        </w:drawing>
-      </w:r>
-    </w:p>
-    <w:p>
-      <w:pPr>
-        <w:ind w:left="360"/>
-        <w:rPr>
-          <w:sz w:val="22"/>
-          <w:szCs w:val="22"/>
-          <w:lang w:val="en-US"/>
-        </w:rPr>
-      </w:pPr>
-    </w:p>
-    <w:p>
-      <w:pPr>
-        <w:ind w:left="360"/>
-        <w:rPr>
-          <w:b/>
-          <w:bCs/>
-          <w:sz w:val="22"/>
-          <w:szCs w:val="22"/>
-          <w:lang w:val="en-US"/>
-        </w:rPr>
-      </w:pPr>
-      <w:r>
-        <w:rPr>
-          <w:b/>
-          <w:bCs/>
-          <w:sz w:val="22"/>
-          <w:szCs w:val="22"/>
-          <w:lang w:val="en-US"/>
-        </w:rPr>
-        <w:t>Case 2:</w:t>
-      </w:r>
-    </w:p>
-    <w:p>
-      <w:pPr>
-        <w:ind w:left="360"/>
-        <w:rPr>
-          <w:sz w:val="22"/>
-          <w:szCs w:val="22"/>
-        </w:rPr>
-      </w:pPr>
-      <w:r>
-        <w:rPr>
-          <w:sz w:val="22"/>
-          <w:szCs w:val="22"/>
-        </w:rPr>
-        <w:t xml:space="preserve">If, for any reason, record is not </w:t>
-      </w:r>
-      <w:r>
-        <w:rPr>
-          <w:sz w:val="22"/>
-          <w:szCs w:val="22"/>
-        </w:rPr>
-        <w:t>Updated</w:t>
-      </w:r>
-      <w:r>
-        <w:rPr>
-          <w:sz w:val="22"/>
-          <w:szCs w:val="22"/>
-        </w:rPr>
-        <w:t xml:space="preserve"> in the SAP system, the system will raise a business exception as an error. The error message displayed will be the same as in the negative case mentioned above</w:t>
-      </w:r>
-      <w:r>
-        <w:rPr>
-          <w:sz w:val="22"/>
-          <w:szCs w:val="22"/>
-        </w:rPr>
-        <w:t>.</w:t>
-      </w:r>
-    </w:p>
-    <w:p>
-      <w:pPr>
-        <w:tabs>
-          <w:tab w:val="left" w:pos="1640"/>
-        </w:tabs>
-        <w:rPr>
-          <w:lang w:val="en-US"/>
-        </w:rPr>
-      </w:pPr>
-      <w:r>
-        <w:rPr>
-          <w:sz w:val="22"/>
-          <w:szCs w:val="22"/>
-          <w:lang w:val="en-US"/>
-        </w:rPr>
-        <w:t xml:space="preserve">      </w:t>
-      </w:r>
-      <w:r>
-        <w:rPr>
-          <w:sz w:val="22"/>
-          <w:szCs w:val="22"/>
-          <w:lang w:val="en-US"/>
-        </w:rPr>
-        <w:t>Message:</w:t>
-      </w:r>
-      <w:r>
-        <w:rPr>
-          <w:rFonts w:ascii="Courier New" w:hAnsi="Courier New" w:cs="Courier New"/>
-          <w:color w:val="000000"/>
-          <w:sz w:val="20"/>
-          <w:szCs w:val="20"/>
-          <w:shd w:val="clear" w:color="auto" w:fill="FFFFFF"/>
-        </w:rPr>
-        <w:t xml:space="preserve"> </w:t>
-      </w:r>
-      <w:r>
-        <w:rPr>
-          <w:rFonts w:ascii="Courier New" w:hAnsi="Courier New" w:cs="Courier New"/>
-          <w:color w:val="000000"/>
-          <w:sz w:val="20"/>
-          <w:szCs w:val="20"/>
-          <w:shd w:val="clear" w:color="auto" w:fill="FFFFFF"/>
-        </w:rPr>
-        <w:t>Failed to Remove Del</w:t>
-      </w:r>
-      <w:r>
-        <w:rPr>
-          <w:rFonts w:ascii="Courier New" w:hAnsi="Courier New" w:cs="Courier New"/>
-          <w:color w:val="000000"/>
-          <w:sz w:val="20"/>
-          <w:szCs w:val="20"/>
-          <w:shd w:val="clear" w:color="auto" w:fill="FFFFFF"/>
-        </w:rPr>
-        <w:t>e</w:t>
-      </w:r>
-      <w:r>
-        <w:rPr>
-          <w:rFonts w:ascii="Courier New" w:hAnsi="Courier New" w:cs="Courier New"/>
-          <w:color w:val="000000"/>
-          <w:sz w:val="20"/>
-          <w:szCs w:val="20"/>
-          <w:shd w:val="clear" w:color="auto" w:fill="FFFFFF"/>
-        </w:rPr>
-        <w:t>tion Flag.</w:t>
-      </w:r>
-    </w:p>
-    <w:p>
-      <w:pPr>
-        <w:rPr>
-          <w:lang w:val="en-US"/>
-        </w:rPr>
-      </w:pPr>
-    </w:p>
-    <w:p>
-      <w:pPr>
-        <w:rPr>
-          <w:lang w:val="en-US"/>
         </w:rPr>
       </w:pPr>
     </w:p>
     <w:sectPr>
+      <w:headerReference w:type="even" r:id="rId35"/>
       <w:headerReference w:type="default" r:id="rId36"/>
-      <w:footerReference w:type="default" r:id="rId37"/>
+      <w:footerReference w:type="even" r:id="rId37"/>
+      <w:footerReference w:type="default" r:id="rId38"/>
+      <w:headerReference w:type="first" r:id="rId39"/>
+      <w:footerReference w:type="first" r:id="rId40"/>
       <w:pgSz w:w="11906" w:h="16838"/>
       <w:pgMar w:top="720" w:right="720" w:bottom="720" w:left="720" w:header="708" w:footer="708" w:gutter="0"/>
       <w:pgBorders w:offsetFrom="page">
@@ -16889,6 +15752,54 @@
 </file>
 
 <file path=word/footer1.xml><?xml version="1.0" encoding="utf-8"?>
+<w:ftr xmlns:wpc="http://schemas.microsoft.com/office/word/2010/wordprocessingCanvas" xmlns:cx="http://schemas.microsoft.com/office/drawing/2014/chartex" xmlns:cx1="http://schemas.microsoft.com/office/drawing/2015/9/8/chartex" xmlns:cx2="http://schemas.microsoft.com/office/drawing/2015/10/21/chartex" xmlns:cx3="http://schemas.microsoft.com/office/drawing/2016/5/9/chartex" xmlns:cx4="http://schemas.microsoft.com/office/drawing/2016/5/10/chartex" xmlns:cx5="http://schemas.microsoft.com/office/drawing/2016/5/11/chartex" xmlns:cx6="http://schemas.microsoft.com/office/drawing/2016/5/12/chartex" xmlns:cx7="http://schemas.microsoft.com/office/drawing/2016/5/13/chartex" xmlns:cx8="http://schemas.microsoft.com/office/drawing/2016/5/14/chartex" xmlns:mc="http://schemas.openxmlformats.org/markup-compatibility/2006" xmlns:aink="http://schemas.microsoft.com/office/drawing/2016/ink" xmlns:am3d="http://schemas.microsoft.com/office/drawing/2017/model3d" xmlns:o="urn:schemas-microsoft-com:office:office" xmlns:oel="http://schemas.microsoft.com/office/2019/extlst" xmlns:r="http://schemas.openxmlformats.org/officeDocument/2006/relationships" xmlns:m="http://schemas.openxmlformats.org/officeDocument/2006/math" xmlns:v="urn:schemas-microsoft-com:vml" xmlns:wp14="http://schemas.microsoft.com/office/word/2010/wordprocessingDrawing" xmlns:wp="http://schemas.openxmlformats.org/drawingml/2006/wordprocessingDrawing" xmlns:w10="urn:schemas-microsoft-com:office:word" xmlns:w="http://schemas.openxmlformats.org/wordprocessingml/2006/main" xmlns:w14="http://schemas.microsoft.com/office/word/2010/wordml" xmlns:w15="http://schemas.microsoft.com/office/word/2012/wordml" xmlns:w16cex="http://schemas.microsoft.com/office/word/2018/wordml/cex" xmlns:w16cid="http://schemas.microsoft.com/office/word/2016/wordml/cid" xmlns:w16="http://schemas.microsoft.com/office/word/2018/wordml" xmlns:w16sdtdh="http://schemas.microsoft.com/office/word/2020/wordml/sdtdatahash" xmlns:w16se="http://schemas.microsoft.com/office/word/2015/wordml/symex" xmlns:wpg="http://schemas.microsoft.com/office/word/2010/wordprocessingGroup" xmlns:wpi="http://schemas.microsoft.com/office/word/2010/wordprocessingInk" xmlns:wne="http://schemas.microsoft.com/office/word/2006/wordml" xmlns:wps="http://schemas.microsoft.com/office/word/2010/wordprocessingShape" mc:Ignorable="w14 w15 w16se w16cid w16 w16cex w16sdtdh wp14">
+  <w:sdt>
+    <w:sdtPr>
+      <w:tag w:val="GTBClassification"/>
+      <w:id w:val="1981650143"/>
+      <w:lock w:val="sdtContentLocked"/>
+      <w:placeholder>
+        <w:docPart w:val="DefaultPlaceholder_-1854013440"/>
+      </w:placeholder>
+    </w:sdtPr>
+    <w:sdtContent>
+      <w:p>
+        <w:pPr>
+          <w:pStyle w:val="Footer"/>
+        </w:pPr>
+        <w:r>
+          <w:rPr>
+            <w:rFonts w:ascii="Arial" w:hAnsi="Arial" w:cs="Arial"/>
+            <w:b/>
+            <w:color w:val="000000"/>
+            <w:sz w:val="18"/>
+          </w:rPr>
+          <w:t>Classification:</w:t>
+        </w:r>
+        <w:r>
+          <w:rPr>
+            <w:rFonts w:ascii="Arial" w:hAnsi="Arial" w:cs="Arial"/>
+            <w:color w:val="000000"/>
+            <w:sz w:val="18"/>
+          </w:rPr>
+          <w:t xml:space="preserve"> </w:t>
+        </w:r>
+        <w:r>
+          <w:rPr>
+            <w:rFonts w:ascii="Arial" w:hAnsi="Arial" w:cs="Arial"/>
+            <w:b/>
+            <w:color w:val="0062B1"/>
+            <w:sz w:val="18"/>
+          </w:rPr>
+          <w:t>4) Public</w:t>
+        </w:r>
+      </w:p>
+    </w:sdtContent>
+  </w:sdt>
+</w:ftr>
+</file>
+
+<file path=word/footer2.xml><?xml version="1.0" encoding="utf-8"?>
 <w:ftr xmlns:wpc="http://schemas.microsoft.com/office/word/2010/wordprocessingCanvas" xmlns:cx="http://schemas.microsoft.com/office/drawing/2014/chartex" xmlns:cx1="http://schemas.microsoft.com/office/drawing/2015/9/8/chartex" xmlns:cx2="http://schemas.microsoft.com/office/drawing/2015/10/21/chartex" xmlns:cx3="http://schemas.microsoft.com/office/drawing/2016/5/9/chartex" xmlns:cx4="http://schemas.microsoft.com/office/drawing/2016/5/10/chartex" xmlns:cx5="http://schemas.microsoft.com/office/drawing/2016/5/11/chartex" xmlns:cx6="http://schemas.microsoft.com/office/drawing/2016/5/12/chartex" xmlns:cx7="http://schemas.microsoft.com/office/drawing/2016/5/13/chartex" xmlns:cx8="http://schemas.microsoft.com/office/drawing/2016/5/14/chartex" xmlns:mc="http://schemas.openxmlformats.org/markup-compatibility/2006" xmlns:aink="http://schemas.microsoft.com/office/drawing/2016/ink" xmlns:am3d="http://schemas.microsoft.com/office/drawing/2017/model3d" xmlns:o="urn:schemas-microsoft-com:office:office" xmlns:oel="http://schemas.microsoft.com/office/2019/extlst" xmlns:r="http://schemas.openxmlformats.org/officeDocument/2006/relationships" xmlns:m="http://schemas.openxmlformats.org/officeDocument/2006/math" xmlns:v="urn:schemas-microsoft-com:vml" xmlns:wp14="http://schemas.microsoft.com/office/word/2010/wordprocessingDrawing" xmlns:wp="http://schemas.openxmlformats.org/drawingml/2006/wordprocessingDrawing" xmlns:w10="urn:schemas-microsoft-com:office:word" xmlns:w="http://schemas.openxmlformats.org/wordprocessingml/2006/main" xmlns:w14="http://schemas.microsoft.com/office/word/2010/wordml" xmlns:w15="http://schemas.microsoft.com/office/word/2012/wordml" xmlns:w16cex="http://schemas.microsoft.com/office/word/2018/wordml/cex" xmlns:w16cid="http://schemas.microsoft.com/office/word/2016/wordml/cid" xmlns:w16="http://schemas.microsoft.com/office/word/2018/wordml" xmlns:w16sdtdh="http://schemas.microsoft.com/office/word/2020/wordml/sdtdatahash" xmlns:w16se="http://schemas.microsoft.com/office/word/2015/wordml/symex" xmlns:wpg="http://schemas.microsoft.com/office/word/2010/wordprocessingGroup" xmlns:wpi="http://schemas.microsoft.com/office/word/2010/wordprocessingInk" xmlns:wne="http://schemas.microsoft.com/office/word/2006/wordml" xmlns:wps="http://schemas.microsoft.com/office/word/2010/wordprocessingShape" mc:Ignorable="w14 w15 w16se w16cid w16 w16cex w16sdtdh wp14">
   <w:tbl>
     <w:tblPr>
@@ -16964,7 +15875,15 @@
             <w:pStyle w:val="Footer"/>
           </w:pPr>
           <w:r>
-            <w:t>Date          : 2</w:t>
+            <w:t xml:space="preserve">Date        </w:t>
+          </w:r>
+          <w:proofErr w:type="gramStart"/>
+          <w:r>
+            <w:t xml:space="preserve">  :</w:t>
+          </w:r>
+          <w:proofErr w:type="gramEnd"/>
+          <w:r>
+            <w:t xml:space="preserve"> 2</w:t>
           </w:r>
           <w:r>
             <w:t>8</w:t>
@@ -16989,8 +15908,13 @@
             <w:pStyle w:val="Footer"/>
           </w:pPr>
           <w:r>
-            <w:t>Date              :</w:t>
+            <w:t xml:space="preserve">Date            </w:t>
           </w:r>
+          <w:proofErr w:type="gramStart"/>
+          <w:r>
+            <w:t xml:space="preserve">  :</w:t>
+          </w:r>
+          <w:proofErr w:type="gramEnd"/>
         </w:p>
       </w:tc>
     </w:tr>
@@ -17003,6 +15927,54 @@
 </w:ftr>
 </file>
 
+<file path=word/footer3.xml><?xml version="1.0" encoding="utf-8"?>
+<w:ftr xmlns:wpc="http://schemas.microsoft.com/office/word/2010/wordprocessingCanvas" xmlns:cx="http://schemas.microsoft.com/office/drawing/2014/chartex" xmlns:cx1="http://schemas.microsoft.com/office/drawing/2015/9/8/chartex" xmlns:cx2="http://schemas.microsoft.com/office/drawing/2015/10/21/chartex" xmlns:cx3="http://schemas.microsoft.com/office/drawing/2016/5/9/chartex" xmlns:cx4="http://schemas.microsoft.com/office/drawing/2016/5/10/chartex" xmlns:cx5="http://schemas.microsoft.com/office/drawing/2016/5/11/chartex" xmlns:cx6="http://schemas.microsoft.com/office/drawing/2016/5/12/chartex" xmlns:cx7="http://schemas.microsoft.com/office/drawing/2016/5/13/chartex" xmlns:cx8="http://schemas.microsoft.com/office/drawing/2016/5/14/chartex" xmlns:mc="http://schemas.openxmlformats.org/markup-compatibility/2006" xmlns:aink="http://schemas.microsoft.com/office/drawing/2016/ink" xmlns:am3d="http://schemas.microsoft.com/office/drawing/2017/model3d" xmlns:o="urn:schemas-microsoft-com:office:office" xmlns:oel="http://schemas.microsoft.com/office/2019/extlst" xmlns:r="http://schemas.openxmlformats.org/officeDocument/2006/relationships" xmlns:m="http://schemas.openxmlformats.org/officeDocument/2006/math" xmlns:v="urn:schemas-microsoft-com:vml" xmlns:wp14="http://schemas.microsoft.com/office/word/2010/wordprocessingDrawing" xmlns:wp="http://schemas.openxmlformats.org/drawingml/2006/wordprocessingDrawing" xmlns:w10="urn:schemas-microsoft-com:office:word" xmlns:w="http://schemas.openxmlformats.org/wordprocessingml/2006/main" xmlns:w14="http://schemas.microsoft.com/office/word/2010/wordml" xmlns:w15="http://schemas.microsoft.com/office/word/2012/wordml" xmlns:w16cex="http://schemas.microsoft.com/office/word/2018/wordml/cex" xmlns:w16cid="http://schemas.microsoft.com/office/word/2016/wordml/cid" xmlns:w16="http://schemas.microsoft.com/office/word/2018/wordml" xmlns:w16sdtdh="http://schemas.microsoft.com/office/word/2020/wordml/sdtdatahash" xmlns:w16se="http://schemas.microsoft.com/office/word/2015/wordml/symex" xmlns:wpg="http://schemas.microsoft.com/office/word/2010/wordprocessingGroup" xmlns:wpi="http://schemas.microsoft.com/office/word/2010/wordprocessingInk" xmlns:wne="http://schemas.microsoft.com/office/word/2006/wordml" xmlns:wps="http://schemas.microsoft.com/office/word/2010/wordprocessingShape" mc:Ignorable="w14 w15 w16se w16cid w16 w16cex w16sdtdh wp14">
+  <w:sdt>
+    <w:sdtPr>
+      <w:tag w:val="GTBClassification"/>
+      <w:id w:val="990213084"/>
+      <w:lock w:val="sdtContentLocked"/>
+      <w:placeholder>
+        <w:docPart w:val="DefaultPlaceholder_-1854013440"/>
+      </w:placeholder>
+    </w:sdtPr>
+    <w:sdtContent>
+      <w:p>
+        <w:pPr>
+          <w:pStyle w:val="Footer"/>
+        </w:pPr>
+        <w:r>
+          <w:rPr>
+            <w:rFonts w:ascii="Arial" w:hAnsi="Arial" w:cs="Arial"/>
+            <w:b/>
+            <w:color w:val="000000"/>
+            <w:sz w:val="18"/>
+          </w:rPr>
+          <w:t>Classification:</w:t>
+        </w:r>
+        <w:r>
+          <w:rPr>
+            <w:rFonts w:ascii="Arial" w:hAnsi="Arial" w:cs="Arial"/>
+            <w:color w:val="000000"/>
+            <w:sz w:val="18"/>
+          </w:rPr>
+          <w:t xml:space="preserve"> </w:t>
+        </w:r>
+        <w:r>
+          <w:rPr>
+            <w:rFonts w:ascii="Arial" w:hAnsi="Arial" w:cs="Arial"/>
+            <w:b/>
+            <w:color w:val="0062B1"/>
+            <w:sz w:val="18"/>
+          </w:rPr>
+          <w:t>4) Public</w:t>
+        </w:r>
+      </w:p>
+    </w:sdtContent>
+  </w:sdt>
+</w:ftr>
+</file>
+
 <file path=word/footnotes.xml><?xml version="1.0" encoding="utf-8"?>
 <w:footnotes xmlns:wpc="http://schemas.microsoft.com/office/word/2010/wordprocessingCanvas" xmlns:cx="http://schemas.microsoft.com/office/drawing/2014/chartex" xmlns:cx1="http://schemas.microsoft.com/office/drawing/2015/9/8/chartex" xmlns:cx2="http://schemas.microsoft.com/office/drawing/2015/10/21/chartex" xmlns:cx3="http://schemas.microsoft.com/office/drawing/2016/5/9/chartex" xmlns:cx4="http://schemas.microsoft.com/office/drawing/2016/5/10/chartex" xmlns:cx5="http://schemas.microsoft.com/office/drawing/2016/5/11/chartex" xmlns:cx6="http://schemas.microsoft.com/office/drawing/2016/5/12/chartex" xmlns:cx7="http://schemas.microsoft.com/office/drawing/2016/5/13/chartex" xmlns:cx8="http://schemas.microsoft.com/office/drawing/2016/5/14/chartex" xmlns:mc="http://schemas.openxmlformats.org/markup-compatibility/2006" xmlns:aink="http://schemas.microsoft.com/office/drawing/2016/ink" xmlns:am3d="http://schemas.microsoft.com/office/drawing/2017/model3d" xmlns:o="urn:schemas-microsoft-com:office:office" xmlns:oel="http://schemas.microsoft.com/office/2019/extlst" xmlns:r="http://schemas.openxmlformats.org/officeDocument/2006/relationships" xmlns:m="http://schemas.openxmlformats.org/officeDocument/2006/math" xmlns:v="urn:schemas-microsoft-com:vml" xmlns:wp14="http://schemas.microsoft.com/office/word/2010/wordprocessingDrawing" xmlns:wp="http://schemas.openxmlformats.org/drawingml/2006/wordprocessingDrawing" xmlns:w10="urn:schemas-microsoft-com:office:word" xmlns:w="http://schemas.openxmlformats.org/wordprocessingml/2006/main" xmlns:w14="http://schemas.microsoft.com/office/word/2010/wordml" xmlns:w15="http://schemas.microsoft.com/office/word/2012/wordml" xmlns:w16cex="http://schemas.microsoft.com/office/word/2018/wordml/cex" xmlns:w16cid="http://schemas.microsoft.com/office/word/2016/wordml/cid" xmlns:w16="http://schemas.microsoft.com/office/word/2018/wordml" xmlns:w16sdtdh="http://schemas.microsoft.com/office/word/2020/wordml/sdtdatahash" xmlns:w16se="http://schemas.microsoft.com/office/word/2015/wordml/symex" xmlns:wpg="http://schemas.microsoft.com/office/word/2010/wordprocessingGroup" xmlns:wpi="http://schemas.microsoft.com/office/word/2010/wordprocessingInk" xmlns:wne="http://schemas.microsoft.com/office/word/2006/wordml" xmlns:wps="http://schemas.microsoft.com/office/word/2010/wordprocessingShape" mc:Ignorable="w14 w15 w16se w16cid w16 w16cex w16sdtdh wp14">
   <w:footnote w:type="separator" w:id="-1">
@@ -17029,6 +16001,16 @@
 </file>
 
 <file path=word/header1.xml><?xml version="1.0" encoding="utf-8"?>
+<w:hdr xmlns:wpc="http://schemas.microsoft.com/office/word/2010/wordprocessingCanvas" xmlns:cx="http://schemas.microsoft.com/office/drawing/2014/chartex" xmlns:cx1="http://schemas.microsoft.com/office/drawing/2015/9/8/chartex" xmlns:cx2="http://schemas.microsoft.com/office/drawing/2015/10/21/chartex" xmlns:cx3="http://schemas.microsoft.com/office/drawing/2016/5/9/chartex" xmlns:cx4="http://schemas.microsoft.com/office/drawing/2016/5/10/chartex" xmlns:cx5="http://schemas.microsoft.com/office/drawing/2016/5/11/chartex" xmlns:cx6="http://schemas.microsoft.com/office/drawing/2016/5/12/chartex" xmlns:cx7="http://schemas.microsoft.com/office/drawing/2016/5/13/chartex" xmlns:cx8="http://schemas.microsoft.com/office/drawing/2016/5/14/chartex" xmlns:mc="http://schemas.openxmlformats.org/markup-compatibility/2006" xmlns:aink="http://schemas.microsoft.com/office/drawing/2016/ink" xmlns:am3d="http://schemas.microsoft.com/office/drawing/2017/model3d" xmlns:o="urn:schemas-microsoft-com:office:office" xmlns:oel="http://schemas.microsoft.com/office/2019/extlst" xmlns:r="http://schemas.openxmlformats.org/officeDocument/2006/relationships" xmlns:m="http://schemas.openxmlformats.org/officeDocument/2006/math" xmlns:v="urn:schemas-microsoft-com:vml" xmlns:wp14="http://schemas.microsoft.com/office/word/2010/wordprocessingDrawing" xmlns:wp="http://schemas.openxmlformats.org/drawingml/2006/wordprocessingDrawing" xmlns:w10="urn:schemas-microsoft-com:office:word" xmlns:w="http://schemas.openxmlformats.org/wordprocessingml/2006/main" xmlns:w14="http://schemas.microsoft.com/office/word/2010/wordml" xmlns:w15="http://schemas.microsoft.com/office/word/2012/wordml" xmlns:w16cex="http://schemas.microsoft.com/office/word/2018/wordml/cex" xmlns:w16cid="http://schemas.microsoft.com/office/word/2016/wordml/cid" xmlns:w16="http://schemas.microsoft.com/office/word/2018/wordml" xmlns:w16sdtdh="http://schemas.microsoft.com/office/word/2020/wordml/sdtdatahash" xmlns:w16se="http://schemas.microsoft.com/office/word/2015/wordml/symex" xmlns:wpg="http://schemas.microsoft.com/office/word/2010/wordprocessingGroup" xmlns:wpi="http://schemas.microsoft.com/office/word/2010/wordprocessingInk" xmlns:wne="http://schemas.microsoft.com/office/word/2006/wordml" xmlns:wps="http://schemas.microsoft.com/office/word/2010/wordprocessingShape" mc:Ignorable="w14 w15 w16se w16cid w16 w16cex w16sdtdh wp14">
+  <w:p>
+    <w:pPr>
+      <w:pStyle w:val="Header"/>
+    </w:pPr>
+  </w:p>
+</w:hdr>
+</file>
+
+<file path=word/header2.xml><?xml version="1.0" encoding="utf-8"?>
 <w:hdr xmlns:wpc="http://schemas.microsoft.com/office/word/2010/wordprocessingCanvas" xmlns:cx="http://schemas.microsoft.com/office/drawing/2014/chartex" xmlns:cx1="http://schemas.microsoft.com/office/drawing/2015/9/8/chartex" xmlns:cx2="http://schemas.microsoft.com/office/drawing/2015/10/21/chartex" xmlns:cx3="http://schemas.microsoft.com/office/drawing/2016/5/9/chartex" xmlns:cx4="http://schemas.microsoft.com/office/drawing/2016/5/10/chartex" xmlns:cx5="http://schemas.microsoft.com/office/drawing/2016/5/11/chartex" xmlns:cx6="http://schemas.microsoft.com/office/drawing/2016/5/12/chartex" xmlns:cx7="http://schemas.microsoft.com/office/drawing/2016/5/13/chartex" xmlns:cx8="http://schemas.microsoft.com/office/drawing/2016/5/14/chartex" xmlns:mc="http://schemas.openxmlformats.org/markup-compatibility/2006" xmlns:aink="http://schemas.microsoft.com/office/drawing/2016/ink" xmlns:am3d="http://schemas.microsoft.com/office/drawing/2017/model3d" xmlns:o="urn:schemas-microsoft-com:office:office" xmlns:oel="http://schemas.microsoft.com/office/2019/extlst" xmlns:r="http://schemas.openxmlformats.org/officeDocument/2006/relationships" xmlns:m="http://schemas.openxmlformats.org/officeDocument/2006/math" xmlns:v="urn:schemas-microsoft-com:vml" xmlns:wp14="http://schemas.microsoft.com/office/word/2010/wordprocessingDrawing" xmlns:wp="http://schemas.openxmlformats.org/drawingml/2006/wordprocessingDrawing" xmlns:w10="urn:schemas-microsoft-com:office:word" xmlns:w="http://schemas.openxmlformats.org/wordprocessingml/2006/main" xmlns:w14="http://schemas.microsoft.com/office/word/2010/wordml" xmlns:w15="http://schemas.microsoft.com/office/word/2012/wordml" xmlns:w16cex="http://schemas.microsoft.com/office/word/2018/wordml/cex" xmlns:w16cid="http://schemas.microsoft.com/office/word/2016/wordml/cid" xmlns:w16="http://schemas.microsoft.com/office/word/2018/wordml" xmlns:w16sdtdh="http://schemas.microsoft.com/office/word/2020/wordml/sdtdatahash" xmlns:w16se="http://schemas.microsoft.com/office/word/2015/wordml/symex" xmlns:wpg="http://schemas.microsoft.com/office/word/2010/wordprocessingGroup" xmlns:wpi="http://schemas.microsoft.com/office/word/2010/wordprocessingInk" xmlns:wne="http://schemas.microsoft.com/office/word/2006/wordml" xmlns:wps="http://schemas.microsoft.com/office/word/2010/wordprocessingShape" mc:Ignorable="w14 w15 w16se w16cid w16 w16cex w16sdtdh wp14">
   <w:tbl>
     <w:tblPr>
@@ -17283,6 +16265,16 @@
 </w:hdr>
 </file>
 
+<file path=word/header3.xml><?xml version="1.0" encoding="utf-8"?>
+<w:hdr xmlns:wpc="http://schemas.microsoft.com/office/word/2010/wordprocessingCanvas" xmlns:cx="http://schemas.microsoft.com/office/drawing/2014/chartex" xmlns:cx1="http://schemas.microsoft.com/office/drawing/2015/9/8/chartex" xmlns:cx2="http://schemas.microsoft.com/office/drawing/2015/10/21/chartex" xmlns:cx3="http://schemas.microsoft.com/office/drawing/2016/5/9/chartex" xmlns:cx4="http://schemas.microsoft.com/office/drawing/2016/5/10/chartex" xmlns:cx5="http://schemas.microsoft.com/office/drawing/2016/5/11/chartex" xmlns:cx6="http://schemas.microsoft.com/office/drawing/2016/5/12/chartex" xmlns:cx7="http://schemas.microsoft.com/office/drawing/2016/5/13/chartex" xmlns:cx8="http://schemas.microsoft.com/office/drawing/2016/5/14/chartex" xmlns:mc="http://schemas.openxmlformats.org/markup-compatibility/2006" xmlns:aink="http://schemas.microsoft.com/office/drawing/2016/ink" xmlns:am3d="http://schemas.microsoft.com/office/drawing/2017/model3d" xmlns:o="urn:schemas-microsoft-com:office:office" xmlns:oel="http://schemas.microsoft.com/office/2019/extlst" xmlns:r="http://schemas.openxmlformats.org/officeDocument/2006/relationships" xmlns:m="http://schemas.openxmlformats.org/officeDocument/2006/math" xmlns:v="urn:schemas-microsoft-com:vml" xmlns:wp14="http://schemas.microsoft.com/office/word/2010/wordprocessingDrawing" xmlns:wp="http://schemas.openxmlformats.org/drawingml/2006/wordprocessingDrawing" xmlns:w10="urn:schemas-microsoft-com:office:word" xmlns:w="http://schemas.openxmlformats.org/wordprocessingml/2006/main" xmlns:w14="http://schemas.microsoft.com/office/word/2010/wordml" xmlns:w15="http://schemas.microsoft.com/office/word/2012/wordml" xmlns:w16cex="http://schemas.microsoft.com/office/word/2018/wordml/cex" xmlns:w16cid="http://schemas.microsoft.com/office/word/2016/wordml/cid" xmlns:w16="http://schemas.microsoft.com/office/word/2018/wordml" xmlns:w16sdtdh="http://schemas.microsoft.com/office/word/2020/wordml/sdtdatahash" xmlns:w16se="http://schemas.microsoft.com/office/word/2015/wordml/symex" xmlns:wpg="http://schemas.microsoft.com/office/word/2010/wordprocessingGroup" xmlns:wpi="http://schemas.microsoft.com/office/word/2010/wordprocessingInk" xmlns:wne="http://schemas.microsoft.com/office/word/2006/wordml" xmlns:wps="http://schemas.microsoft.com/office/word/2010/wordprocessingShape" mc:Ignorable="w14 w15 w16se w16cid w16 w16cex w16sdtdh wp14">
+  <w:p>
+    <w:pPr>
+      <w:pStyle w:val="Header"/>
+    </w:pPr>
+  </w:p>
+</w:hdr>
+</file>
+
 <file path=word/numbering.xml><?xml version="1.0" encoding="utf-8"?>
 <w:numbering xmlns:wpc="http://schemas.microsoft.com/office/word/2010/wordprocessingCanvas" xmlns:cx="http://schemas.microsoft.com/office/drawing/2014/chartex" xmlns:cx1="http://schemas.microsoft.com/office/drawing/2015/9/8/chartex" xmlns:cx2="http://schemas.microsoft.com/office/drawing/2015/10/21/chartex" xmlns:cx3="http://schemas.microsoft.com/office/drawing/2016/5/9/chartex" xmlns:cx4="http://schemas.microsoft.com/office/drawing/2016/5/10/chartex" xmlns:cx5="http://schemas.microsoft.com/office/drawing/2016/5/11/chartex" xmlns:cx6="http://schemas.microsoft.com/office/drawing/2016/5/12/chartex" xmlns:cx7="http://schemas.microsoft.com/office/drawing/2016/5/13/chartex" xmlns:cx8="http://schemas.microsoft.com/office/drawing/2016/5/14/chartex" xmlns:mc="http://schemas.openxmlformats.org/markup-compatibility/2006" xmlns:aink="http://schemas.microsoft.com/office/drawing/2016/ink" xmlns:am3d="http://schemas.microsoft.com/office/drawing/2017/model3d" xmlns:o="urn:schemas-microsoft-com:office:office" xmlns:oel="http://schemas.microsoft.com/office/2019/extlst" xmlns:r="http://schemas.openxmlformats.org/officeDocument/2006/relationships" xmlns:m="http://schemas.openxmlformats.org/officeDocument/2006/math" xmlns:v="urn:schemas-microsoft-com:vml" xmlns:wp14="http://schemas.microsoft.com/office/word/2010/wordprocessingDrawing" xmlns:wp="http://schemas.openxmlformats.org/drawingml/2006/wordprocessingDrawing" xmlns:w10="urn:schemas-microsoft-com:office:word" xmlns:w="http://schemas.openxmlformats.org/wordprocessingml/2006/main" xmlns:w14="http://schemas.microsoft.com/office/word/2010/wordml" xmlns:w15="http://schemas.microsoft.com/office/word/2012/wordml" xmlns:w16cex="http://schemas.microsoft.com/office/word/2018/wordml/cex" xmlns:w16cid="http://schemas.microsoft.com/office/word/2016/wordml/cid" xmlns:w16="http://schemas.microsoft.com/office/word/2018/wordml" xmlns:w16sdtdh="http://schemas.microsoft.com/office/word/2020/wordml/sdtdatahash" xmlns:w16se="http://schemas.microsoft.com/office/word/2015/wordml/symex" xmlns:wpg="http://schemas.microsoft.com/office/word/2010/wordprocessingGroup" xmlns:wpi="http://schemas.microsoft.com/office/word/2010/wordprocessingInk" xmlns:wne="http://schemas.microsoft.com/office/word/2006/wordml" xmlns:wps="http://schemas.microsoft.com/office/word/2010/wordprocessingShape" mc:Ignorable="w14 w15 w16se w16cid w16 w16cex w16sdtdh wp14">
   <w:numPicBullet w:numPicBulletId="0">
@@ -17306,7 +16298,7 @@
         <v:path o:extrusionok="f" gradientshapeok="t" o:connecttype="rect"/>
         <o:lock v:ext="edit" aspectratio="t"/>
       </v:shapetype>
-      <v:shape id="_x0000_i1210" type="#_x0000_t75" style="width:11.25pt;height:11.25pt" o:bullet="t">
+      <v:shape id="_x0000_i1066" type="#_x0000_t75" style="width:11.25pt;height:11.25pt" o:bullet="t">
         <v:imagedata r:id="rId1" o:title="msoBB62"/>
       </v:shape>
     </w:pict>
@@ -19466,7 +18458,598 @@
       <w:shd w:val="clear" w:color="auto" w:fill="E1DFDD"/>
     </w:rPr>
   </w:style>
+  <w:style w:type="character" w:styleId="PlaceholderText">
+    <w:name w:val="Placeholder Text"/>
+    <w:basedOn w:val="DefaultParagraphFont"/>
+    <w:uiPriority w:val="99"/>
+    <w:semiHidden/>
+    <w:rsid w:val="007D0337"/>
+    <w:rPr>
+      <w:color w:val="666666"/>
+    </w:rPr>
+  </w:style>
 </w:styles>
+</file>
+
+<file path=word/glossary/document.xml><?xml version="1.0" encoding="utf-8"?>
+<w:glossaryDocument xmlns:wpc="http://schemas.microsoft.com/office/word/2010/wordprocessingCanvas" xmlns:cx="http://schemas.microsoft.com/office/drawing/2014/chartex" xmlns:cx1="http://schemas.microsoft.com/office/drawing/2015/9/8/chartex" xmlns:cx2="http://schemas.microsoft.com/office/drawing/2015/10/21/chartex" xmlns:cx3="http://schemas.microsoft.com/office/drawing/2016/5/9/chartex" xmlns:cx4="http://schemas.microsoft.com/office/drawing/2016/5/10/chartex" xmlns:cx5="http://schemas.microsoft.com/office/drawing/2016/5/11/chartex" xmlns:cx6="http://schemas.microsoft.com/office/drawing/2016/5/12/chartex" xmlns:cx7="http://schemas.microsoft.com/office/drawing/2016/5/13/chartex" xmlns:cx8="http://schemas.microsoft.com/office/drawing/2016/5/14/chartex" xmlns:mc="http://schemas.openxmlformats.org/markup-compatibility/2006" xmlns:aink="http://schemas.microsoft.com/office/drawing/2016/ink" xmlns:am3d="http://schemas.microsoft.com/office/drawing/2017/model3d" xmlns:o="urn:schemas-microsoft-com:office:office" xmlns:oel="http://schemas.microsoft.com/office/2019/extlst" xmlns:r="http://schemas.openxmlformats.org/officeDocument/2006/relationships" xmlns:m="http://schemas.openxmlformats.org/officeDocument/2006/math" xmlns:v="urn:schemas-microsoft-com:vml" xmlns:wp14="http://schemas.microsoft.com/office/word/2010/wordprocessingDrawing" xmlns:wp="http://schemas.openxmlformats.org/drawingml/2006/wordprocessingDrawing" xmlns:w10="urn:schemas-microsoft-com:office:word" xmlns:w="http://schemas.openxmlformats.org/wordprocessingml/2006/main" xmlns:w14="http://schemas.microsoft.com/office/word/2010/wordml" xmlns:w15="http://schemas.microsoft.com/office/word/2012/wordml" xmlns:w16cex="http://schemas.microsoft.com/office/word/2018/wordml/cex" xmlns:w16cid="http://schemas.microsoft.com/office/word/2016/wordml/cid" xmlns:w16="http://schemas.microsoft.com/office/word/2018/wordml" xmlns:w16sdtdh="http://schemas.microsoft.com/office/word/2020/wordml/sdtdatahash" xmlns:w16se="http://schemas.microsoft.com/office/word/2015/wordml/symex" xmlns:wpg="http://schemas.microsoft.com/office/word/2010/wordprocessingGroup" xmlns:wpi="http://schemas.microsoft.com/office/word/2010/wordprocessingInk" xmlns:wne="http://schemas.microsoft.com/office/word/2006/wordml" xmlns:wps="http://schemas.microsoft.com/office/word/2010/wordprocessingShape" mc:Ignorable="w14 w15 w16se w16cid w16 w16cex w16sdtdh wp14">
+  <w:docParts>
+    <w:docPart>
+      <w:docPartPr>
+        <w:name w:val="DefaultPlaceholder_-1854013440"/>
+        <w:category>
+          <w:name w:val="General"/>
+          <w:gallery w:val="placeholder"/>
+        </w:category>
+        <w:types>
+          <w:type w:val="bbPlcHdr"/>
+        </w:types>
+        <w:behaviors>
+          <w:behavior w:val="content"/>
+        </w:behaviors>
+        <w:guid w:val="{481DDEE0-0A32-4DC4-AC25-43EE0428174E}"/>
+      </w:docPartPr>
+      <w:docPartBody>
+        <w:p>
+          <w:r>
+            <w:rPr>
+              <w:rStyle w:val="PlaceholderText"/>
+            </w:rPr>
+            <w:t>Click or tap here to enter text.</w:t>
+          </w:r>
+        </w:p>
+      </w:docPartBody>
+    </w:docPart>
+  </w:docParts>
+</w:glossaryDocument>
+</file>
+
+<file path=word/glossary/fontTable.xml><?xml version="1.0" encoding="utf-8"?>
+<w:fonts xmlns:mc="http://schemas.openxmlformats.org/markup-compatibility/2006" xmlns:r="http://schemas.openxmlformats.org/officeDocument/2006/relationships" xmlns:w="http://schemas.openxmlformats.org/wordprocessingml/2006/main" xmlns:w14="http://schemas.microsoft.com/office/word/2010/wordml" xmlns:w15="http://schemas.microsoft.com/office/word/2012/wordml" xmlns:w16cex="http://schemas.microsoft.com/office/word/2018/wordml/cex" xmlns:w16cid="http://schemas.microsoft.com/office/word/2016/wordml/cid" xmlns:w16="http://schemas.microsoft.com/office/word/2018/wordml" xmlns:w16sdtdh="http://schemas.microsoft.com/office/word/2020/wordml/sdtdatahash" xmlns:w16se="http://schemas.microsoft.com/office/word/2015/wordml/symex" mc:Ignorable="w14 w15 w16se w16cid w16 w16cex w16sdtdh">
+  <w:font w:name="Wingdings">
+    <w:panose1 w:val="05000000000000000000"/>
+    <w:charset w:val="02"/>
+    <w:family w:val="auto"/>
+    <w:pitch w:val="variable"/>
+    <w:sig w:usb0="00000000" w:usb1="10000000" w:usb2="00000000" w:usb3="00000000" w:csb0="80000000" w:csb1="00000000"/>
+  </w:font>
+  <w:font w:name="Times New Roman">
+    <w:panose1 w:val="02020603050405020304"/>
+    <w:charset w:val="00"/>
+    <w:family w:val="roman"/>
+    <w:pitch w:val="variable"/>
+    <w:sig w:usb0="E0002EFF" w:usb1="C000785B" w:usb2="00000009" w:usb3="00000000" w:csb0="000001FF" w:csb1="00000000"/>
+  </w:font>
+  <w:font w:name="Courier New">
+    <w:panose1 w:val="02070309020205020404"/>
+    <w:charset w:val="00"/>
+    <w:family w:val="modern"/>
+    <w:pitch w:val="fixed"/>
+    <w:sig w:usb0="E0002EFF" w:usb1="C0007843" w:usb2="00000009" w:usb3="00000000" w:csb0="000001FF" w:csb1="00000000"/>
+  </w:font>
+  <w:font w:name="Symbol">
+    <w:panose1 w:val="05050102010706020507"/>
+    <w:charset w:val="02"/>
+    <w:family w:val="roman"/>
+    <w:pitch w:val="variable"/>
+    <w:sig w:usb0="00000000" w:usb1="10000000" w:usb2="00000000" w:usb3="00000000" w:csb0="80000000" w:csb1="00000000"/>
+  </w:font>
+  <w:font w:name="Aptos">
+    <w:charset w:val="00"/>
+    <w:family w:val="swiss"/>
+    <w:pitch w:val="variable"/>
+    <w:sig w:usb0="20000287" w:usb1="00000003" w:usb2="00000000" w:usb3="00000000" w:csb0="0000019F" w:csb1="00000000"/>
+  </w:font>
+  <w:font w:name="Aptos Display">
+    <w:charset w:val="00"/>
+    <w:family w:val="swiss"/>
+    <w:pitch w:val="variable"/>
+    <w:sig w:usb0="20000287" w:usb1="00000003" w:usb2="00000000" w:usb3="00000000" w:csb0="0000019F" w:csb1="00000000"/>
+  </w:font>
+  <w:font w:name="Segoe UI">
+    <w:panose1 w:val="020B0502040204020203"/>
+    <w:charset w:val="00"/>
+    <w:family w:val="swiss"/>
+    <w:pitch w:val="variable"/>
+    <w:sig w:usb0="E4002EFF" w:usb1="C000E47F" w:usb2="00000009" w:usb3="00000000" w:csb0="000001FF" w:csb1="00000000"/>
+  </w:font>
+  <w:font w:name="Arial">
+    <w:panose1 w:val="020B0604020202020204"/>
+    <w:charset w:val="00"/>
+    <w:family w:val="swiss"/>
+    <w:pitch w:val="variable"/>
+    <w:sig w:usb0="E0002EFF" w:usb1="C000785B" w:usb2="00000009" w:usb3="00000000" w:csb0="000001FF" w:csb1="00000000"/>
+  </w:font>
+</w:fonts>
+</file>
+
+<file path=word/glossary/settings.xml><?xml version="1.0" encoding="utf-8"?>
+<w:settings xmlns:mc="http://schemas.openxmlformats.org/markup-compatibility/2006" xmlns:o="urn:schemas-microsoft-com:office:office" xmlns:r="http://schemas.openxmlformats.org/officeDocument/2006/relationships" xmlns:m="http://schemas.openxmlformats.org/officeDocument/2006/math" xmlns:v="urn:schemas-microsoft-com:vml" xmlns:w10="urn:schemas-microsoft-com:office:word" xmlns:w="http://schemas.openxmlformats.org/wordprocessingml/2006/main" xmlns:w14="http://schemas.microsoft.com/office/word/2010/wordml" xmlns:w15="http://schemas.microsoft.com/office/word/2012/wordml" xmlns:w16cex="http://schemas.microsoft.com/office/word/2018/wordml/cex" xmlns:w16cid="http://schemas.microsoft.com/office/word/2016/wordml/cid" xmlns:w16="http://schemas.microsoft.com/office/word/2018/wordml" xmlns:w16sdtdh="http://schemas.microsoft.com/office/word/2020/wordml/sdtdatahash" xmlns:w16se="http://schemas.microsoft.com/office/word/2015/wordml/symex" xmlns:sl="http://schemas.openxmlformats.org/schemaLibrary/2006/main" mc:Ignorable="w14 w15 w16se w16cid w16 w16cex w16sdtdh">
+  <w:view w:val="normal"/>
+  <w:defaultTabStop w:val="720"/>
+  <w:characterSpacingControl w:val="doNotCompress"/>
+  <w:compat>
+    <w:useFELayout/>
+    <w:compatSetting w:name="compatibilityMode" w:uri="http://schemas.microsoft.com/office/word" w:val="15"/>
+    <w:compatSetting w:name="overrideTableStyleFontSizeAndJustification" w:uri="http://schemas.microsoft.com/office/word" w:val="1"/>
+    <w:compatSetting w:name="enableOpenTypeFeatures" w:uri="http://schemas.microsoft.com/office/word" w:val="1"/>
+    <w:compatSetting w:name="doNotFlipMirrorIndents" w:uri="http://schemas.microsoft.com/office/word" w:val="1"/>
+    <w:compatSetting w:name="differentiateMultirowTableHeaders" w:uri="http://schemas.microsoft.com/office/word" w:val="1"/>
+    <w:compatSetting w:name="useWord2013TrackBottomHyphenation" w:uri="http://schemas.microsoft.com/office/word" w:val="0"/>
+  </w:compat>
+  <w:rsids>
+    <w:rsidRoot w:val="00580938"/>
+    <w:rsid w:val="00580938"/>
+    <w:rsid w:val="005B5A74"/>
+    <w:rsid w:val="00D91255"/>
+  </w:rsids>
+  <m:mathPr>
+    <m:mathFont m:val="Cambria Math"/>
+    <m:brkBin m:val="before"/>
+    <m:brkBinSub m:val="--"/>
+    <m:smallFrac m:val="0"/>
+    <m:dispDef/>
+    <m:lMargin m:val="0"/>
+    <m:rMargin m:val="0"/>
+    <m:defJc m:val="centerGroup"/>
+    <m:wrapIndent m:val="1440"/>
+    <m:intLim m:val="subSup"/>
+    <m:naryLim m:val="undOvr"/>
+  </m:mathPr>
+  <w:themeFontLang w:val="en-IN"/>
+  <w:clrSchemeMapping w:bg1="light1" w:t1="dark1" w:bg2="light2" w:t2="dark2" w:accent1="accent1" w:accent2="accent2" w:accent3="accent3" w:accent4="accent4" w:accent5="accent5" w:accent6="accent6" w:hyperlink="hyperlink" w:followedHyperlink="followedHyperlink"/>
+  <w:decimalSymbol w:val="."/>
+  <w:listSeparator w:val=","/>
+  <w15:chartTrackingRefBased/>
+</w:settings>
+</file>
+
+<file path=word/glossary/styles.xml><?xml version="1.0" encoding="utf-8"?>
+<w:styles xmlns:mc="http://schemas.openxmlformats.org/markup-compatibility/2006" xmlns:r="http://schemas.openxmlformats.org/officeDocument/2006/relationships" xmlns:w="http://schemas.openxmlformats.org/wordprocessingml/2006/main" xmlns:w14="http://schemas.microsoft.com/office/word/2010/wordml" xmlns:w15="http://schemas.microsoft.com/office/word/2012/wordml" xmlns:w16cex="http://schemas.microsoft.com/office/word/2018/wordml/cex" xmlns:w16cid="http://schemas.microsoft.com/office/word/2016/wordml/cid" xmlns:w16="http://schemas.microsoft.com/office/word/2018/wordml" xmlns:w16sdtdh="http://schemas.microsoft.com/office/word/2020/wordml/sdtdatahash" xmlns:w16se="http://schemas.microsoft.com/office/word/2015/wordml/symex" mc:Ignorable="w14 w15 w16se w16cid w16 w16cex w16sdtdh">
+  <w:docDefaults>
+    <w:rPrDefault>
+      <w:rPr>
+        <w:rFonts w:asciiTheme="minorHAnsi" w:eastAsiaTheme="minorEastAsia" w:hAnsiTheme="minorHAnsi" w:cstheme="minorBidi"/>
+        <w:kern w:val="2"/>
+        <w:sz w:val="24"/>
+        <w:szCs w:val="24"/>
+        <w:lang w:val="en-IN" w:eastAsia="en-IN" w:bidi="ar-SA"/>
+        <w14:ligatures w14:val="standardContextual"/>
+      </w:rPr>
+    </w:rPrDefault>
+    <w:pPrDefault>
+      <w:pPr>
+        <w:spacing w:after="160" w:line="278" w:lineRule="auto"/>
+      </w:pPr>
+    </w:pPrDefault>
+  </w:docDefaults>
+  <w:latentStyles w:defLockedState="0" w:defUIPriority="99" w:defSemiHidden="0" w:defUnhideWhenUsed="0" w:defQFormat="0" w:count="376">
+    <w:lsdException w:name="Normal" w:uiPriority="0" w:qFormat="1"/>
+    <w:lsdException w:name="heading 1" w:uiPriority="9" w:qFormat="1"/>
+    <w:lsdException w:name="heading 2" w:semiHidden="1" w:uiPriority="9" w:unhideWhenUsed="1" w:qFormat="1"/>
+    <w:lsdException w:name="heading 3" w:semiHidden="1" w:uiPriority="9" w:unhideWhenUsed="1" w:qFormat="1"/>
+    <w:lsdException w:name="heading 4" w:semiHidden="1" w:uiPriority="9" w:unhideWhenUsed="1" w:qFormat="1"/>
+    <w:lsdException w:name="heading 5" w:semiHidden="1" w:uiPriority="9" w:unhideWhenUsed="1" w:qFormat="1"/>
+    <w:lsdException w:name="heading 6" w:semiHidden="1" w:uiPriority="9" w:unhideWhenUsed="1" w:qFormat="1"/>
+    <w:lsdException w:name="heading 7" w:semiHidden="1" w:uiPriority="9" w:unhideWhenUsed="1" w:qFormat="1"/>
+    <w:lsdException w:name="heading 8" w:semiHidden="1" w:uiPriority="9" w:unhideWhenUsed="1" w:qFormat="1"/>
+    <w:lsdException w:name="heading 9" w:semiHidden="1" w:uiPriority="9" w:unhideWhenUsed="1" w:qFormat="1"/>
+    <w:lsdException w:name="index 1" w:semiHidden="1" w:unhideWhenUsed="1"/>
+    <w:lsdException w:name="index 2" w:semiHidden="1" w:unhideWhenUsed="1"/>
+    <w:lsdException w:name="index 3" w:semiHidden="1" w:unhideWhenUsed="1"/>
+    <w:lsdException w:name="index 4" w:semiHidden="1" w:unhideWhenUsed="1"/>
+    <w:lsdException w:name="index 5" w:semiHidden="1" w:unhideWhenUsed="1"/>
+    <w:lsdException w:name="index 6" w:semiHidden="1" w:unhideWhenUsed="1"/>
+    <w:lsdException w:name="index 7" w:semiHidden="1" w:unhideWhenUsed="1"/>
+    <w:lsdException w:name="index 8" w:semiHidden="1" w:unhideWhenUsed="1"/>
+    <w:lsdException w:name="index 9" w:semiHidden="1" w:unhideWhenUsed="1"/>
+    <w:lsdException w:name="toc 1" w:semiHidden="1" w:uiPriority="39" w:unhideWhenUsed="1"/>
+    <w:lsdException w:name="toc 2" w:semiHidden="1" w:uiPriority="39" w:unhideWhenUsed="1"/>
+    <w:lsdException w:name="toc 3" w:semiHidden="1" w:uiPriority="39" w:unhideWhenUsed="1"/>
+    <w:lsdException w:name="toc 4" w:semiHidden="1" w:uiPriority="39" w:unhideWhenUsed="1"/>
+    <w:lsdException w:name="toc 5" w:semiHidden="1" w:uiPriority="39" w:unhideWhenUsed="1"/>
+    <w:lsdException w:name="toc 6" w:semiHidden="1" w:uiPriority="39" w:unhideWhenUsed="1"/>
+    <w:lsdException w:name="toc 7" w:semiHidden="1" w:uiPriority="39" w:unhideWhenUsed="1"/>
+    <w:lsdException w:name="toc 8" w:semiHidden="1" w:uiPriority="39" w:unhideWhenUsed="1"/>
+    <w:lsdException w:name="toc 9" w:semiHidden="1" w:uiPriority="39" w:unhideWhenUsed="1"/>
+    <w:lsdException w:name="Normal Indent" w:semiHidden="1" w:unhideWhenUsed="1"/>
+    <w:lsdException w:name="footnote text" w:semiHidden="1" w:unhideWhenUsed="1"/>
+    <w:lsdException w:name="annotation text" w:semiHidden="1" w:unhideWhenUsed="1"/>
+    <w:lsdException w:name="header" w:semiHidden="1" w:unhideWhenUsed="1"/>
+    <w:lsdException w:name="footer" w:semiHidden="1" w:unhideWhenUsed="1"/>
+    <w:lsdException w:name="index heading" w:semiHidden="1" w:unhideWhenUsed="1"/>
+    <w:lsdException w:name="caption" w:semiHidden="1" w:uiPriority="35" w:unhideWhenUsed="1" w:qFormat="1"/>
+    <w:lsdException w:name="table of figures" w:semiHidden="1" w:unhideWhenUsed="1"/>
+    <w:lsdException w:name="envelope address" w:semiHidden="1" w:unhideWhenUsed="1"/>
+    <w:lsdException w:name="envelope return" w:semiHidden="1" w:unhideWhenUsed="1"/>
+    <w:lsdException w:name="footnote reference" w:semiHidden="1" w:unhideWhenUsed="1"/>
+    <w:lsdException w:name="annotation reference" w:semiHidden="1" w:unhideWhenUsed="1"/>
+    <w:lsdException w:name="line number" w:semiHidden="1" w:unhideWhenUsed="1"/>
+    <w:lsdException w:name="page number" w:semiHidden="1" w:unhideWhenUsed="1"/>
+    <w:lsdException w:name="endnote reference" w:semiHidden="1" w:unhideWhenUsed="1"/>
+    <w:lsdException w:name="endnote text" w:semiHidden="1" w:unhideWhenUsed="1"/>
+    <w:lsdException w:name="table of authorities" w:semiHidden="1" w:unhideWhenUsed="1"/>
+    <w:lsdException w:name="macro" w:semiHidden="1" w:unhideWhenUsed="1"/>
+    <w:lsdException w:name="toa heading" w:semiHidden="1" w:unhideWhenUsed="1"/>
+    <w:lsdException w:name="List" w:semiHidden="1" w:unhideWhenUsed="1"/>
+    <w:lsdException w:name="List Bullet" w:semiHidden="1" w:unhideWhenUsed="1"/>
+    <w:lsdException w:name="List Number" w:semiHidden="1" w:unhideWhenUsed="1"/>
+    <w:lsdException w:name="List 2" w:semiHidden="1" w:unhideWhenUsed="1"/>
+    <w:lsdException w:name="List 3" w:semiHidden="1" w:unhideWhenUsed="1"/>
+    <w:lsdException w:name="List 4" w:semiHidden="1" w:unhideWhenUsed="1"/>
+    <w:lsdException w:name="List 5" w:semiHidden="1" w:unhideWhenUsed="1"/>
+    <w:lsdException w:name="List Bullet 2" w:semiHidden="1" w:unhideWhenUsed="1"/>
+    <w:lsdException w:name="List Bullet 3" w:semiHidden="1" w:unhideWhenUsed="1"/>
+    <w:lsdException w:name="List Bullet 4" w:semiHidden="1" w:unhideWhenUsed="1"/>
+    <w:lsdException w:name="List Bullet 5" w:semiHidden="1" w:unhideWhenUsed="1"/>
+    <w:lsdException w:name="List Number 2" w:semiHidden="1" w:unhideWhenUsed="1"/>
+    <w:lsdException w:name="List Number 3" w:semiHidden="1" w:unhideWhenUsed="1"/>
+    <w:lsdException w:name="List Number 4" w:semiHidden="1" w:unhideWhenUsed="1"/>
+    <w:lsdException w:name="List Number 5" w:semiHidden="1" w:unhideWhenUsed="1"/>
+    <w:lsdException w:name="Title" w:uiPriority="10" w:qFormat="1"/>
+    <w:lsdException w:name="Closing" w:semiHidden="1" w:unhideWhenUsed="1"/>
+    <w:lsdException w:name="Signature" w:semiHidden="1" w:unhideWhenUsed="1"/>
+    <w:lsdException w:name="Default Paragraph Font" w:semiHidden="1" w:uiPriority="1" w:unhideWhenUsed="1"/>
+    <w:lsdException w:name="Body Text" w:semiHidden="1" w:unhideWhenUsed="1"/>
+    <w:lsdException w:name="Body Text Indent" w:semiHidden="1" w:unhideWhenUsed="1"/>
+    <w:lsdException w:name="List Continue" w:semiHidden="1" w:unhideWhenUsed="1"/>
+    <w:lsdException w:name="List Continue 2" w:semiHidden="1" w:unhideWhenUsed="1"/>
+    <w:lsdException w:name="List Continue 3" w:semiHidden="1" w:unhideWhenUsed="1"/>
+    <w:lsdException w:name="List Continue 4" w:semiHidden="1" w:unhideWhenUsed="1"/>
+    <w:lsdException w:name="List Continue 5" w:semiHidden="1" w:unhideWhenUsed="1"/>
+    <w:lsdException w:name="Message Header" w:semiHidden="1" w:unhideWhenUsed="1"/>
+    <w:lsdException w:name="Subtitle" w:uiPriority="11" w:qFormat="1"/>
+    <w:lsdException w:name="Salutation" w:semiHidden="1" w:unhideWhenUsed="1"/>
+    <w:lsdException w:name="Date" w:semiHidden="1" w:unhideWhenUsed="1"/>
+    <w:lsdException w:name="Body Text First Indent" w:semiHidden="1" w:unhideWhenUsed="1"/>
+    <w:lsdException w:name="Body Text First Indent 2" w:semiHidden="1" w:unhideWhenUsed="1"/>
+    <w:lsdException w:name="Note Heading" w:semiHidden="1" w:unhideWhenUsed="1"/>
+    <w:lsdException w:name="Body Text 2" w:semiHidden="1" w:unhideWhenUsed="1"/>
+    <w:lsdException w:name="Body Text 3" w:semiHidden="1" w:unhideWhenUsed="1"/>
+    <w:lsdException w:name="Body Text Indent 2" w:semiHidden="1" w:unhideWhenUsed="1"/>
+    <w:lsdException w:name="Body Text Indent 3" w:semiHidden="1" w:unhideWhenUsed="1"/>
+    <w:lsdException w:name="Block Text" w:semiHidden="1" w:unhideWhenUsed="1"/>
+    <w:lsdException w:name="Hyperlink" w:semiHidden="1" w:unhideWhenUsed="1"/>
+    <w:lsdException w:name="FollowedHyperlink" w:semiHidden="1" w:unhideWhenUsed="1"/>
+    <w:lsdException w:name="Strong" w:uiPriority="22" w:qFormat="1"/>
+    <w:lsdException w:name="Emphasis" w:uiPriority="20" w:qFormat="1"/>
+    <w:lsdException w:name="Document Map" w:semiHidden="1" w:unhideWhenUsed="1"/>
+    <w:lsdException w:name="Plain Text" w:semiHidden="1" w:unhideWhenUsed="1"/>
+    <w:lsdException w:name="E-mail Signature" w:semiHidden="1" w:unhideWhenUsed="1"/>
+    <w:lsdException w:name="HTML Top of Form" w:semiHidden="1" w:unhideWhenUsed="1"/>
+    <w:lsdException w:name="HTML Bottom of Form" w:semiHidden="1" w:unhideWhenUsed="1"/>
+    <w:lsdException w:name="Normal (Web)" w:semiHidden="1" w:unhideWhenUsed="1"/>
+    <w:lsdException w:name="HTML Acronym" w:semiHidden="1" w:unhideWhenUsed="1"/>
+    <w:lsdException w:name="HTML Address" w:semiHidden="1" w:unhideWhenUsed="1"/>
+    <w:lsdException w:name="HTML Cite" w:semiHidden="1" w:unhideWhenUsed="1"/>
+    <w:lsdException w:name="HTML Code" w:semiHidden="1" w:unhideWhenUsed="1"/>
+    <w:lsdException w:name="HTML Definition" w:semiHidden="1" w:unhideWhenUsed="1"/>
+    <w:lsdException w:name="HTML Keyboard" w:semiHidden="1" w:unhideWhenUsed="1"/>
+    <w:lsdException w:name="HTML Preformatted" w:semiHidden="1" w:unhideWhenUsed="1"/>
+    <w:lsdException w:name="HTML Sample" w:semiHidden="1" w:unhideWhenUsed="1"/>
+    <w:lsdException w:name="HTML Typewriter" w:semiHidden="1" w:unhideWhenUsed="1"/>
+    <w:lsdException w:name="HTML Variable" w:semiHidden="1" w:unhideWhenUsed="1"/>
+    <w:lsdException w:name="Normal Table" w:semiHidden="1" w:unhideWhenUsed="1"/>
+    <w:lsdException w:name="annotation subject" w:semiHidden="1" w:unhideWhenUsed="1"/>
+    <w:lsdException w:name="No List" w:semiHidden="1" w:unhideWhenUsed="1"/>
+    <w:lsdException w:name="Outline List 1" w:semiHidden="1" w:unhideWhenUsed="1"/>
+    <w:lsdException w:name="Outline List 2" w:semiHidden="1" w:unhideWhenUsed="1"/>
+    <w:lsdException w:name="Outline List 3" w:semiHidden="1" w:unhideWhenUsed="1"/>
+    <w:lsdException w:name="Table Simple 1" w:semiHidden="1" w:unhideWhenUsed="1"/>
+    <w:lsdException w:name="Table Simple 2" w:semiHidden="1" w:unhideWhenUsed="1"/>
+    <w:lsdException w:name="Table Simple 3" w:semiHidden="1" w:unhideWhenUsed="1"/>
+    <w:lsdException w:name="Table Classic 1" w:semiHidden="1" w:unhideWhenUsed="1"/>
+    <w:lsdException w:name="Table Classic 2" w:semiHidden="1" w:unhideWhenUsed="1"/>
+    <w:lsdException w:name="Table Classic 3" w:semiHidden="1" w:unhideWhenUsed="1"/>
+    <w:lsdException w:name="Table Classic 4" w:semiHidden="1" w:unhideWhenUsed="1"/>
+    <w:lsdException w:name="Table Colorful 1" w:semiHidden="1" w:unhideWhenUsed="1"/>
+    <w:lsdException w:name="Table Colorful 2" w:semiHidden="1" w:unhideWhenUsed="1"/>
+    <w:lsdException w:name="Table Colorful 3" w:semiHidden="1" w:unhideWhenUsed="1"/>
+    <w:lsdException w:name="Table Columns 1" w:semiHidden="1" w:unhideWhenUsed="1"/>
+    <w:lsdException w:name="Table Columns 2" w:semiHidden="1" w:unhideWhenUsed="1"/>
+    <w:lsdException w:name="Table Columns 3" w:semiHidden="1" w:unhideWhenUsed="1"/>
+    <w:lsdException w:name="Table Columns 4" w:semiHidden="1" w:unhideWhenUsed="1"/>
+    <w:lsdException w:name="Table Columns 5" w:semiHidden="1" w:unhideWhenUsed="1"/>
+    <w:lsdException w:name="Table Grid 1" w:semiHidden="1" w:unhideWhenUsed="1"/>
+    <w:lsdException w:name="Table Grid 2" w:semiHidden="1" w:unhideWhenUsed="1"/>
+    <w:lsdException w:name="Table Grid 3" w:semiHidden="1" w:unhideWhenUsed="1"/>
+    <w:lsdException w:name="Table Grid 4" w:semiHidden="1" w:unhideWhenUsed="1"/>
+    <w:lsdException w:name="Table Grid 5" w:semiHidden="1" w:unhideWhenUsed="1"/>
+    <w:lsdException w:name="Table Grid 6" w:semiHidden="1" w:unhideWhenUsed="1"/>
+    <w:lsdException w:name="Table Grid 7" w:semiHidden="1" w:unhideWhenUsed="1"/>
+    <w:lsdException w:name="Table Grid 8" w:semiHidden="1" w:unhideWhenUsed="1"/>
+    <w:lsdException w:name="Table List 1" w:semiHidden="1" w:unhideWhenUsed="1"/>
+    <w:lsdException w:name="Table List 2" w:semiHidden="1" w:unhideWhenUsed="1"/>
+    <w:lsdException w:name="Table List 3" w:semiHidden="1" w:unhideWhenUsed="1"/>
+    <w:lsdException w:name="Table List 4" w:semiHidden="1" w:unhideWhenUsed="1"/>
+    <w:lsdException w:name="Table List 5" w:semiHidden="1" w:unhideWhenUsed="1"/>
+    <w:lsdException w:name="Table List 6" w:semiHidden="1" w:unhideWhenUsed="1"/>
+    <w:lsdException w:name="Table List 7" w:semiHidden="1" w:unhideWhenUsed="1"/>
+    <w:lsdException w:name="Table List 8" w:semiHidden="1" w:unhideWhenUsed="1"/>
+    <w:lsdException w:name="Table 3D effects 1" w:semiHidden="1" w:unhideWhenUsed="1"/>
+    <w:lsdException w:name="Table 3D effects 2" w:semiHidden="1" w:unhideWhenUsed="1"/>
+    <w:lsdException w:name="Table 3D effects 3" w:semiHidden="1" w:unhideWhenUsed="1"/>
+    <w:lsdException w:name="Table Contemporary" w:semiHidden="1" w:unhideWhenUsed="1"/>
+    <w:lsdException w:name="Table Elegant" w:semiHidden="1" w:unhideWhenUsed="1"/>
+    <w:lsdException w:name="Table Professional" w:semiHidden="1" w:unhideWhenUsed="1"/>
+    <w:lsdException w:name="Table Subtle 1" w:semiHidden="1" w:unhideWhenUsed="1"/>
+    <w:lsdException w:name="Table Subtle 2" w:semiHidden="1" w:unhideWhenUsed="1"/>
+    <w:lsdException w:name="Table Web 1" w:semiHidden="1" w:unhideWhenUsed="1"/>
+    <w:lsdException w:name="Table Web 2" w:semiHidden="1" w:unhideWhenUsed="1"/>
+    <w:lsdException w:name="Table Web 3" w:semiHidden="1" w:unhideWhenUsed="1"/>
+    <w:lsdException w:name="Balloon Text" w:semiHidden="1" w:unhideWhenUsed="1"/>
+    <w:lsdException w:name="Table Grid" w:uiPriority="39"/>
+    <w:lsdException w:name="Table Theme" w:semiHidden="1" w:unhideWhenUsed="1"/>
+    <w:lsdException w:name="Placeholder Text" w:semiHidden="1"/>
+    <w:lsdException w:name="No Spacing" w:uiPriority="1" w:qFormat="1"/>
+    <w:lsdException w:name="Light Shading" w:uiPriority="60"/>
+    <w:lsdException w:name="Light List" w:uiPriority="61"/>
+    <w:lsdException w:name="Light Grid" w:uiPriority="62"/>
+    <w:lsdException w:name="Medium Shading 1" w:uiPriority="63"/>
+    <w:lsdException w:name="Medium Shading 2" w:uiPriority="64"/>
+    <w:lsdException w:name="Medium List 1" w:uiPriority="65"/>
+    <w:lsdException w:name="Medium List 2" w:uiPriority="66"/>
+    <w:lsdException w:name="Medium Grid 1" w:uiPriority="67"/>
+    <w:lsdException w:name="Medium Grid 2" w:uiPriority="68"/>
+    <w:lsdException w:name="Medium Grid 3" w:uiPriority="69"/>
+    <w:lsdException w:name="Dark List" w:uiPriority="70"/>
+    <w:lsdException w:name="Colorful Shading" w:uiPriority="71"/>
+    <w:lsdException w:name="Colorful List" w:uiPriority="72"/>
+    <w:lsdException w:name="Colorful Grid" w:uiPriority="73"/>
+    <w:lsdException w:name="Light Shading Accent 1" w:uiPriority="60"/>
+    <w:lsdException w:name="Light List Accent 1" w:uiPriority="61"/>
+    <w:lsdException w:name="Light Grid Accent 1" w:uiPriority="62"/>
+    <w:lsdException w:name="Medium Shading 1 Accent 1" w:uiPriority="63"/>
+    <w:lsdException w:name="Medium Shading 2 Accent 1" w:uiPriority="64"/>
+    <w:lsdException w:name="Medium List 1 Accent 1" w:uiPriority="65"/>
+    <w:lsdException w:name="Revision" w:semiHidden="1"/>
+    <w:lsdException w:name="List Paragraph" w:uiPriority="34" w:qFormat="1"/>
+    <w:lsdException w:name="Quote" w:uiPriority="29" w:qFormat="1"/>
+    <w:lsdException w:name="Intense Quote" w:uiPriority="30" w:qFormat="1"/>
+    <w:lsdException w:name="Medium List 2 Accent 1" w:uiPriority="66"/>
+    <w:lsdException w:name="Medium Grid 1 Accent 1" w:uiPriority="67"/>
+    <w:lsdException w:name="Medium Grid 2 Accent 1" w:uiPriority="68"/>
+    <w:lsdException w:name="Medium Grid 3 Accent 1" w:uiPriority="69"/>
+    <w:lsdException w:name="Dark List Accent 1" w:uiPriority="70"/>
+    <w:lsdException w:name="Colorful Shading Accent 1" w:uiPriority="71"/>
+    <w:lsdException w:name="Colorful List Accent 1" w:uiPriority="72"/>
+    <w:lsdException w:name="Colorful Grid Accent 1" w:uiPriority="73"/>
+    <w:lsdException w:name="Light Shading Accent 2" w:uiPriority="60"/>
+    <w:lsdException w:name="Light List Accent 2" w:uiPriority="61"/>
+    <w:lsdException w:name="Light Grid Accent 2" w:uiPriority="62"/>
+    <w:lsdException w:name="Medium Shading 1 Accent 2" w:uiPriority="63"/>
+    <w:lsdException w:name="Medium Shading 2 Accent 2" w:uiPriority="64"/>
+    <w:lsdException w:name="Medium List 1 Accent 2" w:uiPriority="65"/>
+    <w:lsdException w:name="Medium List 2 Accent 2" w:uiPriority="66"/>
+    <w:lsdException w:name="Medium Grid 1 Accent 2" w:uiPriority="67"/>
+    <w:lsdException w:name="Medium Grid 2 Accent 2" w:uiPriority="68"/>
+    <w:lsdException w:name="Medium Grid 3 Accent 2" w:uiPriority="69"/>
+    <w:lsdException w:name="Dark List Accent 2" w:uiPriority="70"/>
+    <w:lsdException w:name="Colorful Shading Accent 2" w:uiPriority="71"/>
+    <w:lsdException w:name="Colorful List Accent 2" w:uiPriority="72"/>
+    <w:lsdException w:name="Colorful Grid Accent 2" w:uiPriority="73"/>
+    <w:lsdException w:name="Light Shading Accent 3" w:uiPriority="60"/>
+    <w:lsdException w:name="Light List Accent 3" w:uiPriority="61"/>
+    <w:lsdException w:name="Light Grid Accent 3" w:uiPriority="62"/>
+    <w:lsdException w:name="Medium Shading 1 Accent 3" w:uiPriority="63"/>
+    <w:lsdException w:name="Medium Shading 2 Accent 3" w:uiPriority="64"/>
+    <w:lsdException w:name="Medium List 1 Accent 3" w:uiPriority="65"/>
+    <w:lsdException w:name="Medium List 2 Accent 3" w:uiPriority="66"/>
+    <w:lsdException w:name="Medium Grid 1 Accent 3" w:uiPriority="67"/>
+    <w:lsdException w:name="Medium Grid 2 Accent 3" w:uiPriority="68"/>
+    <w:lsdException w:name="Medium Grid 3 Accent 3" w:uiPriority="69"/>
+    <w:lsdException w:name="Dark List Accent 3" w:uiPriority="70"/>
+    <w:lsdException w:name="Colorful Shading Accent 3" w:uiPriority="71"/>
+    <w:lsdException w:name="Colorful List Accent 3" w:uiPriority="72"/>
+    <w:lsdException w:name="Colorful Grid Accent 3" w:uiPriority="73"/>
+    <w:lsdException w:name="Light Shading Accent 4" w:uiPriority="60"/>
+    <w:lsdException w:name="Light List Accent 4" w:uiPriority="61"/>
+    <w:lsdException w:name="Light Grid Accent 4" w:uiPriority="62"/>
+    <w:lsdException w:name="Medium Shading 1 Accent 4" w:uiPriority="63"/>
+    <w:lsdException w:name="Medium Shading 2 Accent 4" w:uiPriority="64"/>
+    <w:lsdException w:name="Medium List 1 Accent 4" w:uiPriority="65"/>
+    <w:lsdException w:name="Medium List 2 Accent 4" w:uiPriority="66"/>
+    <w:lsdException w:name="Medium Grid 1 Accent 4" w:uiPriority="67"/>
+    <w:lsdException w:name="Medium Grid 2 Accent 4" w:uiPriority="68"/>
+    <w:lsdException w:name="Medium Grid 3 Accent 4" w:uiPriority="69"/>
+    <w:lsdException w:name="Dark List Accent 4" w:uiPriority="70"/>
+    <w:lsdException w:name="Colorful Shading Accent 4" w:uiPriority="71"/>
+    <w:lsdException w:name="Colorful List Accent 4" w:uiPriority="72"/>
+    <w:lsdException w:name="Colorful Grid Accent 4" w:uiPriority="73"/>
+    <w:lsdException w:name="Light Shading Accent 5" w:uiPriority="60"/>
+    <w:lsdException w:name="Light List Accent 5" w:uiPriority="61"/>
+    <w:lsdException w:name="Light Grid Accent 5" w:uiPriority="62"/>
+    <w:lsdException w:name="Medium Shading 1 Accent 5" w:uiPriority="63"/>
+    <w:lsdException w:name="Medium Shading 2 Accent 5" w:uiPriority="64"/>
+    <w:lsdException w:name="Medium List 1 Accent 5" w:uiPriority="65"/>
+    <w:lsdException w:name="Medium List 2 Accent 5" w:uiPriority="66"/>
+    <w:lsdException w:name="Medium Grid 1 Accent 5" w:uiPriority="67"/>
+    <w:lsdException w:name="Medium Grid 2 Accent 5" w:uiPriority="68"/>
+    <w:lsdException w:name="Medium Grid 3 Accent 5" w:uiPriority="69"/>
+    <w:lsdException w:name="Dark List Accent 5" w:uiPriority="70"/>
+    <w:lsdException w:name="Colorful Shading Accent 5" w:uiPriority="71"/>
+    <w:lsdException w:name="Colorful List Accent 5" w:uiPriority="72"/>
+    <w:lsdException w:name="Colorful Grid Accent 5" w:uiPriority="73"/>
+    <w:lsdException w:name="Light Shading Accent 6" w:uiPriority="60"/>
+    <w:lsdException w:name="Light List Accent 6" w:uiPriority="61"/>
+    <w:lsdException w:name="Light Grid Accent 6" w:uiPriority="62"/>
+    <w:lsdException w:name="Medium Shading 1 Accent 6" w:uiPriority="63"/>
+    <w:lsdException w:name="Medium Shading 2 Accent 6" w:uiPriority="64"/>
+    <w:lsdException w:name="Medium List 1 Accent 6" w:uiPriority="65"/>
+    <w:lsdException w:name="Medium List 2 Accent 6" w:uiPriority="66"/>
+    <w:lsdException w:name="Medium Grid 1 Accent 6" w:uiPriority="67"/>
+    <w:lsdException w:name="Medium Grid 2 Accent 6" w:uiPriority="68"/>
+    <w:lsdException w:name="Medium Grid 3 Accent 6" w:uiPriority="69"/>
+    <w:lsdException w:name="Dark List Accent 6" w:uiPriority="70"/>
+    <w:lsdException w:name="Colorful Shading Accent 6" w:uiPriority="71"/>
+    <w:lsdException w:name="Colorful List Accent 6" w:uiPriority="72"/>
+    <w:lsdException w:name="Colorful Grid Accent 6" w:uiPriority="73"/>
+    <w:lsdException w:name="Subtle Emphasis" w:uiPriority="19" w:qFormat="1"/>
+    <w:lsdException w:name="Intense Emphasis" w:uiPriority="21" w:qFormat="1"/>
+    <w:lsdException w:name="Subtle Reference" w:uiPriority="31" w:qFormat="1"/>
+    <w:lsdException w:name="Intense Reference" w:uiPriority="32" w:qFormat="1"/>
+    <w:lsdException w:name="Book Title" w:uiPriority="33" w:qFormat="1"/>
+    <w:lsdException w:name="Bibliography" w:semiHidden="1" w:uiPriority="37" w:unhideWhenUsed="1"/>
+    <w:lsdException w:name="TOC Heading" w:semiHidden="1" w:uiPriority="39" w:unhideWhenUsed="1" w:qFormat="1"/>
+    <w:lsdException w:name="Plain Table 1" w:uiPriority="41"/>
+    <w:lsdException w:name="Plain Table 2" w:uiPriority="42"/>
+    <w:lsdException w:name="Plain Table 3" w:uiPriority="43"/>
+    <w:lsdException w:name="Plain Table 4" w:uiPriority="44"/>
+    <w:lsdException w:name="Plain Table 5" w:uiPriority="45"/>
+    <w:lsdException w:name="Grid Table Light" w:uiPriority="40"/>
+    <w:lsdException w:name="Grid Table 1 Light" w:uiPriority="46"/>
+    <w:lsdException w:name="Grid Table 2" w:uiPriority="47"/>
+    <w:lsdException w:name="Grid Table 3" w:uiPriority="48"/>
+    <w:lsdException w:name="Grid Table 4" w:uiPriority="49"/>
+    <w:lsdException w:name="Grid Table 5 Dark" w:uiPriority="50"/>
+    <w:lsdException w:name="Grid Table 6 Colorful" w:uiPriority="51"/>
+    <w:lsdException w:name="Grid Table 7 Colorful" w:uiPriority="52"/>
+    <w:lsdException w:name="Grid Table 1 Light Accent 1" w:uiPriority="46"/>
+    <w:lsdException w:name="Grid Table 2 Accent 1" w:uiPriority="47"/>
+    <w:lsdException w:name="Grid Table 3 Accent 1" w:uiPriority="48"/>
+    <w:lsdException w:name="Grid Table 4 Accent 1" w:uiPriority="49"/>
+    <w:lsdException w:name="Grid Table 5 Dark Accent 1" w:uiPriority="50"/>
+    <w:lsdException w:name="Grid Table 6 Colorful Accent 1" w:uiPriority="51"/>
+    <w:lsdException w:name="Grid Table 7 Colorful Accent 1" w:uiPriority="52"/>
+    <w:lsdException w:name="Grid Table 1 Light Accent 2" w:uiPriority="46"/>
+    <w:lsdException w:name="Grid Table 2 Accent 2" w:uiPriority="47"/>
+    <w:lsdException w:name="Grid Table 3 Accent 2" w:uiPriority="48"/>
+    <w:lsdException w:name="Grid Table 4 Accent 2" w:uiPriority="49"/>
+    <w:lsdException w:name="Grid Table 5 Dark Accent 2" w:uiPriority="50"/>
+    <w:lsdException w:name="Grid Table 6 Colorful Accent 2" w:uiPriority="51"/>
+    <w:lsdException w:name="Grid Table 7 Colorful Accent 2" w:uiPriority="52"/>
+    <w:lsdException w:name="Grid Table 1 Light Accent 3" w:uiPriority="46"/>
+    <w:lsdException w:name="Grid Table 2 Accent 3" w:uiPriority="47"/>
+    <w:lsdException w:name="Grid Table 3 Accent 3" w:uiPriority="48"/>
+    <w:lsdException w:name="Grid Table 4 Accent 3" w:uiPriority="49"/>
+    <w:lsdException w:name="Grid Table 5 Dark Accent 3" w:uiPriority="50"/>
+    <w:lsdException w:name="Grid Table 6 Colorful Accent 3" w:uiPriority="51"/>
+    <w:lsdException w:name="Grid Table 7 Colorful Accent 3" w:uiPriority="52"/>
+    <w:lsdException w:name="Grid Table 1 Light Accent 4" w:uiPriority="46"/>
+    <w:lsdException w:name="Grid Table 2 Accent 4" w:uiPriority="47"/>
+    <w:lsdException w:name="Grid Table 3 Accent 4" w:uiPriority="48"/>
+    <w:lsdException w:name="Grid Table 4 Accent 4" w:uiPriority="49"/>
+    <w:lsdException w:name="Grid Table 5 Dark Accent 4" w:uiPriority="50"/>
+    <w:lsdException w:name="Grid Table 6 Colorful Accent 4" w:uiPriority="51"/>
+    <w:lsdException w:name="Grid Table 7 Colorful Accent 4" w:uiPriority="52"/>
+    <w:lsdException w:name="Grid Table 1 Light Accent 5" w:uiPriority="46"/>
+    <w:lsdException w:name="Grid Table 2 Accent 5" w:uiPriority="47"/>
+    <w:lsdException w:name="Grid Table 3 Accent 5" w:uiPriority="48"/>
+    <w:lsdException w:name="Grid Table 4 Accent 5" w:uiPriority="49"/>
+    <w:lsdException w:name="Grid Table 5 Dark Accent 5" w:uiPriority="50"/>
+    <w:lsdException w:name="Grid Table 6 Colorful Accent 5" w:uiPriority="51"/>
+    <w:lsdException w:name="Grid Table 7 Colorful Accent 5" w:uiPriority="52"/>
+    <w:lsdException w:name="Grid Table 1 Light Accent 6" w:uiPriority="46"/>
+    <w:lsdException w:name="Grid Table 2 Accent 6" w:uiPriority="47"/>
+    <w:lsdException w:name="Grid Table 3 Accent 6" w:uiPriority="48"/>
+    <w:lsdException w:name="Grid Table 4 Accent 6" w:uiPriority="49"/>
+    <w:lsdException w:name="Grid Table 5 Dark Accent 6" w:uiPriority="50"/>
+    <w:lsdException w:name="Grid Table 6 Colorful Accent 6" w:uiPriority="51"/>
+    <w:lsdException w:name="Grid Table 7 Colorful Accent 6" w:uiPriority="52"/>
+    <w:lsdException w:name="List Table 1 Light" w:uiPriority="46"/>
+    <w:lsdException w:name="List Table 2" w:uiPriority="47"/>
+    <w:lsdException w:name="List Table 3" w:uiPriority="48"/>
+    <w:lsdException w:name="List Table 4" w:uiPriority="49"/>
+    <w:lsdException w:name="List Table 5 Dark" w:uiPriority="50"/>
+    <w:lsdException w:name="List Table 6 Colorful" w:uiPriority="51"/>
+    <w:lsdException w:name="List Table 7 Colorful" w:uiPriority="52"/>
+    <w:lsdException w:name="List Table 1 Light Accent 1" w:uiPriority="46"/>
+    <w:lsdException w:name="List Table 2 Accent 1" w:uiPriority="47"/>
+    <w:lsdException w:name="List Table 3 Accent 1" w:uiPriority="48"/>
+    <w:lsdException w:name="List Table 4 Accent 1" w:uiPriority="49"/>
+    <w:lsdException w:name="List Table 5 Dark Accent 1" w:uiPriority="50"/>
+    <w:lsdException w:name="List Table 6 Colorful Accent 1" w:uiPriority="51"/>
+    <w:lsdException w:name="List Table 7 Colorful Accent 1" w:uiPriority="52"/>
+    <w:lsdException w:name="List Table 1 Light Accent 2" w:uiPriority="46"/>
+    <w:lsdException w:name="List Table 2 Accent 2" w:uiPriority="47"/>
+    <w:lsdException w:name="List Table 3 Accent 2" w:uiPriority="48"/>
+    <w:lsdException w:name="List Table 4 Accent 2" w:uiPriority="49"/>
+    <w:lsdException w:name="List Table 5 Dark Accent 2" w:uiPriority="50"/>
+    <w:lsdException w:name="List Table 6 Colorful Accent 2" w:uiPriority="51"/>
+    <w:lsdException w:name="List Table 7 Colorful Accent 2" w:uiPriority="52"/>
+    <w:lsdException w:name="List Table 1 Light Accent 3" w:uiPriority="46"/>
+    <w:lsdException w:name="List Table 2 Accent 3" w:uiPriority="47"/>
+    <w:lsdException w:name="List Table 3 Accent 3" w:uiPriority="48"/>
+    <w:lsdException w:name="List Table 4 Accent 3" w:uiPriority="49"/>
+    <w:lsdException w:name="List Table 5 Dark Accent 3" w:uiPriority="50"/>
+    <w:lsdException w:name="List Table 6 Colorful Accent 3" w:uiPriority="51"/>
+    <w:lsdException w:name="List Table 7 Colorful Accent 3" w:uiPriority="52"/>
+    <w:lsdException w:name="List Table 1 Light Accent 4" w:uiPriority="46"/>
+    <w:lsdException w:name="List Table 2 Accent 4" w:uiPriority="47"/>
+    <w:lsdException w:name="List Table 3 Accent 4" w:uiPriority="48"/>
+    <w:lsdException w:name="List Table 4 Accent 4" w:uiPriority="49"/>
+    <w:lsdException w:name="List Table 5 Dark Accent 4" w:uiPriority="50"/>
+    <w:lsdException w:name="List Table 6 Colorful Accent 4" w:uiPriority="51"/>
+    <w:lsdException w:name="List Table 7 Colorful Accent 4" w:uiPriority="52"/>
+    <w:lsdException w:name="List Table 1 Light Accent 5" w:uiPriority="46"/>
+    <w:lsdException w:name="List Table 2 Accent 5" w:uiPriority="47"/>
+    <w:lsdException w:name="List Table 3 Accent 5" w:uiPriority="48"/>
+    <w:lsdException w:name="List Table 4 Accent 5" w:uiPriority="49"/>
+    <w:lsdException w:name="List Table 5 Dark Accent 5" w:uiPriority="50"/>
+    <w:lsdException w:name="List Table 6 Colorful Accent 5" w:uiPriority="51"/>
+    <w:lsdException w:name="List Table 7 Colorful Accent 5" w:uiPriority="52"/>
+    <w:lsdException w:name="List Table 1 Light Accent 6" w:uiPriority="46"/>
+    <w:lsdException w:name="List Table 2 Accent 6" w:uiPriority="47"/>
+    <w:lsdException w:name="List Table 3 Accent 6" w:uiPriority="48"/>
+    <w:lsdException w:name="List Table 4 Accent 6" w:uiPriority="49"/>
+    <w:lsdException w:name="List Table 5 Dark Accent 6" w:uiPriority="50"/>
+    <w:lsdException w:name="List Table 6 Colorful Accent 6" w:uiPriority="51"/>
+    <w:lsdException w:name="List Table 7 Colorful Accent 6" w:uiPriority="52"/>
+    <w:lsdException w:name="Mention" w:semiHidden="1" w:unhideWhenUsed="1"/>
+    <w:lsdException w:name="Smart Hyperlink" w:semiHidden="1" w:unhideWhenUsed="1"/>
+    <w:lsdException w:name="Hashtag" w:semiHidden="1" w:unhideWhenUsed="1"/>
+    <w:lsdException w:name="Unresolved Mention" w:semiHidden="1" w:unhideWhenUsed="1"/>
+    <w:lsdException w:name="Smart Link" w:semiHidden="1" w:unhideWhenUsed="1"/>
+  </w:latentStyles>
+  <w:style w:type="paragraph" w:default="1" w:styleId="Normal">
+    <w:name w:val="Normal"/>
+    <w:qFormat/>
+  </w:style>
+  <w:style w:type="character" w:default="1" w:styleId="DefaultParagraphFont">
+    <w:name w:val="Default Paragraph Font"/>
+    <w:uiPriority w:val="1"/>
+    <w:semiHidden/>
+    <w:unhideWhenUsed/>
+  </w:style>
+  <w:style w:type="table" w:default="1" w:styleId="TableNormal">
+    <w:name w:val="Normal Table"/>
+    <w:uiPriority w:val="99"/>
+    <w:semiHidden/>
+    <w:unhideWhenUsed/>
+    <w:tblPr>
+      <w:tblInd w:w="0" w:type="dxa"/>
+      <w:tblCellMar>
+        <w:top w:w="0" w:type="dxa"/>
+        <w:left w:w="108" w:type="dxa"/>
+        <w:bottom w:w="0" w:type="dxa"/>
+        <w:right w:w="108" w:type="dxa"/>
+      </w:tblCellMar>
+    </w:tblPr>
+  </w:style>
+  <w:style w:type="numbering" w:default="1" w:styleId="NoList">
+    <w:name w:val="No List"/>
+    <w:uiPriority w:val="99"/>
+    <w:semiHidden/>
+    <w:unhideWhenUsed/>
+  </w:style>
+  <w:style w:type="character" w:styleId="PlaceholderText">
+    <w:name w:val="Placeholder Text"/>
+    <w:basedOn w:val="DefaultParagraphFont"/>
+    <w:uiPriority w:val="99"/>
+    <w:semiHidden/>
+    <w:rsid w:val="00580938"/>
+    <w:rPr>
+      <w:color w:val="666666"/>
+    </w:rPr>
+  </w:style>
+</w:styles>
+</file>
+
+<file path=word/glossary/webSettings.xml><?xml version="1.0" encoding="utf-8"?>
+<w:webSettings xmlns:mc="http://schemas.openxmlformats.org/markup-compatibility/2006" xmlns:r="http://schemas.openxmlformats.org/officeDocument/2006/relationships" xmlns:w="http://schemas.openxmlformats.org/wordprocessingml/2006/main" xmlns:w14="http://schemas.microsoft.com/office/word/2010/wordml" xmlns:w15="http://schemas.microsoft.com/office/word/2012/wordml" xmlns:w16cex="http://schemas.microsoft.com/office/word/2018/wordml/cex" xmlns:w16cid="http://schemas.microsoft.com/office/word/2016/wordml/cid" xmlns:w16="http://schemas.microsoft.com/office/word/2018/wordml" xmlns:w16sdtdh="http://schemas.microsoft.com/office/word/2020/wordml/sdtdatahash" xmlns:w16se="http://schemas.microsoft.com/office/word/2015/wordml/symex" mc:Ignorable="w14 w15 w16se w16cid w16 w16cex w16sdtdh">
+  <w:optimizeForBrowser/>
+  <w:allowPNG/>
+</w:webSettings>
 </file>
 
 <file path=word/theme/theme1.xml><?xml version="1.0" encoding="utf-8"?>
@@ -19762,4 +19345,43 @@
     </a:ext>
   </a:extLst>
 </a:theme>
+</file>
+
+<file path=customXml/item1.xml><?xml version="1.0" encoding="utf-8"?>
+<GTBClassification>
+  <attrValue xml:space="preserve">Public</attrValue>
+  <customPropName>Classification</customPropName>
+  <timestamp>11/12/2025 3:42:09 PM</timestamp>
+  <userName>UNOMINDA\Ex0160</userName>
+  <computerName>9901-LT-0749.UNOMINDA.COM</computerName>
+  <guid>{c9e31483-a74b-480a-9457-ddc8945dde60}</guid>
+  <ftr>
+    <r>
+      <fontName>arial</fontName>
+      <fontColor>000000</fontColor>
+      <fontSize>9</fontSize>
+      <b/>
+      <text xml:space="preserve">Classification:</text>
+    </r>
+    <r>
+      <fontName>arial</fontName>
+      <fontColor>000000</fontColor>
+      <fontSize>9</fontSize>
+      <text xml:space="preserve"> </text>
+    </r>
+    <r>
+      <fontName>arial</fontName>
+      <fontColor>0062B1</fontColor>
+      <fontSize>9</fontSize>
+      <b/>
+      <text xml:space="preserve">4) Public</text>
+    </r>
+  </ftr>
+</GTBClassification>
+</file>
+
+<file path=customXml/itemProps1.xml><?xml version="1.0" encoding="utf-8"?>
+<ds:datastoreItem xmlns:ds="http://schemas.openxmlformats.org/officeDocument/2006/customXml" ds:itemID="{AC480055-D6EF-46B8-8B55-5F9E6B3350C3}">
+  <ds:schemaRefs/>
+</ds:datastoreItem>
 </file>